--- a/docs/project-management/03_Design/lld/lld-01/Northwind-LLD-01-001-Design-Process-PhysicalVirtual-Components.docx
+++ b/docs/project-management/03_Design/lld/lld-01/Northwind-LLD-01-001-Design-Process-PhysicalVirtual-Components.docx
@@ -3,174 +3,733 @@
 <w:document xmlns:wpc="http://schemas.microsoft.com/office/word/2010/wordprocessingCanvas" xmlns:cx="http://schemas.microsoft.com/office/drawing/2014/chartex" xmlns:cx1="http://schemas.microsoft.com/office/drawing/2015/9/8/chartex" xmlns:cx2="http://schemas.microsoft.com/office/drawing/2015/10/21/chartex" xmlns:cx3="http://schemas.microsoft.com/office/drawing/2016/5/9/chartex" xmlns:cx4="http://schemas.microsoft.com/office/drawing/2016/5/10/chartex" xmlns:cx5="http://schemas.microsoft.com/office/drawing/2016/5/11/chartex" xmlns:cx6="http://schemas.microsoft.com/office/drawing/2016/5/12/chartex" xmlns:cx7="http://schemas.microsoft.com/office/drawing/2016/5/13/chartex" xmlns:cx8="http://schemas.microsoft.com/office/drawing/2016/5/14/chartex" xmlns:mc="http://schemas.openxmlformats.org/markup-compatibility/2006" xmlns:aink="http://schemas.microsoft.com/office/drawing/2016/ink" xmlns:am3d="http://schemas.microsoft.com/office/drawing/2017/model3d" xmlns:o="urn:schemas-microsoft-com:office:office" xmlns:oel="http://schemas.microsoft.com/office/2019/extlst" xmlns:r="http://schemas.openxmlformats.org/officeDocument/2006/relationships" xmlns:m="http://schemas.openxmlformats.org/officeDocument/2006/math" xmlns:v="urn:schemas-microsoft-com:vml" xmlns:wp14="http://schemas.microsoft.com/office/word/2010/wordprocessingDrawing" xmlns:wp="http://schemas.openxmlformats.org/drawingml/2006/wordprocessingDrawing" xmlns:w10="urn:schemas-microsoft-com:office:word" xmlns:w="http://schemas.openxmlformats.org/wordprocessingml/2006/main" xmlns:w14="http://schemas.microsoft.com/office/word/2010/wordml" xmlns:w15="http://schemas.microsoft.com/office/word/2012/wordml" xmlns:w16cex="http://schemas.microsoft.com/office/word/2018/wordml/cex" xmlns:w16cid="http://schemas.microsoft.com/office/word/2016/wordml/cid" xmlns:w16="http://schemas.microsoft.com/office/word/2018/wordml" xmlns:w16du="http://schemas.microsoft.com/office/word/2023/wordml/word16du" xmlns:w16sdtdh="http://schemas.microsoft.com/office/word/2020/wordml/sdtdatahash" xmlns:w16sdtfl="http://schemas.microsoft.com/office/word/2024/wordml/sdtformatlock" xmlns:w16se="http://schemas.microsoft.com/office/word/2015/wordml/symex" xmlns:wpg="http://schemas.microsoft.com/office/word/2010/wordprocessingGroup" xmlns:wpi="http://schemas.microsoft.com/office/word/2010/wordprocessingInk" xmlns:wne="http://schemas.microsoft.com/office/word/2006/wordml" xmlns:wps="http://schemas.microsoft.com/office/word/2010/wordprocessingShape" mc:Ignorable="w14 w15 w16se w16cid w16 w16cex w16sdtdh w16sdtfl w16du wp14">
   <w:body>
     <w:p>
-      <w:r>
+      <w:pPr>
         <w:rPr>
           <w:b/>
           <w:bCs/>
         </w:rPr>
-        <w:t>Design Question:</w:t>
-      </w:r>
-      <w:r>
-        <w:br/>
-        <w:t>What physical and virtual components are required for the first implementation?</w:t>
-      </w:r>
-    </w:p>
-    <w:p>
-      <w:pPr>
+      </w:pPr>
+      <w:r>
         <w:rPr>
           <w:b/>
           <w:bCs/>
         </w:rPr>
-      </w:pPr>
-      <w:r>
+        <w:t>LLD-01-001 — Physical &amp; Virtual Infrastructure</w:t>
+      </w:r>
+    </w:p>
+    <w:p>
+      <w:r>
+        <w:t>Project Redstone | Northwind Outdoor Ltd. | Design Process Working Paper</w:t>
+      </w:r>
+    </w:p>
+    <w:tbl>
+      <w:tblPr>
+        <w:tblW w:w="0" w:type="auto"/>
+        <w:tblCellSpacing w:w="15" w:type="dxa"/>
+        <w:tblCellMar>
+          <w:top w:w="15" w:type="dxa"/>
+          <w:left w:w="15" w:type="dxa"/>
+          <w:bottom w:w="15" w:type="dxa"/>
+          <w:right w:w="15" w:type="dxa"/>
+        </w:tblCellMar>
+        <w:tblLook w:val="04A0" w:firstRow="1" w:lastRow="0" w:firstColumn="1" w:lastColumn="0" w:noHBand="0" w:noVBand="1"/>
+      </w:tblPr>
+      <w:tblGrid>
+        <w:gridCol w:w="1637"/>
+        <w:gridCol w:w="7435"/>
+      </w:tblGrid>
+      <w:tr>
+        <w:trPr>
+          <w:tblCellSpacing w:w="15" w:type="dxa"/>
+        </w:trPr>
+        <w:tc>
+          <w:tcPr>
+            <w:tcW w:w="0" w:type="auto"/>
+            <w:vAlign w:val="center"/>
+            <w:hideMark/>
+          </w:tcPr>
+          <w:p>
+            <w:pPr>
+              <w:rPr>
+                <w:b/>
+                <w:bCs/>
+              </w:rPr>
+            </w:pPr>
+            <w:r>
+              <w:rPr>
+                <w:b/>
+                <w:bCs/>
+              </w:rPr>
+              <w:t>Document control</w:t>
+            </w:r>
+          </w:p>
+        </w:tc>
+        <w:tc>
+          <w:tcPr>
+            <w:tcW w:w="0" w:type="auto"/>
+            <w:vAlign w:val="center"/>
+            <w:hideMark/>
+          </w:tcPr>
+          <w:p>
+            <w:pPr>
+              <w:rPr>
+                <w:b/>
+                <w:bCs/>
+              </w:rPr>
+            </w:pPr>
+            <w:r>
+              <w:rPr>
+                <w:b/>
+                <w:bCs/>
+              </w:rPr>
+              <w:t>Details</w:t>
+            </w:r>
+          </w:p>
+        </w:tc>
+      </w:tr>
+      <w:tr>
+        <w:trPr>
+          <w:tblCellSpacing w:w="15" w:type="dxa"/>
+        </w:trPr>
+        <w:tc>
+          <w:tcPr>
+            <w:tcW w:w="0" w:type="auto"/>
+            <w:vAlign w:val="center"/>
+            <w:hideMark/>
+          </w:tcPr>
+          <w:p>
+            <w:r>
+              <w:t>Document ID</w:t>
+            </w:r>
+          </w:p>
+        </w:tc>
+        <w:tc>
+          <w:tcPr>
+            <w:tcW w:w="0" w:type="auto"/>
+            <w:vAlign w:val="center"/>
+            <w:hideMark/>
+          </w:tcPr>
+          <w:p>
+            <w:r>
+              <w:t>LLD-01-001</w:t>
+            </w:r>
+          </w:p>
+        </w:tc>
+      </w:tr>
+      <w:tr>
+        <w:trPr>
+          <w:tblCellSpacing w:w="15" w:type="dxa"/>
+        </w:trPr>
+        <w:tc>
+          <w:tcPr>
+            <w:tcW w:w="0" w:type="auto"/>
+            <w:vAlign w:val="center"/>
+            <w:hideMark/>
+          </w:tcPr>
+          <w:p>
+            <w:r>
+              <w:t>Design question</w:t>
+            </w:r>
+          </w:p>
+        </w:tc>
+        <w:tc>
+          <w:tcPr>
+            <w:tcW w:w="0" w:type="auto"/>
+            <w:vAlign w:val="center"/>
+            <w:hideMark/>
+          </w:tcPr>
+          <w:p>
+            <w:r>
+              <w:t>Q01 — What physical and virtual components are required for the first implementation?</w:t>
+            </w:r>
+          </w:p>
+        </w:tc>
+      </w:tr>
+      <w:tr>
+        <w:trPr>
+          <w:tblCellSpacing w:w="15" w:type="dxa"/>
+        </w:trPr>
+        <w:tc>
+          <w:tcPr>
+            <w:tcW w:w="0" w:type="auto"/>
+            <w:vAlign w:val="center"/>
+            <w:hideMark/>
+          </w:tcPr>
+          <w:p>
+            <w:r>
+              <w:t>Revision</w:t>
+            </w:r>
+          </w:p>
+        </w:tc>
+        <w:tc>
+          <w:tcPr>
+            <w:tcW w:w="0" w:type="auto"/>
+            <w:vAlign w:val="center"/>
+            <w:hideMark/>
+          </w:tcPr>
+          <w:p>
+            <w:r>
+              <w:t>v1.1 — Proposed amendment</w:t>
+            </w:r>
+          </w:p>
+        </w:tc>
+      </w:tr>
+      <w:tr>
+        <w:trPr>
+          <w:tblCellSpacing w:w="15" w:type="dxa"/>
+        </w:trPr>
+        <w:tc>
+          <w:tcPr>
+            <w:tcW w:w="0" w:type="auto"/>
+            <w:vAlign w:val="center"/>
+            <w:hideMark/>
+          </w:tcPr>
+          <w:p>
+            <w:r>
+              <w:t>Status</w:t>
+            </w:r>
+          </w:p>
+        </w:tc>
+        <w:tc>
+          <w:tcPr>
+            <w:tcW w:w="0" w:type="auto"/>
+            <w:vAlign w:val="center"/>
+            <w:hideMark/>
+          </w:tcPr>
+          <w:p>
+            <w:r>
+              <w:t>Draft for Technical Review</w:t>
+            </w:r>
+          </w:p>
+        </w:tc>
+      </w:tr>
+      <w:tr>
+        <w:trPr>
+          <w:tblCellSpacing w:w="15" w:type="dxa"/>
+        </w:trPr>
+        <w:tc>
+          <w:tcPr>
+            <w:tcW w:w="0" w:type="auto"/>
+            <w:vAlign w:val="center"/>
+            <w:hideMark/>
+          </w:tcPr>
+          <w:p>
+            <w:r>
+              <w:t>Design area</w:t>
+            </w:r>
+          </w:p>
+        </w:tc>
+        <w:tc>
+          <w:tcPr>
+            <w:tcW w:w="0" w:type="auto"/>
+            <w:vAlign w:val="center"/>
+            <w:hideMark/>
+          </w:tcPr>
+          <w:p>
+            <w:r>
+              <w:t>LLD-01 — Platform &amp; Infrastructure Foundation</w:t>
+            </w:r>
+          </w:p>
+        </w:tc>
+      </w:tr>
+      <w:tr>
+        <w:trPr>
+          <w:tblCellSpacing w:w="15" w:type="dxa"/>
+        </w:trPr>
+        <w:tc>
+          <w:tcPr>
+            <w:tcW w:w="0" w:type="auto"/>
+            <w:vAlign w:val="center"/>
+            <w:hideMark/>
+          </w:tcPr>
+          <w:p>
+            <w:r>
+              <w:t>Related designs</w:t>
+            </w:r>
+          </w:p>
+        </w:tc>
+        <w:tc>
+          <w:tcPr>
+            <w:tcW w:w="0" w:type="auto"/>
+            <w:vAlign w:val="center"/>
+            <w:hideMark/>
+          </w:tcPr>
+          <w:p>
+            <w:r>
+              <w:t>LLD-02, LLD-06, LLD-07, LLD-09, LLD-12</w:t>
+            </w:r>
+          </w:p>
+        </w:tc>
+      </w:tr>
+      <w:tr>
+        <w:trPr>
+          <w:tblCellSpacing w:w="15" w:type="dxa"/>
+        </w:trPr>
+        <w:tc>
+          <w:tcPr>
+            <w:tcW w:w="0" w:type="auto"/>
+            <w:vAlign w:val="center"/>
+            <w:hideMark/>
+          </w:tcPr>
+          <w:p>
+            <w:r>
+              <w:t>Change purpose</w:t>
+            </w:r>
+          </w:p>
+        </w:tc>
+        <w:tc>
+          <w:tcPr>
+            <w:tcW w:w="0" w:type="auto"/>
+            <w:vAlign w:val="center"/>
+            <w:hideMark/>
+          </w:tcPr>
+          <w:p>
+            <w:r>
+              <w:t>Reconcile original infrastructure decisions with the subsequent detailed designs and Sprint 1 implementation</w:t>
+            </w:r>
+          </w:p>
+        </w:tc>
+      </w:tr>
+    </w:tbl>
+    <w:p>
+      <w:pPr>
         <w:rPr>
           <w:b/>
           <w:bCs/>
         </w:rPr>
-        <w:t>Requirements / Design Inputs</w:t>
-      </w:r>
-    </w:p>
-    <w:p>
-      <w:r>
-        <w:t>The initial infrastructure must provide sufficient compute, memory, storage and network resources to host the Northwind v1 Linux environment while remaining aligned with the approved HLD architecture.</w:t>
-      </w:r>
-    </w:p>
-    <w:p>
-      <w:r>
-        <w:t>Relevant architectural considerations include:</w:t>
-      </w:r>
-    </w:p>
-    <w:p>
-      <w:pPr>
-        <w:numPr>
-          <w:ilvl w:val="0"/>
-          <w:numId w:val="1"/>
-        </w:numPr>
       </w:pPr>
       <w:r>
         <w:rPr>
           <w:b/>
           <w:bCs/>
         </w:rPr>
-        <w:t>DD-001 – Compute / Virtualisation:</w:t>
-      </w:r>
-      <w:r>
-        <w:t xml:space="preserve"> Northwind v1 will use a standardised virtualised compute platform, with </w:t>
-      </w:r>
-      <w:proofErr w:type="spellStart"/>
-      <w:r>
-        <w:t>Proxmox</w:t>
-      </w:r>
-      <w:proofErr w:type="spellEnd"/>
-      <w:r>
-        <w:t xml:space="preserve"> selected as the virtualisation technology.</w:t>
-      </w:r>
-    </w:p>
-    <w:p>
-      <w:pPr>
-        <w:numPr>
-          <w:ilvl w:val="0"/>
-          <w:numId w:val="1"/>
-        </w:numPr>
-      </w:pPr>
-      <w:r>
+        <w:t>1. Design Question</w:t>
+      </w:r>
+    </w:p>
+    <w:p>
+      <w:r>
+        <w:t>What physical and virtual components are required for the first implementation?</w:t>
+      </w:r>
+    </w:p>
+    <w:p>
+      <w:r>
+        <w:t>The purpose of this design question is to establish the physical computing platform, virtualisation approach and initial virtual machine estate required to support Northwind Outdoor Ltd.'s v1 infrastructure.</w:t>
+      </w:r>
+    </w:p>
+    <w:p>
+      <w:r>
+        <w:t>The design must provide sufficient resources for the approved business capabilities while maintaining appropriate security boundaries, recoverability and operational simplicity.</w:t>
+      </w:r>
+    </w:p>
+    <w:p>
+      <w:r>
+        <w:t>It must also accommodate the practical constraints of the consultancy's available laboratory hardware.</w:t>
+      </w:r>
+    </w:p>
+    <w:p>
+      <w:pPr>
         <w:rPr>
           <w:b/>
           <w:bCs/>
         </w:rPr>
-        <w:t>DD-005 – Backup &amp; Recovery:</w:t>
-      </w:r>
-      <w:r>
-        <w:t xml:space="preserve"> Backup architecture must include protected backup storage and a secondary copy outside the primary infrastructure failure domain.</w:t>
-      </w:r>
-    </w:p>
-    <w:p>
-      <w:pPr>
-        <w:numPr>
-          <w:ilvl w:val="0"/>
-          <w:numId w:val="1"/>
-        </w:numPr>
       </w:pPr>
       <w:r>
         <w:rPr>
           <w:b/>
           <w:bCs/>
         </w:rPr>
-        <w:t>DD-009 – Network Security &amp; Segmentation:</w:t>
-      </w:r>
-      <w:r>
-        <w:t xml:space="preserve"> The infrastructure must be capable of supporting separate User, Server/Infrastructure, Management/Admin and External/Untrusted security zones.</w:t>
+        <w:t>2. Requirements / Design Inputs</w:t>
+      </w:r>
+    </w:p>
+    <w:p>
+      <w:r>
+        <w:t>The initial infrastructure must provide sufficient compute, memory, storage and network resources to host the Northwind v1 Linux environment while remaining aligned with the approved High-Level Design.</w:t>
+      </w:r>
+    </w:p>
+    <w:p>
+      <w:r>
+        <w:t>The following HLD decisions provide the primary architectural context.</w:t>
+      </w:r>
+    </w:p>
+    <w:tbl>
+      <w:tblPr>
+        <w:tblW w:w="0" w:type="auto"/>
+        <w:tblCellSpacing w:w="15" w:type="dxa"/>
+        <w:tblCellMar>
+          <w:top w:w="15" w:type="dxa"/>
+          <w:left w:w="15" w:type="dxa"/>
+          <w:bottom w:w="15" w:type="dxa"/>
+          <w:right w:w="15" w:type="dxa"/>
+        </w:tblCellMar>
+        <w:tblLook w:val="04A0" w:firstRow="1" w:lastRow="0" w:firstColumn="1" w:lastColumn="0" w:noHBand="0" w:noVBand="1"/>
+      </w:tblPr>
+      <w:tblGrid>
+        <w:gridCol w:w="2302"/>
+        <w:gridCol w:w="6770"/>
+      </w:tblGrid>
+      <w:tr>
+        <w:trPr>
+          <w:tblCellSpacing w:w="15" w:type="dxa"/>
+        </w:trPr>
+        <w:tc>
+          <w:tcPr>
+            <w:tcW w:w="0" w:type="auto"/>
+            <w:vAlign w:val="center"/>
+            <w:hideMark/>
+          </w:tcPr>
+          <w:p>
+            <w:pPr>
+              <w:rPr>
+                <w:b/>
+                <w:bCs/>
+              </w:rPr>
+            </w:pPr>
+            <w:r>
+              <w:rPr>
+                <w:b/>
+                <w:bCs/>
+              </w:rPr>
+              <w:t>Reference</w:t>
+            </w:r>
+          </w:p>
+        </w:tc>
+        <w:tc>
+          <w:tcPr>
+            <w:tcW w:w="0" w:type="auto"/>
+            <w:vAlign w:val="center"/>
+            <w:hideMark/>
+          </w:tcPr>
+          <w:p>
+            <w:pPr>
+              <w:rPr>
+                <w:b/>
+                <w:bCs/>
+              </w:rPr>
+            </w:pPr>
+            <w:r>
+              <w:rPr>
+                <w:b/>
+                <w:bCs/>
+              </w:rPr>
+              <w:t>Architectural requirement</w:t>
+            </w:r>
+          </w:p>
+        </w:tc>
+      </w:tr>
+      <w:tr>
+        <w:trPr>
+          <w:tblCellSpacing w:w="15" w:type="dxa"/>
+        </w:trPr>
+        <w:tc>
+          <w:tcPr>
+            <w:tcW w:w="0" w:type="auto"/>
+            <w:vAlign w:val="center"/>
+            <w:hideMark/>
+          </w:tcPr>
+          <w:p>
+            <w:r>
+              <w:t>DD-001 — Compute / Virtualisation</w:t>
+            </w:r>
+          </w:p>
+        </w:tc>
+        <w:tc>
+          <w:tcPr>
+            <w:tcW w:w="0" w:type="auto"/>
+            <w:vAlign w:val="center"/>
+            <w:hideMark/>
+          </w:tcPr>
+          <w:p>
+            <w:r>
+              <w:t>Northwind v1 will use a standardised virtualised compute platform, with Proxmox selected as the virtualisation technology.</w:t>
+            </w:r>
+          </w:p>
+        </w:tc>
+      </w:tr>
+      <w:tr>
+        <w:trPr>
+          <w:tblCellSpacing w:w="15" w:type="dxa"/>
+        </w:trPr>
+        <w:tc>
+          <w:tcPr>
+            <w:tcW w:w="0" w:type="auto"/>
+            <w:vAlign w:val="center"/>
+            <w:hideMark/>
+          </w:tcPr>
+          <w:p>
+            <w:r>
+              <w:t>DD-005 — Backup &amp; Recovery</w:t>
+            </w:r>
+          </w:p>
+        </w:tc>
+        <w:tc>
+          <w:tcPr>
+            <w:tcW w:w="0" w:type="auto"/>
+            <w:vAlign w:val="center"/>
+            <w:hideMark/>
+          </w:tcPr>
+          <w:p>
+            <w:r>
+              <w:t>Backup architecture must include protected backup storage and a secondary copy outside the primary infrastructure failure domain.</w:t>
+            </w:r>
+          </w:p>
+        </w:tc>
+      </w:tr>
+      <w:tr>
+        <w:trPr>
+          <w:tblCellSpacing w:w="15" w:type="dxa"/>
+        </w:trPr>
+        <w:tc>
+          <w:tcPr>
+            <w:tcW w:w="0" w:type="auto"/>
+            <w:vAlign w:val="center"/>
+            <w:hideMark/>
+          </w:tcPr>
+          <w:p>
+            <w:r>
+              <w:lastRenderedPageBreak/>
+              <w:t>DD-009 — Network Security &amp; Segmentation</w:t>
+            </w:r>
+          </w:p>
+        </w:tc>
+        <w:tc>
+          <w:tcPr>
+            <w:tcW w:w="0" w:type="auto"/>
+            <w:vAlign w:val="center"/>
+            <w:hideMark/>
+          </w:tcPr>
+          <w:p>
+            <w:r>
+              <w:t>The infrastructure must support separate User, Server/Infrastructure, Management/Admin and External/Untrusted security zones.</w:t>
+            </w:r>
+          </w:p>
+        </w:tc>
+      </w:tr>
+      <w:tr>
+        <w:trPr>
+          <w:tblCellSpacing w:w="15" w:type="dxa"/>
+        </w:trPr>
+        <w:tc>
+          <w:tcPr>
+            <w:tcW w:w="0" w:type="auto"/>
+            <w:vAlign w:val="center"/>
+            <w:hideMark/>
+          </w:tcPr>
+          <w:p>
+            <w:r>
+              <w:t>DD-012 — Availability &amp; Resilience</w:t>
+            </w:r>
+          </w:p>
+        </w:tc>
+        <w:tc>
+          <w:tcPr>
+            <w:tcW w:w="0" w:type="auto"/>
+            <w:vAlign w:val="center"/>
+            <w:hideMark/>
+          </w:tcPr>
+          <w:p>
+            <w:r>
+              <w:t>Northwind v1 uses recovery-based resilience rather than broad high availability. A single compute host is acceptable where services can be appropriately protected and recovered.</w:t>
+            </w:r>
+          </w:p>
+        </w:tc>
+      </w:tr>
+    </w:tbl>
+    <w:p>
+      <w:r>
+        <w:t>Additional requirements and constraints include:</w:t>
       </w:r>
     </w:p>
     <w:p>
       <w:pPr>
         <w:numPr>
           <w:ilvl w:val="0"/>
-          <w:numId w:val="1"/>
+          <w:numId w:val="7"/>
         </w:numPr>
       </w:pPr>
       <w:r>
+        <w:t>The physical lab platform is shared with the consultant's Windows gaming and general-purpose workstation.</w:t>
+      </w:r>
+    </w:p>
+    <w:p>
+      <w:pPr>
+        <w:numPr>
+          <w:ilvl w:val="0"/>
+          <w:numId w:val="7"/>
+        </w:numPr>
+      </w:pPr>
+      <w:r>
+        <w:t>Existing Windows functionality must be retained.</w:t>
+      </w:r>
+    </w:p>
+    <w:p>
+      <w:pPr>
+        <w:numPr>
+          <w:ilvl w:val="0"/>
+          <w:numId w:val="7"/>
+        </w:numPr>
+      </w:pPr>
+      <w:r>
+        <w:t>The initial implementation should remain focused on Linux administration and RHCSA-relevant capabilities.</w:t>
+      </w:r>
+    </w:p>
+    <w:p>
+      <w:pPr>
+        <w:numPr>
+          <w:ilvl w:val="0"/>
+          <w:numId w:val="7"/>
+        </w:numPr>
+      </w:pPr>
+      <w:r>
+        <w:t>Infrastructure components must be introduced because they satisfy identifiable requirements rather than simply to increase the number of deployed technologies.</w:t>
+      </w:r>
+    </w:p>
+    <w:p>
+      <w:pPr>
+        <w:numPr>
+          <w:ilvl w:val="0"/>
+          <w:numId w:val="7"/>
+        </w:numPr>
+      </w:pPr>
+      <w:r>
+        <w:t>Approved recovery objectives must be considered during detailed workload, storage and backup design.</w:t>
+      </w:r>
+    </w:p>
+    <w:p>
+      <w:pPr>
+        <w:numPr>
+          <w:ilvl w:val="0"/>
+          <w:numId w:val="7"/>
+        </w:numPr>
+      </w:pPr>
+      <w:r>
+        <w:t>The infrastructure must support the administrative access and network security architecture subsequently established through LLD-06 and LLD-07.</w:t>
+      </w:r>
+    </w:p>
+    <w:p>
+      <w:pPr>
         <w:rPr>
           <w:b/>
           <w:bCs/>
         </w:rPr>
-        <w:t>DD-012 – Availability &amp; Resilience:</w:t>
-      </w:r>
-      <w:r>
-        <w:t xml:space="preserve"> v1 uses recovery-based resilience rather than broad high availability. A single compute host is therefore acceptable provided services can be appropriately protected and recovered.</w:t>
-      </w:r>
-    </w:p>
-    <w:p>
-      <w:pPr>
-        <w:numPr>
-          <w:ilvl w:val="0"/>
-          <w:numId w:val="1"/>
-        </w:numPr>
-      </w:pPr>
-      <w:r>
-        <w:t>The Northwind lab shares physical hardware with the consultant's Windows gaming workstation. Existing Windows functionality must therefore be retained.</w:t>
-      </w:r>
-    </w:p>
-    <w:p>
-      <w:pPr>
-        <w:numPr>
-          <w:ilvl w:val="0"/>
-          <w:numId w:val="1"/>
-        </w:numPr>
-      </w:pPr>
-      <w:r>
-        <w:t>Northwind's approved recovery objectives must be considered when detailed workload, storage and backup designs are developed.</w:t>
-      </w:r>
-    </w:p>
-    <w:p>
-      <w:pPr>
-        <w:numPr>
-          <w:ilvl w:val="0"/>
-          <w:numId w:val="1"/>
-        </w:numPr>
-      </w:pPr>
-      <w:r>
-        <w:t>The v1 environment should remain focused on Linux/RHCSA administration and avoid unnecessary infrastructure complexity.</w:t>
-      </w:r>
-    </w:p>
-    <w:p>
-      <w:pPr>
+      </w:pPr>
+      <w:r>
         <w:rPr>
           <w:b/>
           <w:bCs/>
         </w:rPr>
-      </w:pPr>
-      <w:r>
+        <w:t>2.1 Subsequent design inputs</w:t>
+      </w:r>
+    </w:p>
+    <w:p>
+      <w:r>
+        <w:t>Since the original LLD-01-001 working paper was produced, additional detailed design decisions have clarified the initial infrastructure architecture.</w:t>
+      </w:r>
+    </w:p>
+    <w:p>
+      <w:r>
+        <w:t>These include:</w:t>
+      </w:r>
+    </w:p>
+    <w:p>
+      <w:pPr>
+        <w:numPr>
+          <w:ilvl w:val="0"/>
+          <w:numId w:val="8"/>
+        </w:numPr>
+      </w:pPr>
+      <w:r>
+        <w:t>A dedicated virtual firewall/router, FW01.</w:t>
+      </w:r>
+    </w:p>
+    <w:p>
+      <w:pPr>
+        <w:numPr>
+          <w:ilvl w:val="0"/>
+          <w:numId w:val="8"/>
+        </w:numPr>
+      </w:pPr>
+      <w:r>
+        <w:t>A dedicated administrative jump server, JUMP01.</w:t>
+      </w:r>
+    </w:p>
+    <w:p>
+      <w:pPr>
+        <w:numPr>
+          <w:ilvl w:val="0"/>
+          <w:numId w:val="8"/>
+        </w:numPr>
+      </w:pPr>
+      <w:r>
+        <w:t>Four internal network VLANs.</w:t>
+      </w:r>
+    </w:p>
+    <w:p>
+      <w:pPr>
+        <w:numPr>
+          <w:ilvl w:val="0"/>
+          <w:numId w:val="8"/>
+        </w:numPr>
+      </w:pPr>
+      <w:r>
+        <w:t>An independently accessible Proxmox management interface.</w:t>
+      </w:r>
+    </w:p>
+    <w:p>
+      <w:pPr>
+        <w:numPr>
+          <w:ilvl w:val="0"/>
+          <w:numId w:val="8"/>
+        </w:numPr>
+      </w:pPr>
+      <w:r>
+        <w:t>A common RHEL 10 operating system baseline.</w:t>
+      </w:r>
+    </w:p>
+    <w:p>
+      <w:pPr>
+        <w:numPr>
+          <w:ilvl w:val="0"/>
+          <w:numId w:val="8"/>
+        </w:numPr>
+      </w:pPr>
+      <w:r>
+        <w:t>Named administrative accounts, SSH public-key authentication and sudo-based privilege management.</w:t>
+      </w:r>
+    </w:p>
+    <w:p>
+      <w:pPr>
+        <w:numPr>
+          <w:ilvl w:val="0"/>
+          <w:numId w:val="8"/>
+        </w:numPr>
+      </w:pPr>
+      <w:r>
+        <w:t>A six-server initial infrastructure plan.</w:t>
+      </w:r>
+    </w:p>
+    <w:p>
+      <w:r>
+        <w:t>These decisions supersede portions of the original preliminary workload catalogue but do not invalidate the underlying design rationale.</w:t>
+      </w:r>
+    </w:p>
+    <w:p>
+      <w:pPr>
         <w:rPr>
           <w:b/>
           <w:bCs/>
         </w:rPr>
-        <w:t>Existing Physical Platform</w:t>
-      </w:r>
-    </w:p>
-    <w:p>
-      <w:r>
-        <w:t>Discovery of the proposed lab host identified the following resources:</w:t>
+      </w:pPr>
+      <w:r>
+        <w:rPr>
+          <w:b/>
+          <w:bCs/>
+        </w:rPr>
+        <w:t>3. Existing Physical Platform</w:t>
+      </w:r>
+    </w:p>
+    <w:p>
+      <w:r>
+        <w:t>Discovery of the proposed lab host identified the following hardware resources.</w:t>
       </w:r>
     </w:p>
     <w:tbl>
@@ -187,11 +746,10 @@
       </w:tblPr>
       <w:tblGrid>
         <w:gridCol w:w="2805"/>
-        <w:gridCol w:w="4556"/>
+        <w:gridCol w:w="4980"/>
       </w:tblGrid>
       <w:tr>
         <w:trPr>
-          <w:tblHeader/>
           <w:tblCellSpacing w:w="15" w:type="dxa"/>
         </w:trPr>
         <w:tc>
@@ -234,23 +792,24 @@
                 <w:b/>
                 <w:bCs/>
               </w:rPr>
-              <w:t>Available Resource</w:t>
-            </w:r>
-          </w:p>
-        </w:tc>
-      </w:tr>
-      <w:tr>
-        <w:trPr>
-          <w:tblCellSpacing w:w="15" w:type="dxa"/>
-        </w:trPr>
-        <w:tc>
-          <w:tcPr>
-            <w:tcW w:w="0" w:type="auto"/>
-            <w:vAlign w:val="center"/>
-            <w:hideMark/>
-          </w:tcPr>
-          <w:p>
-            <w:r>
+              <w:t>Available resource</w:t>
+            </w:r>
+          </w:p>
+        </w:tc>
+      </w:tr>
+      <w:tr>
+        <w:trPr>
+          <w:tblCellSpacing w:w="15" w:type="dxa"/>
+        </w:trPr>
+        <w:tc>
+          <w:tcPr>
+            <w:tcW w:w="0" w:type="auto"/>
+            <w:vAlign w:val="center"/>
+            <w:hideMark/>
+          </w:tcPr>
+          <w:p>
+            <w:r>
+              <w:lastRenderedPageBreak/>
               <w:t>Processor</w:t>
             </w:r>
           </w:p>
@@ -408,44 +967,36 @@
           </w:tcPr>
           <w:p>
             <w:r>
-              <w:t xml:space="preserve">3 × Samsung ~2 TB </w:t>
-            </w:r>
-            <w:proofErr w:type="spellStart"/>
-            <w:r>
-              <w:t>NVMe</w:t>
-            </w:r>
-            <w:proofErr w:type="spellEnd"/>
-            <w:r>
-              <w:t xml:space="preserve"> SSD</w:t>
-            </w:r>
-          </w:p>
-        </w:tc>
-      </w:tr>
-      <w:tr>
-        <w:trPr>
-          <w:tblCellSpacing w:w="15" w:type="dxa"/>
-        </w:trPr>
-        <w:tc>
-          <w:tcPr>
-            <w:tcW w:w="0" w:type="auto"/>
-            <w:vAlign w:val="center"/>
-            <w:hideMark/>
-          </w:tcPr>
-          <w:p>
-            <w:r>
-              <w:t>Approx. raw storage</w:t>
-            </w:r>
-          </w:p>
-        </w:tc>
-        <w:tc>
-          <w:tcPr>
-            <w:tcW w:w="0" w:type="auto"/>
-            <w:vAlign w:val="center"/>
-            <w:hideMark/>
-          </w:tcPr>
-          <w:p>
-            <w:r>
-              <w:t>~6 TB</w:t>
+              <w:t>3 × Samsung approximately 2 TB NVMe SSDs</w:t>
+            </w:r>
+          </w:p>
+        </w:tc>
+      </w:tr>
+      <w:tr>
+        <w:trPr>
+          <w:tblCellSpacing w:w="15" w:type="dxa"/>
+        </w:trPr>
+        <w:tc>
+          <w:tcPr>
+            <w:tcW w:w="0" w:type="auto"/>
+            <w:vAlign w:val="center"/>
+            <w:hideMark/>
+          </w:tcPr>
+          <w:p>
+            <w:r>
+              <w:t>Approximate raw storage</w:t>
+            </w:r>
+          </w:p>
+        </w:tc>
+        <w:tc>
+          <w:tcPr>
+            <w:tcW w:w="0" w:type="auto"/>
+            <w:vAlign w:val="center"/>
+            <w:hideMark/>
+          </w:tcPr>
+          <w:p>
+            <w:r>
+              <w:t>6 TB</w:t>
             </w:r>
           </w:p>
         </w:tc>
@@ -491,7 +1042,6 @@
           </w:tcPr>
           <w:p>
             <w:r>
-              <w:lastRenderedPageBreak/>
               <w:t>Wireless</w:t>
             </w:r>
           </w:p>
@@ -533,15 +1083,7 @@
           </w:tcPr>
           <w:p>
             <w:r>
-              <w:t xml:space="preserve">Windows, installed on </w:t>
-            </w:r>
-            <w:proofErr w:type="spellStart"/>
-            <w:r>
-              <w:t>NVMe</w:t>
-            </w:r>
-            <w:proofErr w:type="spellEnd"/>
-            <w:r>
-              <w:t xml:space="preserve"> Disk 0</w:t>
+              <w:t>Windows on NVMe Disk 0</w:t>
             </w:r>
           </w:p>
         </w:tc>
@@ -570,7 +1112,7 @@
           </w:tcPr>
           <w:p>
             <w:r>
-              <w:t>Gaming/general workstation and Northwind lab</w:t>
+              <w:t>Gaming, general workstation use and Northwind lab</w:t>
             </w:r>
           </w:p>
         </w:tc>
@@ -578,12 +1120,22 @@
     </w:tbl>
     <w:p>
       <w:r>
-        <w:t>The platform is considered sufficiently capable for the anticipated v1 lab workload, subject to detailed VM sizing and storage design.</w:t>
-      </w:r>
-    </w:p>
-    <w:p>
-      <w:r>
-        <w:t>CPU capacity is not currently expected to represent a significant constraint. Memory requires more deliberate capacity management because multiple concurrent virtual machines will share the available 64 GB.</w:t>
+        <w:t>The physical platform is considered sufficiently capable for the anticipated v1 infrastructure.</w:t>
+      </w:r>
+    </w:p>
+    <w:p>
+      <w:r>
+        <w:t>CPU capacity is not currently expected to represent a significant constraint. Available memory requires more deliberate management because multiple virtual machines must share the 64 GB physical allocation.</w:t>
+      </w:r>
+    </w:p>
+    <w:p>
+      <w:r>
+        <w:t>The storage devices provide substantial raw capacity, although the usable capacity, resilience characteristics and recovery arrangements depend upon their final configuration.</w:t>
+      </w:r>
+    </w:p>
+    <w:p>
+      <w:r>
+        <w:t>Current implementation context: Sprint 1 established the Proxmox foundation on HYP01. This working paper records the architecture and known implementation milestone; detailed installed configuration and validation evidence remain authoritative in the relevant Sprint 1 implementation records.</w:t>
       </w:r>
     </w:p>
     <w:p>
@@ -598,22 +1150,122 @@
           <w:b/>
           <w:bCs/>
         </w:rPr>
-        <w:t>Initial Proposal</w:t>
-      </w:r>
-    </w:p>
-    <w:p>
-      <w:r>
-        <w:t>The initial proposal assumed that most Northwind capabilities/services would require individual dedicated VMs, with approximately 1–8 GB RAM allocated to each workload depending upon its function.</w:t>
-      </w:r>
-    </w:p>
-    <w:p>
-      <w:r>
-        <w:t>Potential workloads considered included core network services, file services, monitoring/logging, backup, business applications, print services, identity, security and management services.</w:t>
-      </w:r>
-    </w:p>
-    <w:p>
-      <w:r>
-        <w:t>The proposed physical host would provide the compute and storage resources required to run these services concurrently.</w:t>
+        <w:t>4. Initial Proposal</w:t>
+      </w:r>
+    </w:p>
+    <w:p>
+      <w:r>
+        <w:t>The original infrastructure proposal assumed that most Northwind capabilities might require individual dedicated virtual machines, with approximately 1–8 GB RAM allocated to each workload depending upon its purpose.</w:t>
+      </w:r>
+    </w:p>
+    <w:p>
+      <w:r>
+        <w:t>Potential workloads included:</w:t>
+      </w:r>
+    </w:p>
+    <w:p>
+      <w:pPr>
+        <w:numPr>
+          <w:ilvl w:val="0"/>
+          <w:numId w:val="9"/>
+        </w:numPr>
+      </w:pPr>
+      <w:r>
+        <w:t>Core network services.</w:t>
+      </w:r>
+    </w:p>
+    <w:p>
+      <w:pPr>
+        <w:numPr>
+          <w:ilvl w:val="0"/>
+          <w:numId w:val="9"/>
+        </w:numPr>
+      </w:pPr>
+      <w:r>
+        <w:t>File and data services.</w:t>
+      </w:r>
+    </w:p>
+    <w:p>
+      <w:pPr>
+        <w:numPr>
+          <w:ilvl w:val="0"/>
+          <w:numId w:val="9"/>
+        </w:numPr>
+      </w:pPr>
+      <w:r>
+        <w:t>Monitoring and logging.</w:t>
+      </w:r>
+    </w:p>
+    <w:p>
+      <w:pPr>
+        <w:numPr>
+          <w:ilvl w:val="0"/>
+          <w:numId w:val="9"/>
+        </w:numPr>
+      </w:pPr>
+      <w:r>
+        <w:t>Backup services.</w:t>
+      </w:r>
+    </w:p>
+    <w:p>
+      <w:pPr>
+        <w:numPr>
+          <w:ilvl w:val="0"/>
+          <w:numId w:val="9"/>
+        </w:numPr>
+      </w:pPr>
+      <w:r>
+        <w:t>Business applications.</w:t>
+      </w:r>
+    </w:p>
+    <w:p>
+      <w:pPr>
+        <w:numPr>
+          <w:ilvl w:val="0"/>
+          <w:numId w:val="9"/>
+        </w:numPr>
+      </w:pPr>
+      <w:r>
+        <w:t>Print services.</w:t>
+      </w:r>
+    </w:p>
+    <w:p>
+      <w:pPr>
+        <w:numPr>
+          <w:ilvl w:val="0"/>
+          <w:numId w:val="9"/>
+        </w:numPr>
+      </w:pPr>
+      <w:r>
+        <w:t>Identity management.</w:t>
+      </w:r>
+    </w:p>
+    <w:p>
+      <w:pPr>
+        <w:numPr>
+          <w:ilvl w:val="0"/>
+          <w:numId w:val="9"/>
+        </w:numPr>
+      </w:pPr>
+      <w:r>
+        <w:lastRenderedPageBreak/>
+        <w:t>Security services.</w:t>
+      </w:r>
+    </w:p>
+    <w:p>
+      <w:pPr>
+        <w:numPr>
+          <w:ilvl w:val="0"/>
+          <w:numId w:val="9"/>
+        </w:numPr>
+      </w:pPr>
+      <w:r>
+        <w:t>Systems management.</w:t>
+      </w:r>
+    </w:p>
+    <w:p>
+      <w:r>
+        <w:t>The initial proposal was deliberately broad because the detailed service designs had not yet established the appropriate workload boundaries.</w:t>
       </w:r>
     </w:p>
     <w:p>
@@ -628,604 +1280,67 @@
           <w:b/>
           <w:bCs/>
         </w:rPr>
-        <w:t>Review / Design Considerations</w:t>
-      </w:r>
-    </w:p>
-    <w:p>
-      <w:r>
-        <w:t xml:space="preserve">Review identified that </w:t>
-      </w:r>
-      <w:r>
+        <w:t>4.1 Review of the original proposal</w:t>
+      </w:r>
+    </w:p>
+    <w:p>
+      <w:r>
+        <w:t>The review established that an architectural capability does not necessarily require a dedicated virtual machine.</w:t>
+      </w:r>
+    </w:p>
+    <w:p>
+      <w:r>
+        <w:t>For example, Northwind's initial identity and access management requirements can be supported through Linux-native local accounts, SSH keys, sudo and operating system security controls.</w:t>
+      </w:r>
+    </w:p>
+    <w:p>
+      <w:r>
+        <w:t>A dedicated identity server is therefore not required for the initial implementation.</w:t>
+      </w:r>
+    </w:p>
+    <w:p>
+      <w:r>
+        <w:t>Likewise, routine Linux administration can be performed using SSH, native operating system utilities, documented procedures and scripts.</w:t>
+      </w:r>
+    </w:p>
+    <w:p>
+      <w:r>
+        <w:t>However, subsequent administrative access design identified a justified requirement for JUMP01.</w:t>
+      </w:r>
+    </w:p>
+    <w:p>
+      <w:r>
+        <w:t>This is not a reversal of the original consolidation principle. JUMP01 exists to establish a controlled administrative access boundary, rather than to host a general-purpose systems management application.</w:t>
+      </w:r>
+    </w:p>
+    <w:p>
+      <w:r>
+        <w:t>The same principle applies to FW01, which is required to enforce the approved network security boundaries.</w:t>
+      </w:r>
+    </w:p>
+    <w:p>
+      <w:pPr>
         <w:rPr>
           <w:b/>
           <w:bCs/>
         </w:rPr>
-        <w:t>architecture capabilities must not automatically be translated into individual VMs</w:t>
-      </w:r>
-      <w:r>
-        <w:t>.</w:t>
-      </w:r>
-    </w:p>
-    <w:p>
-      <w:r>
-        <w:t>A capability describes something Northwind must be able to do; it does not necessarily represent a standalone server.</w:t>
-      </w:r>
-    </w:p>
-    <w:p>
-      <w:r>
-        <w:t>For example, v1 Identity &amp; Access Management uses Linux-native local identities and access controls and therefore does not inherently require a dedicated identity server. Similarly, systems administration may initially use SSH, native Linux utilities, documented procedures and scripts rather than a dedicated management server.</w:t>
-      </w:r>
-    </w:p>
-    <w:p>
-      <w:r>
-        <w:t>VM boundaries should instead be determined by factors including:</w:t>
-      </w:r>
-    </w:p>
-    <w:p>
-      <w:pPr>
-        <w:numPr>
-          <w:ilvl w:val="0"/>
-          <w:numId w:val="2"/>
-        </w:numPr>
-      </w:pPr>
-      <w:r>
-        <w:t>security/isolation requirements;</w:t>
-      </w:r>
-    </w:p>
-    <w:p>
-      <w:pPr>
-        <w:numPr>
-          <w:ilvl w:val="0"/>
-          <w:numId w:val="2"/>
-        </w:numPr>
-      </w:pPr>
-      <w:r>
-        <w:t>workload purpose;</w:t>
-      </w:r>
-    </w:p>
-    <w:p>
-      <w:pPr>
-        <w:numPr>
-          <w:ilvl w:val="0"/>
-          <w:numId w:val="2"/>
-        </w:numPr>
-      </w:pPr>
-      <w:r>
-        <w:t>storage requirements;</w:t>
-      </w:r>
-    </w:p>
-    <w:p>
-      <w:pPr>
-        <w:numPr>
-          <w:ilvl w:val="0"/>
-          <w:numId w:val="2"/>
-        </w:numPr>
-      </w:pPr>
-      <w:r>
-        <w:t>lifecycle and maintenance requirements;</w:t>
-      </w:r>
-    </w:p>
-    <w:p>
-      <w:pPr>
-        <w:numPr>
-          <w:ilvl w:val="0"/>
-          <w:numId w:val="2"/>
-        </w:numPr>
-      </w:pPr>
-      <w:r>
-        <w:t>service dependencies;</w:t>
-      </w:r>
-    </w:p>
-    <w:p>
-      <w:pPr>
-        <w:numPr>
-          <w:ilvl w:val="0"/>
-          <w:numId w:val="2"/>
-        </w:numPr>
-      </w:pPr>
-      <w:r>
-        <w:t>failure isolation;</w:t>
-      </w:r>
-    </w:p>
-    <w:p>
-      <w:pPr>
-        <w:numPr>
-          <w:ilvl w:val="0"/>
-          <w:numId w:val="2"/>
-        </w:numPr>
-      </w:pPr>
-      <w:r>
-        <w:t>recovery requirements;</w:t>
-      </w:r>
-    </w:p>
-    <w:p>
-      <w:pPr>
-        <w:numPr>
-          <w:ilvl w:val="0"/>
-          <w:numId w:val="2"/>
-        </w:numPr>
-      </w:pPr>
-      <w:r>
-        <w:t>operational responsibility;</w:t>
-      </w:r>
-    </w:p>
-    <w:p>
-      <w:pPr>
-        <w:numPr>
-          <w:ilvl w:val="0"/>
-          <w:numId w:val="2"/>
-        </w:numPr>
-      </w:pPr>
-      <w:r>
-        <w:lastRenderedPageBreak/>
-        <w:t>resource consumption.</w:t>
-      </w:r>
-    </w:p>
-    <w:p>
-      <w:r>
-        <w:t>The initial VM estate should therefore be derived during detailed service design rather than creating one VM per capability.</w:t>
-      </w:r>
-    </w:p>
-    <w:p>
-      <w:r>
-        <w:t>Likely dedicated or logically separated workloads include File &amp; Data Services, the Inventory/Business Application and Backup &amp; Recovery. Core infrastructure, monitoring/logging and print services require further design before VM boundaries are confirmed.</w:t>
-      </w:r>
-    </w:p>
-    <w:p>
-      <w:r>
-        <w:t>Advanced SIEM/security analytics and an assumed CRM service are not currently justified by the approved v1 scope and should not be introduced without a corresponding requirement.</w:t>
-      </w:r>
-    </w:p>
-    <w:p>
-      <w:pPr>
+      </w:pPr>
+      <w:r>
         <w:rPr>
           <w:b/>
           <w:bCs/>
         </w:rPr>
-      </w:pPr>
-      <w:r>
-        <w:rPr>
-          <w:b/>
-          <w:bCs/>
-        </w:rPr>
-        <w:t>Resource Capacity Considerations</w:t>
-      </w:r>
-    </w:p>
-    <w:p>
-      <w:r>
-        <w:t xml:space="preserve">The physical host provides substantial CPU capacity, while the available </w:t>
-      </w:r>
-      <w:r>
-        <w:rPr>
-          <w:b/>
-          <w:bCs/>
-        </w:rPr>
-        <w:t>64 GB RAM represents the more relevant finite resource for concurrent VM operation</w:t>
-      </w:r>
-      <w:r>
-        <w:t>.</w:t>
-      </w:r>
-    </w:p>
-    <w:p>
-      <w:r>
-        <w:t>The complete 64 GB should not be assumed available to guest workloads. Capacity must remain available for:</w:t>
-      </w:r>
-    </w:p>
-    <w:p>
-      <w:pPr>
-        <w:numPr>
-          <w:ilvl w:val="0"/>
-          <w:numId w:val="3"/>
-        </w:numPr>
-      </w:pPr>
-      <w:r>
-        <w:t xml:space="preserve">the </w:t>
-      </w:r>
-      <w:proofErr w:type="spellStart"/>
-      <w:r>
-        <w:t>Proxmox</w:t>
-      </w:r>
-      <w:proofErr w:type="spellEnd"/>
-      <w:r>
-        <w:t xml:space="preserve"> host;</w:t>
-      </w:r>
-    </w:p>
-    <w:p>
-      <w:pPr>
-        <w:numPr>
-          <w:ilvl w:val="0"/>
-          <w:numId w:val="3"/>
-        </w:numPr>
-      </w:pPr>
-      <w:r>
-        <w:t>hypervisor/storage operations;</w:t>
-      </w:r>
-    </w:p>
-    <w:p>
-      <w:pPr>
-        <w:numPr>
-          <w:ilvl w:val="0"/>
-          <w:numId w:val="3"/>
-        </w:numPr>
-      </w:pPr>
-      <w:r>
-        <w:t>operational headroom;</w:t>
-      </w:r>
-    </w:p>
-    <w:p>
-      <w:pPr>
-        <w:numPr>
-          <w:ilvl w:val="0"/>
-          <w:numId w:val="3"/>
-        </w:numPr>
-      </w:pPr>
-      <w:r>
-        <w:t>temporary/sandbox workloads;</w:t>
-      </w:r>
-    </w:p>
-    <w:p>
-      <w:pPr>
-        <w:numPr>
-          <w:ilvl w:val="0"/>
-          <w:numId w:val="3"/>
-        </w:numPr>
-      </w:pPr>
-      <w:r>
-        <w:t>future growth.</w:t>
-      </w:r>
-    </w:p>
-    <w:p>
-      <w:r>
-        <w:t>Exact host reservation and VM allocations remain subject to testing and detailed sizing.</w:t>
-      </w:r>
-    </w:p>
-    <w:p>
-      <w:r>
-        <w:t xml:space="preserve">The objective is therefore </w:t>
-      </w:r>
-      <w:r>
-        <w:rPr>
-          <w:b/>
-          <w:bCs/>
-        </w:rPr>
-        <w:t>not to maximise the number of VMs that can be fitted onto the host</w:t>
-      </w:r>
-      <w:r>
-        <w:t xml:space="preserve">, but to provide appropriate resources to the workloads </w:t>
-      </w:r>
-      <w:proofErr w:type="gramStart"/>
-      <w:r>
-        <w:t>actually required</w:t>
-      </w:r>
-      <w:proofErr w:type="gramEnd"/>
-      <w:r>
-        <w:t xml:space="preserve"> by the approved architecture.</w:t>
-      </w:r>
-    </w:p>
-    <w:p>
-      <w:pPr>
-        <w:rPr>
-          <w:b/>
-          <w:bCs/>
-        </w:rPr>
-      </w:pPr>
-      <w:r>
-        <w:rPr>
-          <w:b/>
-          <w:bCs/>
-        </w:rPr>
-        <w:t>Hypervisor / Workstation Constraint</w:t>
-      </w:r>
-    </w:p>
-    <w:p>
-      <w:r>
-        <w:t xml:space="preserve">The physical system is also required for Windows gaming and general use. Permanently replacing Windows with </w:t>
-      </w:r>
-      <w:proofErr w:type="spellStart"/>
-      <w:r>
-        <w:t>Proxmox</w:t>
-      </w:r>
-      <w:proofErr w:type="spellEnd"/>
-      <w:r>
-        <w:t xml:space="preserve"> is therefore unsuitable.</w:t>
-      </w:r>
-    </w:p>
-    <w:p>
-      <w:r>
-        <w:t>Three broad approaches were considered:</w:t>
-      </w:r>
-    </w:p>
-    <w:p>
-      <w:pPr>
-        <w:numPr>
-          <w:ilvl w:val="0"/>
-          <w:numId w:val="4"/>
-        </w:numPr>
-      </w:pPr>
-      <w:r>
-        <w:t xml:space="preserve">permanently replace Windows with </w:t>
-      </w:r>
-      <w:proofErr w:type="spellStart"/>
-      <w:r>
-        <w:t>Proxmox</w:t>
-      </w:r>
-      <w:proofErr w:type="spellEnd"/>
-      <w:r>
-        <w:t>;</w:t>
-      </w:r>
-    </w:p>
-    <w:p>
-      <w:pPr>
-        <w:numPr>
-          <w:ilvl w:val="0"/>
-          <w:numId w:val="4"/>
-        </w:numPr>
-      </w:pPr>
-      <w:r>
-        <w:t>retain Windows and operate the lab using Windows-hosted virtualisation;</w:t>
-      </w:r>
-    </w:p>
-    <w:p>
-      <w:pPr>
-        <w:numPr>
-          <w:ilvl w:val="0"/>
-          <w:numId w:val="4"/>
-        </w:numPr>
-      </w:pPr>
-      <w:r>
-        <w:t xml:space="preserve">retain Windows and use separate bare-metal Windows and </w:t>
-      </w:r>
-      <w:proofErr w:type="spellStart"/>
-      <w:r>
-        <w:t>Proxmox</w:t>
-      </w:r>
-      <w:proofErr w:type="spellEnd"/>
-      <w:r>
-        <w:t xml:space="preserve"> installations through dual boot.</w:t>
-      </w:r>
-    </w:p>
-    <w:p>
-      <w:r>
-        <w:t xml:space="preserve">Cloud-hosted/nested </w:t>
-      </w:r>
-      <w:proofErr w:type="spellStart"/>
-      <w:r>
-        <w:t>Proxmox</w:t>
-      </w:r>
-      <w:proofErr w:type="spellEnd"/>
-      <w:r>
-        <w:t xml:space="preserve"> was also discussed but is not considered necessary for v1. It would introduce additional cloud infrastructure, cost and complexity that does not directly support the project's current Linux/RHCSA learning focus.</w:t>
-      </w:r>
-    </w:p>
-    <w:p>
-      <w:pPr>
-        <w:rPr>
-          <w:b/>
-          <w:bCs/>
-        </w:rPr>
-      </w:pPr>
-      <w:r>
-        <w:rPr>
-          <w:b/>
-          <w:bCs/>
-        </w:rPr>
-        <w:t>Preferred Direction</w:t>
-      </w:r>
-    </w:p>
-    <w:p>
-      <w:r>
-        <w:t xml:space="preserve">The </w:t>
-      </w:r>
-      <w:r>
-        <w:rPr>
-          <w:b/>
-          <w:bCs/>
-        </w:rPr>
-        <w:t xml:space="preserve">preferred implementation is dual-boot Windows / bare-metal </w:t>
-      </w:r>
-      <w:proofErr w:type="spellStart"/>
-      <w:r>
-        <w:rPr>
-          <w:b/>
-          <w:bCs/>
-        </w:rPr>
-        <w:t>Proxmox</w:t>
-      </w:r>
-      <w:proofErr w:type="spellEnd"/>
-      <w:r>
-        <w:t>.</w:t>
-      </w:r>
-    </w:p>
-    <w:p>
-      <w:r>
-        <w:t>Conceptually:</w:t>
-      </w:r>
-    </w:p>
-    <w:p>
-      <w:r>
-        <w:lastRenderedPageBreak/>
-        <w:t>Physical Workstation</w:t>
-      </w:r>
-    </w:p>
-    <w:p>
-      <w:r>
-        <w:t>│</w:t>
-      </w:r>
-    </w:p>
-    <w:p>
-      <w:r>
-        <w:rPr>
-          <w:rFonts w:ascii="MS Gothic" w:eastAsia="MS Gothic" w:hAnsi="MS Gothic" w:cs="MS Gothic" w:hint="eastAsia"/>
-        </w:rPr>
-        <w:t>├</w:t>
-      </w:r>
-      <w:r>
-        <w:rPr>
-          <w:rFonts w:ascii="Aptos" w:hAnsi="Aptos" w:cs="Aptos"/>
-        </w:rPr>
-        <w:t>──</w:t>
-      </w:r>
-      <w:r>
-        <w:t xml:space="preserve"> Windows</w:t>
-      </w:r>
-    </w:p>
-    <w:p>
-      <w:r>
-        <w:t>│   └── Gaming / normal workstation use</w:t>
-      </w:r>
-    </w:p>
-    <w:p>
-      <w:r>
-        <w:t>│</w:t>
-      </w:r>
-    </w:p>
-    <w:p>
-      <w:r>
-        <w:t xml:space="preserve">└── </w:t>
-      </w:r>
-      <w:proofErr w:type="spellStart"/>
-      <w:r>
-        <w:t>Proxmox</w:t>
-      </w:r>
-      <w:proofErr w:type="spellEnd"/>
-      <w:r>
-        <w:t xml:space="preserve"> VE</w:t>
-      </w:r>
-    </w:p>
-    <w:p>
-      <w:r>
-        <w:t xml:space="preserve">    └── Northwind Lab</w:t>
-      </w:r>
-    </w:p>
-    <w:p>
-      <w:r>
-        <w:t xml:space="preserve">        </w:t>
-      </w:r>
-      <w:r>
-        <w:rPr>
-          <w:rFonts w:ascii="MS Gothic" w:eastAsia="MS Gothic" w:hAnsi="MS Gothic" w:cs="MS Gothic" w:hint="eastAsia"/>
-        </w:rPr>
-        <w:t>├</w:t>
-      </w:r>
-      <w:r>
-        <w:rPr>
-          <w:rFonts w:ascii="Aptos" w:hAnsi="Aptos" w:cs="Aptos"/>
-        </w:rPr>
-        <w:t>──</w:t>
-      </w:r>
-      <w:r>
-        <w:t xml:space="preserve"> Linux VMs</w:t>
-      </w:r>
-    </w:p>
-    <w:p>
-      <w:r>
-        <w:t xml:space="preserve">        </w:t>
-      </w:r>
-      <w:r>
-        <w:rPr>
-          <w:rFonts w:ascii="MS Gothic" w:eastAsia="MS Gothic" w:hAnsi="MS Gothic" w:cs="MS Gothic" w:hint="eastAsia"/>
-        </w:rPr>
-        <w:t>├</w:t>
-      </w:r>
-      <w:r>
-        <w:rPr>
-          <w:rFonts w:ascii="Aptos" w:hAnsi="Aptos" w:cs="Aptos"/>
-        </w:rPr>
-        <w:t>──</w:t>
-      </w:r>
-      <w:r>
-        <w:t xml:space="preserve"> Virtual networks</w:t>
-      </w:r>
-    </w:p>
-    <w:p>
-      <w:r>
-        <w:t xml:space="preserve">        </w:t>
-      </w:r>
-      <w:r>
-        <w:rPr>
-          <w:rFonts w:ascii="MS Gothic" w:eastAsia="MS Gothic" w:hAnsi="MS Gothic" w:cs="MS Gothic" w:hint="eastAsia"/>
-        </w:rPr>
-        <w:t>├</w:t>
-      </w:r>
-      <w:r>
-        <w:rPr>
-          <w:rFonts w:ascii="Aptos" w:hAnsi="Aptos" w:cs="Aptos"/>
-        </w:rPr>
-        <w:t>──</w:t>
-      </w:r>
-      <w:r>
-        <w:t xml:space="preserve"> Business services</w:t>
-      </w:r>
-    </w:p>
-    <w:p>
-      <w:r>
-        <w:t xml:space="preserve">        └── Infrastructure services</w:t>
-      </w:r>
-    </w:p>
-    <w:p>
-      <w:r>
-        <w:t xml:space="preserve">Northwind services will therefore operate only while the physical workstation is booted into </w:t>
-      </w:r>
-      <w:proofErr w:type="spellStart"/>
-      <w:r>
-        <w:t>Proxmox</w:t>
-      </w:r>
-      <w:proofErr w:type="spellEnd"/>
-      <w:r>
-        <w:t>.</w:t>
-      </w:r>
-    </w:p>
-    <w:p>
-      <w:r>
-        <w:t xml:space="preserve">This is considered an acceptable </w:t>
-      </w:r>
-      <w:r>
-        <w:rPr>
-          <w:b/>
-          <w:bCs/>
-        </w:rPr>
-        <w:t>lab implementation constraint</w:t>
-      </w:r>
-      <w:r>
-        <w:t xml:space="preserve"> rather than a representation of the intended availability characteristics of a real Northwind production environment.</w:t>
-      </w:r>
-    </w:p>
-    <w:p>
-      <w:r>
-        <w:t>Scheduled operations such as backups, monitoring, housekeeping and automated jobs can be scheduled during active lab sessions. The environment does not need to operate continuously overnight to achieve the project's learning and validation objectives.</w:t>
-      </w:r>
-    </w:p>
-    <w:p>
-      <w:pPr>
-        <w:rPr>
-          <w:b/>
-          <w:bCs/>
-        </w:rPr>
-      </w:pPr>
-      <w:r>
-        <w:rPr>
-          <w:b/>
-          <w:bCs/>
-        </w:rPr>
-        <w:t>Preliminary Storage Direction</w:t>
-      </w:r>
-    </w:p>
-    <w:p>
-      <w:r>
-        <w:t xml:space="preserve">Three approximately 2 TB </w:t>
-      </w:r>
-      <w:proofErr w:type="spellStart"/>
-      <w:r>
-        <w:t>NVMe</w:t>
-      </w:r>
-      <w:proofErr w:type="spellEnd"/>
-      <w:r>
-        <w:t xml:space="preserve"> SSDs are available.</w:t>
-      </w:r>
-    </w:p>
-    <w:p>
-      <w:r>
-        <w:t>The current conceptual direction is:</w:t>
+        <w:t>5. Review / Design Considerations</w:t>
+      </w:r>
+    </w:p>
+    <w:p>
+      <w:r>
+        <w:t>Virtual machine boundaries should be determined by the operational and security requirements of each workload.</w:t>
+      </w:r>
+    </w:p>
+    <w:p>
+      <w:r>
+        <w:t>Relevant considerations include:</w:t>
       </w:r>
     </w:p>
     <w:tbl>
@@ -1241,12 +1356,11 @@
         <w:tblLook w:val="04A0" w:firstRow="1" w:lastRow="0" w:firstColumn="1" w:lastColumn="0" w:noHBand="0" w:noVBand="1"/>
       </w:tblPr>
       <w:tblGrid>
-        <w:gridCol w:w="1699"/>
-        <w:gridCol w:w="7373"/>
+        <w:gridCol w:w="2279"/>
+        <w:gridCol w:w="6793"/>
       </w:tblGrid>
       <w:tr>
         <w:trPr>
-          <w:tblHeader/>
           <w:tblCellSpacing w:w="15" w:type="dxa"/>
         </w:trPr>
         <w:tc>
@@ -1267,7 +1381,7 @@
                 <w:b/>
                 <w:bCs/>
               </w:rPr>
-              <w:t>Physical Storage</w:t>
+              <w:t>Consideration</w:t>
             </w:r>
           </w:p>
         </w:tc>
@@ -1289,171 +1403,332 @@
                 <w:b/>
                 <w:bCs/>
               </w:rPr>
-              <w:t>Preliminary Purpose</w:t>
-            </w:r>
-          </w:p>
-        </w:tc>
-      </w:tr>
-      <w:tr>
-        <w:trPr>
-          <w:tblCellSpacing w:w="15" w:type="dxa"/>
-        </w:trPr>
-        <w:tc>
-          <w:tcPr>
-            <w:tcW w:w="0" w:type="auto"/>
-            <w:vAlign w:val="center"/>
-            <w:hideMark/>
-          </w:tcPr>
-          <w:p>
-            <w:proofErr w:type="spellStart"/>
-            <w:r>
-              <w:t>NVMe</w:t>
-            </w:r>
-            <w:proofErr w:type="spellEnd"/>
-            <w:r>
-              <w:t xml:space="preserve"> 0</w:t>
-            </w:r>
-          </w:p>
-        </w:tc>
-        <w:tc>
-          <w:tcPr>
-            <w:tcW w:w="0" w:type="auto"/>
-            <w:vAlign w:val="center"/>
-            <w:hideMark/>
-          </w:tcPr>
-          <w:p>
-            <w:r>
-              <w:t>Existing Windows environment</w:t>
-            </w:r>
-          </w:p>
-        </w:tc>
-      </w:tr>
-      <w:tr>
-        <w:trPr>
-          <w:tblCellSpacing w:w="15" w:type="dxa"/>
-        </w:trPr>
-        <w:tc>
-          <w:tcPr>
-            <w:tcW w:w="0" w:type="auto"/>
-            <w:vAlign w:val="center"/>
-            <w:hideMark/>
-          </w:tcPr>
-          <w:p>
-            <w:proofErr w:type="spellStart"/>
-            <w:r>
-              <w:t>NVMe</w:t>
-            </w:r>
-            <w:proofErr w:type="spellEnd"/>
-            <w:r>
-              <w:t xml:space="preserve"> 1</w:t>
-            </w:r>
-          </w:p>
-        </w:tc>
-        <w:tc>
-          <w:tcPr>
-            <w:tcW w:w="0" w:type="auto"/>
-            <w:vAlign w:val="center"/>
-            <w:hideMark/>
-          </w:tcPr>
-          <w:p>
-            <w:r>
-              <w:t xml:space="preserve">Candidate </w:t>
-            </w:r>
-            <w:proofErr w:type="spellStart"/>
-            <w:r>
-              <w:t>Proxmox</w:t>
-            </w:r>
-            <w:proofErr w:type="spellEnd"/>
-            <w:r>
-              <w:t xml:space="preserve"> / Northwind infrastructure storage</w:t>
-            </w:r>
-          </w:p>
-        </w:tc>
-      </w:tr>
-      <w:tr>
-        <w:trPr>
-          <w:tblCellSpacing w:w="15" w:type="dxa"/>
-        </w:trPr>
-        <w:tc>
-          <w:tcPr>
-            <w:tcW w:w="0" w:type="auto"/>
-            <w:vAlign w:val="center"/>
-            <w:hideMark/>
-          </w:tcPr>
-          <w:p>
-            <w:proofErr w:type="spellStart"/>
-            <w:r>
-              <w:t>NVMe</w:t>
-            </w:r>
-            <w:proofErr w:type="spellEnd"/>
-            <w:r>
-              <w:t xml:space="preserve"> 2</w:t>
-            </w:r>
-          </w:p>
-        </w:tc>
-        <w:tc>
-          <w:tcPr>
-            <w:tcW w:w="0" w:type="auto"/>
-            <w:vAlign w:val="center"/>
-            <w:hideMark/>
-          </w:tcPr>
-          <w:p>
-            <w:r>
-              <w:t>Candidate Northwind workload/data/local recovery storage — final purpose TBC</w:t>
+              <w:t>Design implication</w:t>
+            </w:r>
+          </w:p>
+        </w:tc>
+      </w:tr>
+      <w:tr>
+        <w:trPr>
+          <w:tblCellSpacing w:w="15" w:type="dxa"/>
+        </w:trPr>
+        <w:tc>
+          <w:tcPr>
+            <w:tcW w:w="0" w:type="auto"/>
+            <w:vAlign w:val="center"/>
+            <w:hideMark/>
+          </w:tcPr>
+          <w:p>
+            <w:r>
+              <w:t>Security isolation</w:t>
+            </w:r>
+          </w:p>
+        </w:tc>
+        <w:tc>
+          <w:tcPr>
+            <w:tcW w:w="0" w:type="auto"/>
+            <w:vAlign w:val="center"/>
+            <w:hideMark/>
+          </w:tcPr>
+          <w:p>
+            <w:r>
+              <w:t>Workloads with distinct security responsibilities may require separate virtual machines.</w:t>
+            </w:r>
+          </w:p>
+        </w:tc>
+      </w:tr>
+      <w:tr>
+        <w:trPr>
+          <w:tblCellSpacing w:w="15" w:type="dxa"/>
+        </w:trPr>
+        <w:tc>
+          <w:tcPr>
+            <w:tcW w:w="0" w:type="auto"/>
+            <w:vAlign w:val="center"/>
+            <w:hideMark/>
+          </w:tcPr>
+          <w:p>
+            <w:r>
+              <w:t>Workload purpose</w:t>
+            </w:r>
+          </w:p>
+        </w:tc>
+        <w:tc>
+          <w:tcPr>
+            <w:tcW w:w="0" w:type="auto"/>
+            <w:vAlign w:val="center"/>
+            <w:hideMark/>
+          </w:tcPr>
+          <w:p>
+            <w:r>
+              <w:t>Services should be grouped according to compatible functions.</w:t>
+            </w:r>
+          </w:p>
+        </w:tc>
+      </w:tr>
+      <w:tr>
+        <w:trPr>
+          <w:tblCellSpacing w:w="15" w:type="dxa"/>
+        </w:trPr>
+        <w:tc>
+          <w:tcPr>
+            <w:tcW w:w="0" w:type="auto"/>
+            <w:vAlign w:val="center"/>
+            <w:hideMark/>
+          </w:tcPr>
+          <w:p>
+            <w:r>
+              <w:t>Storage requirements</w:t>
+            </w:r>
+          </w:p>
+        </w:tc>
+        <w:tc>
+          <w:tcPr>
+            <w:tcW w:w="0" w:type="auto"/>
+            <w:vAlign w:val="center"/>
+            <w:hideMark/>
+          </w:tcPr>
+          <w:p>
+            <w:r>
+              <w:t>Data-intensive services may require separate disks and storage management.</w:t>
+            </w:r>
+          </w:p>
+        </w:tc>
+      </w:tr>
+      <w:tr>
+        <w:trPr>
+          <w:tblCellSpacing w:w="15" w:type="dxa"/>
+        </w:trPr>
+        <w:tc>
+          <w:tcPr>
+            <w:tcW w:w="0" w:type="auto"/>
+            <w:vAlign w:val="center"/>
+            <w:hideMark/>
+          </w:tcPr>
+          <w:p>
+            <w:r>
+              <w:t>Maintenance lifecycle</w:t>
+            </w:r>
+          </w:p>
+        </w:tc>
+        <w:tc>
+          <w:tcPr>
+            <w:tcW w:w="0" w:type="auto"/>
+            <w:vAlign w:val="center"/>
+            <w:hideMark/>
+          </w:tcPr>
+          <w:p>
+            <w:r>
+              <w:t>Services requiring independent patching or maintenance may benefit from separation.</w:t>
+            </w:r>
+          </w:p>
+        </w:tc>
+      </w:tr>
+      <w:tr>
+        <w:trPr>
+          <w:tblCellSpacing w:w="15" w:type="dxa"/>
+        </w:trPr>
+        <w:tc>
+          <w:tcPr>
+            <w:tcW w:w="0" w:type="auto"/>
+            <w:vAlign w:val="center"/>
+            <w:hideMark/>
+          </w:tcPr>
+          <w:p>
+            <w:r>
+              <w:t>Dependencies</w:t>
+            </w:r>
+          </w:p>
+        </w:tc>
+        <w:tc>
+          <w:tcPr>
+            <w:tcW w:w="0" w:type="auto"/>
+            <w:vAlign w:val="center"/>
+            <w:hideMark/>
+          </w:tcPr>
+          <w:p>
+            <w:r>
+              <w:t>Critical infrastructure services should not depend unnecessarily on unrelated workloads.</w:t>
+            </w:r>
+          </w:p>
+        </w:tc>
+      </w:tr>
+      <w:tr>
+        <w:trPr>
+          <w:tblCellSpacing w:w="15" w:type="dxa"/>
+        </w:trPr>
+        <w:tc>
+          <w:tcPr>
+            <w:tcW w:w="0" w:type="auto"/>
+            <w:vAlign w:val="center"/>
+            <w:hideMark/>
+          </w:tcPr>
+          <w:p>
+            <w:r>
+              <w:t>Failure isolation</w:t>
+            </w:r>
+          </w:p>
+        </w:tc>
+        <w:tc>
+          <w:tcPr>
+            <w:tcW w:w="0" w:type="auto"/>
+            <w:vAlign w:val="center"/>
+            <w:hideMark/>
+          </w:tcPr>
+          <w:p>
+            <w:r>
+              <w:t>Failure of one service should not unnecessarily affect another.</w:t>
+            </w:r>
+          </w:p>
+        </w:tc>
+      </w:tr>
+      <w:tr>
+        <w:trPr>
+          <w:tblCellSpacing w:w="15" w:type="dxa"/>
+        </w:trPr>
+        <w:tc>
+          <w:tcPr>
+            <w:tcW w:w="0" w:type="auto"/>
+            <w:vAlign w:val="center"/>
+            <w:hideMark/>
+          </w:tcPr>
+          <w:p>
+            <w:r>
+              <w:lastRenderedPageBreak/>
+              <w:t>Recovery requirements</w:t>
+            </w:r>
+          </w:p>
+        </w:tc>
+        <w:tc>
+          <w:tcPr>
+            <w:tcW w:w="0" w:type="auto"/>
+            <w:vAlign w:val="center"/>
+            <w:hideMark/>
+          </w:tcPr>
+          <w:p>
+            <w:r>
+              <w:t>Different workloads may have different restoration priorities and recovery objectives.</w:t>
+            </w:r>
+          </w:p>
+        </w:tc>
+      </w:tr>
+      <w:tr>
+        <w:trPr>
+          <w:tblCellSpacing w:w="15" w:type="dxa"/>
+        </w:trPr>
+        <w:tc>
+          <w:tcPr>
+            <w:tcW w:w="0" w:type="auto"/>
+            <w:vAlign w:val="center"/>
+            <w:hideMark/>
+          </w:tcPr>
+          <w:p>
+            <w:r>
+              <w:t>Operational responsibility</w:t>
+            </w:r>
+          </w:p>
+        </w:tc>
+        <w:tc>
+          <w:tcPr>
+            <w:tcW w:w="0" w:type="auto"/>
+            <w:vAlign w:val="center"/>
+            <w:hideMark/>
+          </w:tcPr>
+          <w:p>
+            <w:r>
+              <w:t>Administrative boundaries should support accountability and controlled access.</w:t>
+            </w:r>
+          </w:p>
+        </w:tc>
+      </w:tr>
+      <w:tr>
+        <w:trPr>
+          <w:tblCellSpacing w:w="15" w:type="dxa"/>
+        </w:trPr>
+        <w:tc>
+          <w:tcPr>
+            <w:tcW w:w="0" w:type="auto"/>
+            <w:vAlign w:val="center"/>
+            <w:hideMark/>
+          </w:tcPr>
+          <w:p>
+            <w:r>
+              <w:t>Resource consumption</w:t>
+            </w:r>
+          </w:p>
+        </w:tc>
+        <w:tc>
+          <w:tcPr>
+            <w:tcW w:w="0" w:type="auto"/>
+            <w:vAlign w:val="center"/>
+            <w:hideMark/>
+          </w:tcPr>
+          <w:p>
+            <w:r>
+              <w:t>Virtual machine allocations must remain appropriate for the available physical hardware.</w:t>
             </w:r>
           </w:p>
         </w:tc>
       </w:tr>
     </w:tbl>
     <w:p>
-      <w:r>
-        <w:t xml:space="preserve">The exact </w:t>
-      </w:r>
-      <w:proofErr w:type="spellStart"/>
-      <w:r>
-        <w:t>Proxmox</w:t>
-      </w:r>
-      <w:proofErr w:type="spellEnd"/>
-      <w:r>
-        <w:t xml:space="preserve"> and storage layout has </w:t>
-      </w:r>
-      <w:r>
+      <w:pPr>
         <w:rPr>
           <w:b/>
           <w:bCs/>
         </w:rPr>
-        <w:t>not yet been approved</w:t>
-      </w:r>
-      <w:r>
-        <w:t xml:space="preserve"> and requires further LLD work.</w:t>
-      </w:r>
-    </w:p>
-    <w:p>
-      <w:r>
-        <w:t xml:space="preserve">Importantly, all three </w:t>
-      </w:r>
-      <w:proofErr w:type="spellStart"/>
-      <w:r>
-        <w:t>NVMe</w:t>
-      </w:r>
-      <w:proofErr w:type="spellEnd"/>
-      <w:r>
-        <w:t xml:space="preserve"> devices reside within the same physical workstation and therefore share a common physical failure domain.</w:t>
-      </w:r>
-    </w:p>
-    <w:p>
-      <w:r>
-        <w:t xml:space="preserve">Storage redundancy or additional backup copies held solely across these internal SSDs </w:t>
-      </w:r>
+      </w:pPr>
       <w:r>
         <w:rPr>
           <w:b/>
           <w:bCs/>
         </w:rPr>
-        <w:t>cannot by themselves satisfy DD-005's requirement for a secondary backup copy outside the primary failure domain</w:t>
-      </w:r>
-      <w:r>
-        <w:t>.</w:t>
+        <w:t>5.1 Security-driven separation</w:t>
+      </w:r>
+    </w:p>
+    <w:p>
+      <w:r>
+        <w:t>The detailed network and administrative access designs now establish two additional workload boundaries.</w:t>
+      </w:r>
+    </w:p>
+    <w:p>
+      <w:r>
+        <w:t>FW01 — Firewall and Routing</w:t>
+      </w:r>
+    </w:p>
+    <w:p>
+      <w:r>
+        <w:t>FW01 provides the controlled network boundary between the Northwind virtual infrastructure and the external home network.</w:t>
+      </w:r>
+    </w:p>
+    <w:p>
+      <w:r>
+        <w:t>It also provides routing and security policy enforcement between internal Northwind VLANs.</w:t>
+      </w:r>
+    </w:p>
+    <w:p>
+      <w:r>
+        <w:t>Separating this function into a dedicated VM provides a distinct security and operational boundary.</w:t>
+      </w:r>
+    </w:p>
+    <w:p>
+      <w:r>
+        <w:t>JUMP01 — Administrative Access</w:t>
+      </w:r>
+    </w:p>
+    <w:p>
+      <w:r>
+        <w:t>JUMP01 provides the standard administrative entry point to internal RHEL servers.</w:t>
+      </w:r>
+    </w:p>
+    <w:p>
+      <w:r>
+        <w:t>It allows Northwind to restrict routine server administration to an approved access path rather than permitting direct administrative connections to every server.</w:t>
+      </w:r>
+    </w:p>
+    <w:p>
+      <w:r>
+        <w:t>JUMP01 is not intended to act as a general-purpose management application server.</w:t>
       </w:r>
     </w:p>
     <w:p>
@@ -1468,44 +1743,77 @@
           <w:b/>
           <w:bCs/>
         </w:rPr>
-        <w:lastRenderedPageBreak/>
-        <w:t>Backup Failure-Domain Consideration</w:t>
-      </w:r>
-    </w:p>
-    <w:p>
-      <w:r>
-        <w:t xml:space="preserve">A failure, loss or destruction of the physical workstation could simultaneously make all three internal </w:t>
-      </w:r>
-      <w:proofErr w:type="spellStart"/>
-      <w:r>
-        <w:t>NVMe</w:t>
-      </w:r>
-      <w:proofErr w:type="spellEnd"/>
-      <w:r>
-        <w:t xml:space="preserve"> devices unavailable.</w:t>
-      </w:r>
-    </w:p>
-    <w:p>
-      <w:r>
-        <w:t xml:space="preserve">Therefore, v1 requires an additional backup target independent of the primary physical </w:t>
-      </w:r>
-      <w:proofErr w:type="spellStart"/>
-      <w:r>
-        <w:t>Proxmox</w:t>
-      </w:r>
-      <w:proofErr w:type="spellEnd"/>
-      <w:r>
-        <w:t xml:space="preserve"> host.</w:t>
-      </w:r>
-    </w:p>
-    <w:p>
-      <w:r>
-        <w:t>Possible technologies have not yet been selected. The eventual Backup &amp; Recovery LLD should evaluate suitable options such as physically separate storage, appropriately managed removable storage, network storage or remote/cloud backup.</w:t>
-      </w:r>
-    </w:p>
-    <w:p>
-      <w:r>
-        <w:t>The technology should be selected against the recovery requirement rather than predetermined during LLD-01.</w:t>
+        <w:t>5.2 Workload consolidation</w:t>
+      </w:r>
+    </w:p>
+    <w:p>
+      <w:r>
+        <w:t>The principle of avoiding unnecessary dedicated virtual machines remains valid.</w:t>
+      </w:r>
+    </w:p>
+    <w:p>
+      <w:r>
+        <w:t>The following services do not currently justify dedicated initial VMs solely on the basis of their capabilities:</w:t>
+      </w:r>
+    </w:p>
+    <w:p>
+      <w:pPr>
+        <w:numPr>
+          <w:ilvl w:val="0"/>
+          <w:numId w:val="10"/>
+        </w:numPr>
+      </w:pPr>
+      <w:r>
+        <w:t>Centralised identity management.</w:t>
+      </w:r>
+    </w:p>
+    <w:p>
+      <w:pPr>
+        <w:numPr>
+          <w:ilvl w:val="0"/>
+          <w:numId w:val="10"/>
+        </w:numPr>
+      </w:pPr>
+      <w:r>
+        <w:t>Advanced security analytics or SIEM.</w:t>
+      </w:r>
+    </w:p>
+    <w:p>
+      <w:pPr>
+        <w:numPr>
+          <w:ilvl w:val="0"/>
+          <w:numId w:val="10"/>
+        </w:numPr>
+      </w:pPr>
+      <w:r>
+        <w:t>Dedicated print services.</w:t>
+      </w:r>
+    </w:p>
+    <w:p>
+      <w:pPr>
+        <w:numPr>
+          <w:ilvl w:val="0"/>
+          <w:numId w:val="10"/>
+        </w:numPr>
+      </w:pPr>
+      <w:r>
+        <w:t>General-purpose management applications.</w:t>
+      </w:r>
+    </w:p>
+    <w:p>
+      <w:pPr>
+        <w:numPr>
+          <w:ilvl w:val="0"/>
+          <w:numId w:val="10"/>
+        </w:numPr>
+      </w:pPr>
+      <w:r>
+        <w:t>CRM.</w:t>
+      </w:r>
+    </w:p>
+    <w:p>
+      <w:r>
+        <w:t>Such services may be introduced through future approved requirements and change requests.</w:t>
       </w:r>
     </w:p>
     <w:p>
@@ -1520,42 +1828,154 @@
           <w:b/>
           <w:bCs/>
         </w:rPr>
-        <w:t>Preliminary Virtual Workload Candidates</w:t>
-      </w:r>
-    </w:p>
-    <w:p>
-      <w:r>
-        <w:t xml:space="preserve">The following represents a </w:t>
-      </w:r>
-      <w:r>
+        <w:t>6. Resource Capacity Considerations</w:t>
+      </w:r>
+    </w:p>
+    <w:p>
+      <w:r>
+        <w:t>The physical host provides substantial CPU capacity, while the available 64 GB RAM represents the more relevant finite resource for concurrent virtual machine operation.</w:t>
+      </w:r>
+    </w:p>
+    <w:p>
+      <w:r>
+        <w:t>The full physical memory capacity must not be allocated to guest workloads.</w:t>
+      </w:r>
+    </w:p>
+    <w:p>
+      <w:r>
+        <w:lastRenderedPageBreak/>
+        <w:t>Capacity must remain available for:</w:t>
+      </w:r>
+    </w:p>
+    <w:p>
+      <w:pPr>
+        <w:numPr>
+          <w:ilvl w:val="0"/>
+          <w:numId w:val="11"/>
+        </w:numPr>
+      </w:pPr>
+      <w:r>
+        <w:t>The Proxmox hypervisor.</w:t>
+      </w:r>
+    </w:p>
+    <w:p>
+      <w:pPr>
+        <w:numPr>
+          <w:ilvl w:val="0"/>
+          <w:numId w:val="11"/>
+        </w:numPr>
+      </w:pPr>
+      <w:r>
+        <w:t>Host operating system and storage operations.</w:t>
+      </w:r>
+    </w:p>
+    <w:p>
+      <w:pPr>
+        <w:numPr>
+          <w:ilvl w:val="0"/>
+          <w:numId w:val="11"/>
+        </w:numPr>
+      </w:pPr>
+      <w:r>
+        <w:t>Operational headroom.</w:t>
+      </w:r>
+    </w:p>
+    <w:p>
+      <w:pPr>
+        <w:numPr>
+          <w:ilvl w:val="0"/>
+          <w:numId w:val="11"/>
+        </w:numPr>
+      </w:pPr>
+      <w:r>
+        <w:t>Temporary or sandbox workloads.</w:t>
+      </w:r>
+    </w:p>
+    <w:p>
+      <w:pPr>
+        <w:numPr>
+          <w:ilvl w:val="0"/>
+          <w:numId w:val="11"/>
+        </w:numPr>
+      </w:pPr>
+      <w:r>
+        <w:t>Future infrastructure expansion.</w:t>
+      </w:r>
+    </w:p>
+    <w:p>
+      <w:r>
+        <w:t>The current design does not establish final vCPU or memory allocations for every VM.</w:t>
+      </w:r>
+    </w:p>
+    <w:p>
+      <w:r>
+        <w:t>Those allocations must be confirmed through the applicable virtual machine specifications and validated against actual resource consumption.</w:t>
+      </w:r>
+    </w:p>
+    <w:p>
+      <w:pPr>
         <w:rPr>
           <w:b/>
           <w:bCs/>
         </w:rPr>
-        <w:t>working workload catalogue rather than an approved VM list</w:t>
-      </w:r>
-      <w:r>
-        <w:t>:</w:t>
+      </w:pPr>
+      <w:r>
+        <w:rPr>
+          <w:b/>
+          <w:bCs/>
+        </w:rPr>
+        <w:t>6.1 Capacity planning principle</w:t>
+      </w:r>
+    </w:p>
+    <w:p>
+      <w:r>
+        <w:t>The objective is not to maximise the number of virtual machines that can operate simultaneously.</w:t>
+      </w:r>
+    </w:p>
+    <w:p>
+      <w:r>
+        <w:t>Instead, the infrastructure should provide sufficient resources for the workloads required by the approved architecture, while retaining reasonable operational headroom.</w:t>
+      </w:r>
+    </w:p>
+    <w:p>
+      <w:pPr>
+        <w:rPr>
+          <w:b/>
+          <w:bCs/>
+        </w:rPr>
+      </w:pPr>
+      <w:r>
+        <w:rPr>
+          <w:b/>
+          <w:bCs/>
+        </w:rPr>
+        <w:t>6.2 Resource allocation status</w:t>
       </w:r>
     </w:p>
     <w:tbl>
       <w:tblPr>
-        <w:tblStyle w:val="TableGrid"/>
         <w:tblW w:w="0" w:type="auto"/>
+        <w:tblCellSpacing w:w="15" w:type="dxa"/>
+        <w:tblCellMar>
+          <w:top w:w="15" w:type="dxa"/>
+          <w:left w:w="15" w:type="dxa"/>
+          <w:bottom w:w="15" w:type="dxa"/>
+          <w:right w:w="15" w:type="dxa"/>
+        </w:tblCellMar>
         <w:tblLook w:val="04A0" w:firstRow="1" w:lastRow="0" w:firstColumn="1" w:lastColumn="0" w:noHBand="0" w:noVBand="1"/>
       </w:tblPr>
       <w:tblGrid>
-        <w:gridCol w:w="3101"/>
-        <w:gridCol w:w="2041"/>
-        <w:gridCol w:w="3920"/>
+        <w:gridCol w:w="3283"/>
+        <w:gridCol w:w="3713"/>
       </w:tblGrid>
       <w:tr>
         <w:trPr>
-          <w:trHeight w:val="300"/>
-        </w:trPr>
-        <w:tc>
-          <w:tcPr>
-            <w:tcW w:w="3580" w:type="dxa"/>
+          <w:tblCellSpacing w:w="15" w:type="dxa"/>
+        </w:trPr>
+        <w:tc>
+          <w:tcPr>
+            <w:tcW w:w="0" w:type="auto"/>
+            <w:vAlign w:val="center"/>
             <w:hideMark/>
           </w:tcPr>
           <w:p>
@@ -1570,13 +1990,14 @@
                 <w:b/>
                 <w:bCs/>
               </w:rPr>
-              <w:t>Workload</w:t>
-            </w:r>
-          </w:p>
-        </w:tc>
-        <w:tc>
-          <w:tcPr>
-            <w:tcW w:w="2280" w:type="dxa"/>
+              <w:t>Resource</w:t>
+            </w:r>
+          </w:p>
+        </w:tc>
+        <w:tc>
+          <w:tcPr>
+            <w:tcW w:w="0" w:type="auto"/>
+            <w:vAlign w:val="center"/>
             <w:hideMark/>
           </w:tcPr>
           <w:p>
@@ -1591,13 +2012,299 @@
                 <w:b/>
                 <w:bCs/>
               </w:rPr>
-              <w:t>Dedicated VM Status</w:t>
-            </w:r>
-          </w:p>
-        </w:tc>
-        <w:tc>
-          <w:tcPr>
-            <w:tcW w:w="4240" w:type="dxa"/>
+              <w:t>Current position</w:t>
+            </w:r>
+          </w:p>
+        </w:tc>
+      </w:tr>
+      <w:tr>
+        <w:trPr>
+          <w:tblCellSpacing w:w="15" w:type="dxa"/>
+        </w:trPr>
+        <w:tc>
+          <w:tcPr>
+            <w:tcW w:w="0" w:type="auto"/>
+            <w:vAlign w:val="center"/>
+            <w:hideMark/>
+          </w:tcPr>
+          <w:p>
+            <w:r>
+              <w:t>Physical CPU</w:t>
+            </w:r>
+          </w:p>
+        </w:tc>
+        <w:tc>
+          <w:tcPr>
+            <w:tcW w:w="0" w:type="auto"/>
+            <w:vAlign w:val="center"/>
+            <w:hideMark/>
+          </w:tcPr>
+          <w:p>
+            <w:r>
+              <w:t>Known</w:t>
+            </w:r>
+          </w:p>
+        </w:tc>
+      </w:tr>
+      <w:tr>
+        <w:trPr>
+          <w:tblCellSpacing w:w="15" w:type="dxa"/>
+        </w:trPr>
+        <w:tc>
+          <w:tcPr>
+            <w:tcW w:w="0" w:type="auto"/>
+            <w:vAlign w:val="center"/>
+            <w:hideMark/>
+          </w:tcPr>
+          <w:p>
+            <w:r>
+              <w:t>Physical RAM</w:t>
+            </w:r>
+          </w:p>
+        </w:tc>
+        <w:tc>
+          <w:tcPr>
+            <w:tcW w:w="0" w:type="auto"/>
+            <w:vAlign w:val="center"/>
+            <w:hideMark/>
+          </w:tcPr>
+          <w:p>
+            <w:r>
+              <w:t>Known</w:t>
+            </w:r>
+          </w:p>
+        </w:tc>
+      </w:tr>
+      <w:tr>
+        <w:trPr>
+          <w:tblCellSpacing w:w="15" w:type="dxa"/>
+        </w:trPr>
+        <w:tc>
+          <w:tcPr>
+            <w:tcW w:w="0" w:type="auto"/>
+            <w:vAlign w:val="center"/>
+            <w:hideMark/>
+          </w:tcPr>
+          <w:p>
+            <w:r>
+              <w:t>Physical storage devices</w:t>
+            </w:r>
+          </w:p>
+        </w:tc>
+        <w:tc>
+          <w:tcPr>
+            <w:tcW w:w="0" w:type="auto"/>
+            <w:vAlign w:val="center"/>
+            <w:hideMark/>
+          </w:tcPr>
+          <w:p>
+            <w:r>
+              <w:t>Known</w:t>
+            </w:r>
+          </w:p>
+        </w:tc>
+      </w:tr>
+      <w:tr>
+        <w:trPr>
+          <w:tblCellSpacing w:w="15" w:type="dxa"/>
+        </w:trPr>
+        <w:tc>
+          <w:tcPr>
+            <w:tcW w:w="0" w:type="auto"/>
+            <w:vAlign w:val="center"/>
+            <w:hideMark/>
+          </w:tcPr>
+          <w:p>
+            <w:r>
+              <w:t>Proxmox installation</w:t>
+            </w:r>
+          </w:p>
+        </w:tc>
+        <w:tc>
+          <w:tcPr>
+            <w:tcW w:w="0" w:type="auto"/>
+            <w:vAlign w:val="center"/>
+            <w:hideMark/>
+          </w:tcPr>
+          <w:p>
+            <w:r>
+              <w:t>Sprint 1 foundation completed</w:t>
+            </w:r>
+          </w:p>
+        </w:tc>
+      </w:tr>
+      <w:tr>
+        <w:trPr>
+          <w:tblCellSpacing w:w="15" w:type="dxa"/>
+        </w:trPr>
+        <w:tc>
+          <w:tcPr>
+            <w:tcW w:w="0" w:type="auto"/>
+            <w:vAlign w:val="center"/>
+            <w:hideMark/>
+          </w:tcPr>
+          <w:p>
+            <w:r>
+              <w:t>Individual VM vCPU allocations</w:t>
+            </w:r>
+          </w:p>
+        </w:tc>
+        <w:tc>
+          <w:tcPr>
+            <w:tcW w:w="0" w:type="auto"/>
+            <w:vAlign w:val="center"/>
+            <w:hideMark/>
+          </w:tcPr>
+          <w:p>
+            <w:r>
+              <w:t>Verify against VM specifications</w:t>
+            </w:r>
+          </w:p>
+        </w:tc>
+      </w:tr>
+      <w:tr>
+        <w:trPr>
+          <w:tblCellSpacing w:w="15" w:type="dxa"/>
+        </w:trPr>
+        <w:tc>
+          <w:tcPr>
+            <w:tcW w:w="0" w:type="auto"/>
+            <w:vAlign w:val="center"/>
+            <w:hideMark/>
+          </w:tcPr>
+          <w:p>
+            <w:r>
+              <w:t>Individual VM memory allocations</w:t>
+            </w:r>
+          </w:p>
+        </w:tc>
+        <w:tc>
+          <w:tcPr>
+            <w:tcW w:w="0" w:type="auto"/>
+            <w:vAlign w:val="center"/>
+            <w:hideMark/>
+          </w:tcPr>
+          <w:p>
+            <w:r>
+              <w:t>Verify against VM specifications</w:t>
+            </w:r>
+          </w:p>
+        </w:tc>
+      </w:tr>
+      <w:tr>
+        <w:trPr>
+          <w:tblCellSpacing w:w="15" w:type="dxa"/>
+        </w:trPr>
+        <w:tc>
+          <w:tcPr>
+            <w:tcW w:w="0" w:type="auto"/>
+            <w:vAlign w:val="center"/>
+            <w:hideMark/>
+          </w:tcPr>
+          <w:p>
+            <w:r>
+              <w:t>Individual VM disk allocations</w:t>
+            </w:r>
+          </w:p>
+        </w:tc>
+        <w:tc>
+          <w:tcPr>
+            <w:tcW w:w="0" w:type="auto"/>
+            <w:vAlign w:val="center"/>
+            <w:hideMark/>
+          </w:tcPr>
+          <w:p>
+            <w:r>
+              <w:t>Verify against VM specifications</w:t>
+            </w:r>
+          </w:p>
+        </w:tc>
+      </w:tr>
+      <w:tr>
+        <w:trPr>
+          <w:tblCellSpacing w:w="15" w:type="dxa"/>
+        </w:trPr>
+        <w:tc>
+          <w:tcPr>
+            <w:tcW w:w="0" w:type="auto"/>
+            <w:vAlign w:val="center"/>
+            <w:hideMark/>
+          </w:tcPr>
+          <w:p>
+            <w:r>
+              <w:t>Operational headroom</w:t>
+            </w:r>
+          </w:p>
+        </w:tc>
+        <w:tc>
+          <w:tcPr>
+            <w:tcW w:w="0" w:type="auto"/>
+            <w:vAlign w:val="center"/>
+            <w:hideMark/>
+          </w:tcPr>
+          <w:p>
+            <w:r>
+              <w:t>To be validated during implementation</w:t>
+            </w:r>
+          </w:p>
+        </w:tc>
+      </w:tr>
+    </w:tbl>
+    <w:p>
+      <w:pPr>
+        <w:rPr>
+          <w:b/>
+          <w:bCs/>
+        </w:rPr>
+      </w:pPr>
+      <w:r>
+        <w:rPr>
+          <w:b/>
+          <w:bCs/>
+        </w:rPr>
+        <w:t>7. Hypervisor / Workstation Constraint</w:t>
+      </w:r>
+    </w:p>
+    <w:p>
+      <w:r>
+        <w:t>The physical platform is required for both the Northwind lab and Windows gaming/general-purpose use.</w:t>
+      </w:r>
+    </w:p>
+    <w:p>
+      <w:r>
+        <w:t>Permanently replacing Windows with Proxmox was therefore considered unsuitable.</w:t>
+      </w:r>
+    </w:p>
+    <w:p>
+      <w:r>
+        <w:t>Three principal approaches were evaluated:</w:t>
+      </w:r>
+    </w:p>
+    <w:tbl>
+      <w:tblPr>
+        <w:tblW w:w="0" w:type="auto"/>
+        <w:tblCellSpacing w:w="15" w:type="dxa"/>
+        <w:tblCellMar>
+          <w:top w:w="15" w:type="dxa"/>
+          <w:left w:w="15" w:type="dxa"/>
+          <w:bottom w:w="15" w:type="dxa"/>
+          <w:right w:w="15" w:type="dxa"/>
+        </w:tblCellMar>
+        <w:tblLook w:val="04A0" w:firstRow="1" w:lastRow="0" w:firstColumn="1" w:lastColumn="0" w:noHBand="0" w:noVBand="1"/>
+      </w:tblPr>
+      <w:tblGrid>
+        <w:gridCol w:w="757"/>
+        <w:gridCol w:w="3726"/>
+        <w:gridCol w:w="4589"/>
+      </w:tblGrid>
+      <w:tr>
+        <w:trPr>
+          <w:tblCellSpacing w:w="15" w:type="dxa"/>
+        </w:trPr>
+        <w:tc>
+          <w:tcPr>
+            <w:tcW w:w="0" w:type="auto"/>
+            <w:vAlign w:val="center"/>
             <w:hideMark/>
           </w:tcPr>
           <w:p>
@@ -1612,401 +2319,185 @@
                 <w:b/>
                 <w:bCs/>
               </w:rPr>
-              <w:t>Notes</w:t>
-            </w:r>
-          </w:p>
-        </w:tc>
-      </w:tr>
-      <w:tr>
-        <w:trPr>
-          <w:trHeight w:val="600"/>
-        </w:trPr>
-        <w:tc>
-          <w:tcPr>
-            <w:tcW w:w="3580" w:type="dxa"/>
-            <w:hideMark/>
-          </w:tcPr>
-          <w:p>
-            <w:r>
-              <w:t>Core Infrastructure Services</w:t>
-            </w:r>
-          </w:p>
-        </w:tc>
-        <w:tc>
-          <w:tcPr>
-            <w:tcW w:w="2280" w:type="dxa"/>
-            <w:hideMark/>
-          </w:tcPr>
-          <w:p>
-            <w:r>
-              <w:t>Candidate</w:t>
-            </w:r>
-          </w:p>
-        </w:tc>
-        <w:tc>
-          <w:tcPr>
-            <w:tcW w:w="4240" w:type="dxa"/>
-            <w:hideMark/>
-          </w:tcPr>
-          <w:p>
-            <w:r>
-              <w:t>DNS/DHCP/time and related services require further design</w:t>
-            </w:r>
-          </w:p>
-        </w:tc>
-      </w:tr>
-      <w:tr>
-        <w:trPr>
-          <w:trHeight w:val="600"/>
-        </w:trPr>
-        <w:tc>
-          <w:tcPr>
-            <w:tcW w:w="3580" w:type="dxa"/>
-            <w:hideMark/>
-          </w:tcPr>
-          <w:p>
-            <w:r>
-              <w:t>File &amp; Data Services</w:t>
-            </w:r>
-          </w:p>
-        </w:tc>
-        <w:tc>
-          <w:tcPr>
-            <w:tcW w:w="2280" w:type="dxa"/>
-            <w:hideMark/>
-          </w:tcPr>
-          <w:p>
-            <w:r>
-              <w:t>Likely</w:t>
-            </w:r>
-          </w:p>
-        </w:tc>
-        <w:tc>
-          <w:tcPr>
-            <w:tcW w:w="4240" w:type="dxa"/>
-            <w:hideMark/>
-          </w:tcPr>
-          <w:p>
-            <w:r>
-              <w:t>Strong storage, security and recovery boundary</w:t>
-            </w:r>
-          </w:p>
-        </w:tc>
-      </w:tr>
-      <w:tr>
-        <w:trPr>
-          <w:trHeight w:val="600"/>
-        </w:trPr>
-        <w:tc>
-          <w:tcPr>
-            <w:tcW w:w="3580" w:type="dxa"/>
-            <w:hideMark/>
-          </w:tcPr>
-          <w:p>
-            <w:r>
-              <w:t>Inventory Application</w:t>
-            </w:r>
-          </w:p>
-        </w:tc>
-        <w:tc>
-          <w:tcPr>
-            <w:tcW w:w="2280" w:type="dxa"/>
-            <w:hideMark/>
-          </w:tcPr>
-          <w:p>
-            <w:r>
-              <w:t>Likely</w:t>
-            </w:r>
-          </w:p>
-        </w:tc>
-        <w:tc>
-          <w:tcPr>
-            <w:tcW w:w="4240" w:type="dxa"/>
-            <w:hideMark/>
-          </w:tcPr>
-          <w:p>
-            <w:r>
-              <w:t>Critical business workload; 2h RTO / 1h RPO requires detailed recovery analysis</w:t>
-            </w:r>
-          </w:p>
-        </w:tc>
-      </w:tr>
-      <w:tr>
-        <w:trPr>
-          <w:trHeight w:val="900"/>
-        </w:trPr>
-        <w:tc>
-          <w:tcPr>
-            <w:tcW w:w="3580" w:type="dxa"/>
-            <w:hideMark/>
-          </w:tcPr>
-          <w:p>
-            <w:r>
-              <w:t>Monitoring &amp; Logging</w:t>
-            </w:r>
-          </w:p>
-        </w:tc>
-        <w:tc>
-          <w:tcPr>
-            <w:tcW w:w="2280" w:type="dxa"/>
-            <w:hideMark/>
-          </w:tcPr>
-          <w:p>
-            <w:r>
-              <w:t>Candidate</w:t>
-            </w:r>
-          </w:p>
-        </w:tc>
-        <w:tc>
-          <w:tcPr>
-            <w:tcW w:w="4240" w:type="dxa"/>
-            <w:hideMark/>
-          </w:tcPr>
-          <w:p>
-            <w:r>
-              <w:t>May be combined or separated depending upon selected implementations/resources</w:t>
-            </w:r>
-          </w:p>
-        </w:tc>
-      </w:tr>
-      <w:tr>
-        <w:trPr>
-          <w:trHeight w:val="600"/>
-        </w:trPr>
-        <w:tc>
-          <w:tcPr>
-            <w:tcW w:w="3580" w:type="dxa"/>
-            <w:hideMark/>
-          </w:tcPr>
-          <w:p>
-            <w:r>
-              <w:t>Backup Services</w:t>
-            </w:r>
-          </w:p>
-        </w:tc>
-        <w:tc>
-          <w:tcPr>
-            <w:tcW w:w="2280" w:type="dxa"/>
-            <w:hideMark/>
-          </w:tcPr>
-          <w:p>
-            <w:r>
-              <w:t>Likely</w:t>
-            </w:r>
-          </w:p>
-        </w:tc>
-        <w:tc>
-          <w:tcPr>
-            <w:tcW w:w="4240" w:type="dxa"/>
-            <w:hideMark/>
-          </w:tcPr>
-          <w:p>
-            <w:r>
-              <w:t>Requires appropriate operational/security separation</w:t>
-            </w:r>
-          </w:p>
-        </w:tc>
-      </w:tr>
-      <w:tr>
-        <w:trPr>
-          <w:trHeight w:val="600"/>
-        </w:trPr>
-        <w:tc>
-          <w:tcPr>
-            <w:tcW w:w="3580" w:type="dxa"/>
-            <w:hideMark/>
-          </w:tcPr>
-          <w:p>
-            <w:r>
-              <w:t>Print Services</w:t>
-            </w:r>
-          </w:p>
-        </w:tc>
-        <w:tc>
-          <w:tcPr>
-            <w:tcW w:w="2280" w:type="dxa"/>
-            <w:hideMark/>
-          </w:tcPr>
-          <w:p>
-            <w:r>
-              <w:t>TBC</w:t>
-            </w:r>
-          </w:p>
-        </w:tc>
-        <w:tc>
-          <w:tcPr>
-            <w:tcW w:w="4240" w:type="dxa"/>
-            <w:hideMark/>
-          </w:tcPr>
-          <w:p>
-            <w:r>
-              <w:t>Dedicated VM must be justified during service design</w:t>
-            </w:r>
-          </w:p>
-        </w:tc>
-      </w:tr>
-      <w:tr>
-        <w:trPr>
-          <w:trHeight w:val="300"/>
-        </w:trPr>
-        <w:tc>
-          <w:tcPr>
-            <w:tcW w:w="3580" w:type="dxa"/>
-            <w:hideMark/>
-          </w:tcPr>
-          <w:p>
-            <w:r>
-              <w:t>Identity Server</w:t>
-            </w:r>
-          </w:p>
-        </w:tc>
-        <w:tc>
-          <w:tcPr>
-            <w:tcW w:w="2280" w:type="dxa"/>
-            <w:hideMark/>
-          </w:tcPr>
-          <w:p>
-            <w:r>
-              <w:t>Not currently required</w:t>
-            </w:r>
-          </w:p>
-        </w:tc>
-        <w:tc>
-          <w:tcPr>
-            <w:tcW w:w="4240" w:type="dxa"/>
-            <w:hideMark/>
-          </w:tcPr>
-          <w:p>
-            <w:r>
-              <w:t>v1 uses Linux-native local IAM</w:t>
-            </w:r>
-          </w:p>
-        </w:tc>
-      </w:tr>
-      <w:tr>
-        <w:trPr>
-          <w:trHeight w:val="600"/>
-        </w:trPr>
-        <w:tc>
-          <w:tcPr>
-            <w:tcW w:w="3580" w:type="dxa"/>
-            <w:hideMark/>
-          </w:tcPr>
-          <w:p>
-            <w:r>
-              <w:t>Dedicated Management Server</w:t>
-            </w:r>
-          </w:p>
-        </w:tc>
-        <w:tc>
-          <w:tcPr>
-            <w:tcW w:w="2280" w:type="dxa"/>
-            <w:hideMark/>
-          </w:tcPr>
-          <w:p>
-            <w:r>
-              <w:t>Not currently required</w:t>
-            </w:r>
-          </w:p>
-        </w:tc>
-        <w:tc>
-          <w:tcPr>
-            <w:tcW w:w="4240" w:type="dxa"/>
-            <w:hideMark/>
-          </w:tcPr>
-          <w:p>
-            <w:r>
-              <w:t>Native Linux administration forms initial baseline</w:t>
-            </w:r>
-          </w:p>
-        </w:tc>
-      </w:tr>
-      <w:tr>
-        <w:trPr>
-          <w:trHeight w:val="300"/>
-        </w:trPr>
-        <w:tc>
-          <w:tcPr>
-            <w:tcW w:w="3580" w:type="dxa"/>
-            <w:hideMark/>
-          </w:tcPr>
-          <w:p>
-            <w:r>
-              <w:t>SIEM / Advanced Security Analytics</w:t>
-            </w:r>
-          </w:p>
-        </w:tc>
-        <w:tc>
-          <w:tcPr>
-            <w:tcW w:w="2280" w:type="dxa"/>
-            <w:hideMark/>
-          </w:tcPr>
-          <w:p>
-            <w:r>
-              <w:t>Deferred</w:t>
-            </w:r>
-          </w:p>
-        </w:tc>
-        <w:tc>
-          <w:tcPr>
-            <w:tcW w:w="4240" w:type="dxa"/>
-            <w:hideMark/>
-          </w:tcPr>
-          <w:p>
-            <w:r>
-              <w:t>Outside current v1 architectural scope</w:t>
-            </w:r>
-          </w:p>
-        </w:tc>
-      </w:tr>
-      <w:tr>
-        <w:trPr>
-          <w:trHeight w:val="600"/>
-        </w:trPr>
-        <w:tc>
-          <w:tcPr>
-            <w:tcW w:w="3580" w:type="dxa"/>
-            <w:hideMark/>
-          </w:tcPr>
-          <w:p>
-            <w:r>
-              <w:t>CRM</w:t>
-            </w:r>
-          </w:p>
-        </w:tc>
-        <w:tc>
-          <w:tcPr>
-            <w:tcW w:w="2280" w:type="dxa"/>
-            <w:hideMark/>
-          </w:tcPr>
-          <w:p>
-            <w:r>
-              <w:t>Not currently required</w:t>
-            </w:r>
-          </w:p>
-        </w:tc>
-        <w:tc>
-          <w:tcPr>
-            <w:tcW w:w="4240" w:type="dxa"/>
-            <w:hideMark/>
-          </w:tcPr>
-          <w:p>
-            <w:r>
-              <w:t>No approved v1 requirement currently justifies deployment</w:t>
+              <w:t>Option</w:t>
+            </w:r>
+          </w:p>
+        </w:tc>
+        <w:tc>
+          <w:tcPr>
+            <w:tcW w:w="0" w:type="auto"/>
+            <w:vAlign w:val="center"/>
+            <w:hideMark/>
+          </w:tcPr>
+          <w:p>
+            <w:pPr>
+              <w:rPr>
+                <w:b/>
+                <w:bCs/>
+              </w:rPr>
+            </w:pPr>
+            <w:r>
+              <w:rPr>
+                <w:b/>
+                <w:bCs/>
+              </w:rPr>
+              <w:t>Description</w:t>
+            </w:r>
+          </w:p>
+        </w:tc>
+        <w:tc>
+          <w:tcPr>
+            <w:tcW w:w="0" w:type="auto"/>
+            <w:vAlign w:val="center"/>
+            <w:hideMark/>
+          </w:tcPr>
+          <w:p>
+            <w:pPr>
+              <w:rPr>
+                <w:b/>
+                <w:bCs/>
+              </w:rPr>
+            </w:pPr>
+            <w:r>
+              <w:rPr>
+                <w:b/>
+                <w:bCs/>
+              </w:rPr>
+              <w:t>Assessment</w:t>
+            </w:r>
+          </w:p>
+        </w:tc>
+      </w:tr>
+      <w:tr>
+        <w:trPr>
+          <w:tblCellSpacing w:w="15" w:type="dxa"/>
+        </w:trPr>
+        <w:tc>
+          <w:tcPr>
+            <w:tcW w:w="0" w:type="auto"/>
+            <w:vAlign w:val="center"/>
+            <w:hideMark/>
+          </w:tcPr>
+          <w:p>
+            <w:r>
+              <w:lastRenderedPageBreak/>
+              <w:t>1</w:t>
+            </w:r>
+          </w:p>
+        </w:tc>
+        <w:tc>
+          <w:tcPr>
+            <w:tcW w:w="0" w:type="auto"/>
+            <w:vAlign w:val="center"/>
+            <w:hideMark/>
+          </w:tcPr>
+          <w:p>
+            <w:r>
+              <w:t>Permanently replace Windows with Proxmox</w:t>
+            </w:r>
+          </w:p>
+        </w:tc>
+        <w:tc>
+          <w:tcPr>
+            <w:tcW w:w="0" w:type="auto"/>
+            <w:vAlign w:val="center"/>
+            <w:hideMark/>
+          </w:tcPr>
+          <w:p>
+            <w:r>
+              <w:t>Rejected because it would remove required Windows functionality.</w:t>
+            </w:r>
+          </w:p>
+        </w:tc>
+      </w:tr>
+      <w:tr>
+        <w:trPr>
+          <w:tblCellSpacing w:w="15" w:type="dxa"/>
+        </w:trPr>
+        <w:tc>
+          <w:tcPr>
+            <w:tcW w:w="0" w:type="auto"/>
+            <w:vAlign w:val="center"/>
+            <w:hideMark/>
+          </w:tcPr>
+          <w:p>
+            <w:r>
+              <w:t>2</w:t>
+            </w:r>
+          </w:p>
+        </w:tc>
+        <w:tc>
+          <w:tcPr>
+            <w:tcW w:w="0" w:type="auto"/>
+            <w:vAlign w:val="center"/>
+            <w:hideMark/>
+          </w:tcPr>
+          <w:p>
+            <w:r>
+              <w:t>Retain Windows and use Windows-hosted virtualisation</w:t>
+            </w:r>
+          </w:p>
+        </w:tc>
+        <w:tc>
+          <w:tcPr>
+            <w:tcW w:w="0" w:type="auto"/>
+            <w:vAlign w:val="center"/>
+            <w:hideMark/>
+          </w:tcPr>
+          <w:p>
+            <w:r>
+              <w:t>Technically possible, but less aligned with the objective of administering a bare-metal Proxmox environment.</w:t>
+            </w:r>
+          </w:p>
+        </w:tc>
+      </w:tr>
+      <w:tr>
+        <w:trPr>
+          <w:tblCellSpacing w:w="15" w:type="dxa"/>
+        </w:trPr>
+        <w:tc>
+          <w:tcPr>
+            <w:tcW w:w="0" w:type="auto"/>
+            <w:vAlign w:val="center"/>
+            <w:hideMark/>
+          </w:tcPr>
+          <w:p>
+            <w:r>
+              <w:t>3</w:t>
+            </w:r>
+          </w:p>
+        </w:tc>
+        <w:tc>
+          <w:tcPr>
+            <w:tcW w:w="0" w:type="auto"/>
+            <w:vAlign w:val="center"/>
+            <w:hideMark/>
+          </w:tcPr>
+          <w:p>
+            <w:r>
+              <w:t>Retain Windows and Proxmox as separate bare-metal installations through dual boot</w:t>
+            </w:r>
+          </w:p>
+        </w:tc>
+        <w:tc>
+          <w:tcPr>
+            <w:tcW w:w="0" w:type="auto"/>
+            <w:vAlign w:val="center"/>
+            <w:hideMark/>
+          </w:tcPr>
+          <w:p>
+            <w:r>
+              <w:t>Selected approach.</w:t>
             </w:r>
           </w:p>
         </w:tc>
       </w:tr>
     </w:tbl>
-    <w:p/>
-    <w:p>
-      <w:r>
-        <w:t>Exact VM names, operating systems, vCPU, RAM, storage and interfaces will be specified later within LLD-01/service-specific design.</w:t>
-      </w:r>
-    </w:p>
-    <w:p/>
-    <w:p/>
-    <w:p/>
+    <w:p>
+      <w:r>
+        <w:t>Cloud-hosted or nested Proxmox was also considered unnecessary for Northwind v1 because it would introduce additional cost and complexity without materially improving the current learning objectives.</w:t>
+      </w:r>
+    </w:p>
     <w:p>
       <w:pPr>
         <w:rPr>
@@ -2019,11 +2510,2053 @@
           <w:b/>
           <w:bCs/>
         </w:rPr>
+        <w:t>7.1 Approved virtualisation approach</w:t>
+      </w:r>
+    </w:p>
+    <w:p>
+      <w:r>
+        <w:t>Northwind will retain Windows while operating a separate bare-metal Proxmox installation.</w:t>
+      </w:r>
+    </w:p>
+    <w:p>
+      <w:r>
+        <w:t>The physical system will boot into either Windows or Proxmox depending upon the intended activity.</w:t>
+      </w:r>
+    </w:p>
+    <w:p>
+      <w:r>
+        <w:t>Shared Physical Workstation</w:t>
+      </w:r>
+    </w:p>
+    <w:p>
+      <w:r>
+        <w:t>Intel i9-12900KF • 64 GB RAM • 3 NVMe SSDs</w:t>
+      </w:r>
+    </w:p>
+    <w:p>
+      <w:r>
+        <w:t>Windows</w:t>
+      </w:r>
+    </w:p>
+    <w:p>
+      <w:r>
+        <w:t>Gaming and general use</w:t>
+      </w:r>
+    </w:p>
+    <w:p>
+      <w:r>
+        <w:t>Proxmox VE</w:t>
+      </w:r>
+    </w:p>
+    <w:p>
+      <w:r>
+        <w:t>HYP01 / Northwind Lab</w:t>
+      </w:r>
+    </w:p>
+    <w:p>
+      <w:r>
+        <w:t>Mutually exclusive boot environments, not simultaneously running operating systems.</w:t>
+      </w:r>
+    </w:p>
+    <w:p>
+      <w:r>
+        <w:t>Northwind services will operate only while the workstation is booted into Proxmox.</w:t>
+      </w:r>
+    </w:p>
+    <w:p>
+      <w:r>
+        <w:t>This is an accepted laboratory constraint and should not be interpreted as representing the intended availability of a real production business environment.</w:t>
+      </w:r>
+    </w:p>
+    <w:p>
+      <w:r>
+        <w:t>Scheduled operations, including backups, monitoring and maintenance, may be conducted during active lab sessions.</w:t>
+      </w:r>
+    </w:p>
+    <w:p>
+      <w:r>
+        <w:t>Continuous overnight operation is not required for the project's learning and validation objectives.</w:t>
+      </w:r>
+    </w:p>
+    <w:p>
+      <w:pPr>
+        <w:rPr>
+          <w:b/>
+          <w:bCs/>
+        </w:rPr>
+      </w:pPr>
+      <w:r>
+        <w:rPr>
+          <w:b/>
+          <w:bCs/>
+        </w:rPr>
+        <w:t>8. Preliminary Storage Direction</w:t>
+      </w:r>
+    </w:p>
+    <w:p>
+      <w:r>
+        <w:t>Three approximately 2 TB NVMe SSDs are available.</w:t>
+      </w:r>
+    </w:p>
+    <w:p>
+      <w:r>
+        <w:t>The original storage direction assigned the devices conceptually as follows.</w:t>
+      </w:r>
+    </w:p>
+    <w:tbl>
+      <w:tblPr>
+        <w:tblW w:w="0" w:type="auto"/>
+        <w:tblCellSpacing w:w="15" w:type="dxa"/>
+        <w:tblCellMar>
+          <w:top w:w="15" w:type="dxa"/>
+          <w:left w:w="15" w:type="dxa"/>
+          <w:bottom w:w="15" w:type="dxa"/>
+          <w:right w:w="15" w:type="dxa"/>
+        </w:tblCellMar>
+        <w:tblLook w:val="04A0" w:firstRow="1" w:lastRow="0" w:firstColumn="1" w:lastColumn="0" w:noHBand="0" w:noVBand="1"/>
+      </w:tblPr>
+      <w:tblGrid>
+        <w:gridCol w:w="1324"/>
+        <w:gridCol w:w="4150"/>
+        <w:gridCol w:w="3598"/>
+      </w:tblGrid>
+      <w:tr>
+        <w:trPr>
+          <w:tblCellSpacing w:w="15" w:type="dxa"/>
+        </w:trPr>
+        <w:tc>
+          <w:tcPr>
+            <w:tcW w:w="0" w:type="auto"/>
+            <w:vAlign w:val="center"/>
+            <w:hideMark/>
+          </w:tcPr>
+          <w:p>
+            <w:pPr>
+              <w:rPr>
+                <w:b/>
+                <w:bCs/>
+              </w:rPr>
+            </w:pPr>
+            <w:r>
+              <w:rPr>
+                <w:b/>
+                <w:bCs/>
+              </w:rPr>
+              <w:t>Physical storage</w:t>
+            </w:r>
+          </w:p>
+        </w:tc>
+        <w:tc>
+          <w:tcPr>
+            <w:tcW w:w="0" w:type="auto"/>
+            <w:vAlign w:val="center"/>
+            <w:hideMark/>
+          </w:tcPr>
+          <w:p>
+            <w:pPr>
+              <w:rPr>
+                <w:b/>
+                <w:bCs/>
+              </w:rPr>
+            </w:pPr>
+            <w:r>
+              <w:rPr>
+                <w:b/>
+                <w:bCs/>
+              </w:rPr>
+              <w:t>Intended purpose</w:t>
+            </w:r>
+          </w:p>
+        </w:tc>
+        <w:tc>
+          <w:tcPr>
+            <w:tcW w:w="0" w:type="auto"/>
+            <w:vAlign w:val="center"/>
+            <w:hideMark/>
+          </w:tcPr>
+          <w:p>
+            <w:pPr>
+              <w:rPr>
+                <w:b/>
+                <w:bCs/>
+              </w:rPr>
+            </w:pPr>
+            <w:r>
+              <w:rPr>
+                <w:b/>
+                <w:bCs/>
+              </w:rPr>
+              <w:t>Current status</w:t>
+            </w:r>
+          </w:p>
+        </w:tc>
+      </w:tr>
+      <w:tr>
+        <w:trPr>
+          <w:tblCellSpacing w:w="15" w:type="dxa"/>
+        </w:trPr>
+        <w:tc>
+          <w:tcPr>
+            <w:tcW w:w="0" w:type="auto"/>
+            <w:vAlign w:val="center"/>
+            <w:hideMark/>
+          </w:tcPr>
+          <w:p>
+            <w:r>
+              <w:t>NVMe 0</w:t>
+            </w:r>
+          </w:p>
+        </w:tc>
+        <w:tc>
+          <w:tcPr>
+            <w:tcW w:w="0" w:type="auto"/>
+            <w:vAlign w:val="center"/>
+            <w:hideMark/>
+          </w:tcPr>
+          <w:p>
+            <w:r>
+              <w:t>Existing Windows environment</w:t>
+            </w:r>
+          </w:p>
+        </w:tc>
+        <w:tc>
+          <w:tcPr>
+            <w:tcW w:w="0" w:type="auto"/>
+            <w:vAlign w:val="center"/>
+            <w:hideMark/>
+          </w:tcPr>
+          <w:p>
+            <w:r>
+              <w:t>Retained</w:t>
+            </w:r>
+          </w:p>
+        </w:tc>
+      </w:tr>
+      <w:tr>
+        <w:trPr>
+          <w:tblCellSpacing w:w="15" w:type="dxa"/>
+        </w:trPr>
+        <w:tc>
+          <w:tcPr>
+            <w:tcW w:w="0" w:type="auto"/>
+            <w:vAlign w:val="center"/>
+            <w:hideMark/>
+          </w:tcPr>
+          <w:p>
+            <w:r>
+              <w:lastRenderedPageBreak/>
+              <w:t>NVMe 1</w:t>
+            </w:r>
+          </w:p>
+        </w:tc>
+        <w:tc>
+          <w:tcPr>
+            <w:tcW w:w="0" w:type="auto"/>
+            <w:vAlign w:val="center"/>
+            <w:hideMark/>
+          </w:tcPr>
+          <w:p>
+            <w:r>
+              <w:t>Proxmox installation and infrastructure/VM operating system storage</w:t>
+            </w:r>
+          </w:p>
+        </w:tc>
+        <w:tc>
+          <w:tcPr>
+            <w:tcW w:w="0" w:type="auto"/>
+            <w:vAlign w:val="center"/>
+            <w:hideMark/>
+          </w:tcPr>
+          <w:p>
+            <w:r>
+              <w:t>Selected architectural direction; installed layout to be verified</w:t>
+            </w:r>
+          </w:p>
+        </w:tc>
+      </w:tr>
+      <w:tr>
+        <w:trPr>
+          <w:tblCellSpacing w:w="15" w:type="dxa"/>
+        </w:trPr>
+        <w:tc>
+          <w:tcPr>
+            <w:tcW w:w="0" w:type="auto"/>
+            <w:vAlign w:val="center"/>
+            <w:hideMark/>
+          </w:tcPr>
+          <w:p>
+            <w:r>
+              <w:t>NVMe 2</w:t>
+            </w:r>
+          </w:p>
+        </w:tc>
+        <w:tc>
+          <w:tcPr>
+            <w:tcW w:w="0" w:type="auto"/>
+            <w:vAlign w:val="center"/>
+            <w:hideMark/>
+          </w:tcPr>
+          <w:p>
+            <w:r>
+              <w:t>Northwind workload data and associated storage</w:t>
+            </w:r>
+          </w:p>
+        </w:tc>
+        <w:tc>
+          <w:tcPr>
+            <w:tcW w:w="0" w:type="auto"/>
+            <w:vAlign w:val="center"/>
+            <w:hideMark/>
+          </w:tcPr>
+          <w:p>
+            <w:r>
+              <w:t>Selected architectural direction; installed layout to be verified</w:t>
+            </w:r>
+          </w:p>
+        </w:tc>
+      </w:tr>
+    </w:tbl>
+    <w:p>
+      <w:r>
+        <w:t>The precise partitioning, storage pools, logical volume configuration and available capacity must be taken from the relevant LLD-01 storage design and Sprint 1 implementation records.</w:t>
+      </w:r>
+    </w:p>
+    <w:p>
+      <w:r>
+        <w:t>This working paper must not be treated as the authoritative source for those lower-level storage details.</w:t>
+      </w:r>
+    </w:p>
+    <w:p>
+      <w:pPr>
+        <w:rPr>
+          <w:b/>
+          <w:bCs/>
+        </w:rPr>
+      </w:pPr>
+      <w:r>
+        <w:rPr>
+          <w:b/>
+          <w:bCs/>
+        </w:rPr>
+        <w:t>8.1 Storage failure domains</w:t>
+      </w:r>
+    </w:p>
+    <w:p>
+      <w:r>
+        <w:t>All three NVMe devices reside within the same physical workstation.</w:t>
+      </w:r>
+    </w:p>
+    <w:p>
+      <w:r>
+        <w:t>Consequently, they share a common physical failure domain.</w:t>
+      </w:r>
+    </w:p>
+    <w:p>
+      <w:r>
+        <w:t>A failure, loss or destruction of the workstation could make all three devices unavailable simultaneously.</w:t>
+      </w:r>
+    </w:p>
+    <w:p>
+      <w:r>
+        <w:t>Separating data across these disks may provide useful operational isolation, but it does not establish independent disaster recovery capability.</w:t>
+      </w:r>
+    </w:p>
+    <w:p>
+      <w:pPr>
+        <w:rPr>
+          <w:b/>
+          <w:bCs/>
+        </w:rPr>
+      </w:pPr>
+      <w:r>
+        <w:rPr>
+          <w:b/>
+          <w:bCs/>
+        </w:rPr>
+        <w:t>8.2 Independent backup requirement</w:t>
+      </w:r>
+    </w:p>
+    <w:p>
+      <w:r>
+        <w:t>DD-005 requires a secondary backup copy outside the primary infrastructure failure domain.</w:t>
+      </w:r>
+    </w:p>
+    <w:p>
+      <w:r>
+        <w:t>Therefore, the Northwind backup architecture must include a backup destination physically independent of HYP01.</w:t>
+      </w:r>
+    </w:p>
+    <w:p>
+      <w:r>
+        <w:t>The precise backup technology and location remain within the scope of the Backup &amp; Recovery design.</w:t>
+      </w:r>
+    </w:p>
+    <w:p>
+      <w:r>
+        <w:t>Potential approaches include physically separate storage, managed removable storage, network storage or remote backup services.</w:t>
+      </w:r>
+    </w:p>
+    <w:p>
+      <w:r>
+        <w:t>The selection must be justified against recovery requirements and operational constraints.</w:t>
+      </w:r>
+    </w:p>
+    <w:p>
+      <w:pPr>
+        <w:rPr>
+          <w:b/>
+          <w:bCs/>
+        </w:rPr>
+      </w:pPr>
+      <w:r>
+        <w:rPr>
+          <w:b/>
+          <w:bCs/>
+        </w:rPr>
+        <w:t>9. Initial Virtual Infrastructure Architecture</w:t>
+      </w:r>
+    </w:p>
+    <w:p>
+      <w:r>
+        <w:t>Subsequent detailed design work has established a clearer initial infrastructure estate.</w:t>
+      </w:r>
+    </w:p>
+    <w:p>
+      <w:r>
+        <w:t>The current planned v1 foundation consists of six RHEL 10 virtual machines.</w:t>
+      </w:r>
+    </w:p>
+    <w:tbl>
+      <w:tblPr>
+        <w:tblW w:w="0" w:type="auto"/>
+        <w:tblCellSpacing w:w="15" w:type="dxa"/>
+        <w:tblCellMar>
+          <w:top w:w="15" w:type="dxa"/>
+          <w:left w:w="15" w:type="dxa"/>
+          <w:bottom w:w="15" w:type="dxa"/>
+          <w:right w:w="15" w:type="dxa"/>
+        </w:tblCellMar>
+        <w:tblLook w:val="04A0" w:firstRow="1" w:lastRow="0" w:firstColumn="1" w:lastColumn="0" w:noHBand="0" w:noVBand="1"/>
+      </w:tblPr>
+      <w:tblGrid>
+        <w:gridCol w:w="1127"/>
+        <w:gridCol w:w="4655"/>
+        <w:gridCol w:w="2628"/>
+      </w:tblGrid>
+      <w:tr>
+        <w:trPr>
+          <w:tblCellSpacing w:w="15" w:type="dxa"/>
+        </w:trPr>
+        <w:tc>
+          <w:tcPr>
+            <w:tcW w:w="0" w:type="auto"/>
+            <w:vAlign w:val="center"/>
+            <w:hideMark/>
+          </w:tcPr>
+          <w:p>
+            <w:pPr>
+              <w:rPr>
+                <w:b/>
+                <w:bCs/>
+              </w:rPr>
+            </w:pPr>
+            <w:r>
+              <w:rPr>
+                <w:b/>
+                <w:bCs/>
+              </w:rPr>
+              <w:t>VM</w:t>
+            </w:r>
+          </w:p>
+        </w:tc>
+        <w:tc>
+          <w:tcPr>
+            <w:tcW w:w="0" w:type="auto"/>
+            <w:vAlign w:val="center"/>
+            <w:hideMark/>
+          </w:tcPr>
+          <w:p>
+            <w:pPr>
+              <w:rPr>
+                <w:b/>
+                <w:bCs/>
+              </w:rPr>
+            </w:pPr>
+            <w:r>
+              <w:rPr>
+                <w:b/>
+                <w:bCs/>
+              </w:rPr>
+              <w:t>Primary responsibility</w:t>
+            </w:r>
+          </w:p>
+        </w:tc>
+        <w:tc>
+          <w:tcPr>
+            <w:tcW w:w="0" w:type="auto"/>
+            <w:vAlign w:val="center"/>
+            <w:hideMark/>
+          </w:tcPr>
+          <w:p>
+            <w:pPr>
+              <w:rPr>
+                <w:b/>
+                <w:bCs/>
+              </w:rPr>
+            </w:pPr>
+            <w:r>
+              <w:rPr>
+                <w:b/>
+                <w:bCs/>
+              </w:rPr>
+              <w:t>Intended role</w:t>
+            </w:r>
+          </w:p>
+        </w:tc>
+      </w:tr>
+      <w:tr>
+        <w:trPr>
+          <w:tblCellSpacing w:w="15" w:type="dxa"/>
+        </w:trPr>
+        <w:tc>
+          <w:tcPr>
+            <w:tcW w:w="0" w:type="auto"/>
+            <w:vAlign w:val="center"/>
+            <w:hideMark/>
+          </w:tcPr>
+          <w:p>
+            <w:r>
+              <w:t>FW01</w:t>
+            </w:r>
+          </w:p>
+        </w:tc>
+        <w:tc>
+          <w:tcPr>
+            <w:tcW w:w="0" w:type="auto"/>
+            <w:vAlign w:val="center"/>
+            <w:hideMark/>
+          </w:tcPr>
+          <w:p>
+            <w:r>
+              <w:t>Firewall, routing, network segmentation and NAT</w:t>
+            </w:r>
+          </w:p>
+        </w:tc>
+        <w:tc>
+          <w:tcPr>
+            <w:tcW w:w="0" w:type="auto"/>
+            <w:vAlign w:val="center"/>
+            <w:hideMark/>
+          </w:tcPr>
+          <w:p>
+            <w:r>
+              <w:t>Network security boundary</w:t>
+            </w:r>
+          </w:p>
+        </w:tc>
+      </w:tr>
+      <w:tr>
+        <w:trPr>
+          <w:tblCellSpacing w:w="15" w:type="dxa"/>
+        </w:trPr>
+        <w:tc>
+          <w:tcPr>
+            <w:tcW w:w="0" w:type="auto"/>
+            <w:vAlign w:val="center"/>
+            <w:hideMark/>
+          </w:tcPr>
+          <w:p>
+            <w:r>
+              <w:t>JUMP01</w:t>
+            </w:r>
+          </w:p>
+        </w:tc>
+        <w:tc>
+          <w:tcPr>
+            <w:tcW w:w="0" w:type="auto"/>
+            <w:vAlign w:val="center"/>
+            <w:hideMark/>
+          </w:tcPr>
+          <w:p>
+            <w:r>
+              <w:t>Controlled administrative SSH entry point</w:t>
+            </w:r>
+          </w:p>
+        </w:tc>
+        <w:tc>
+          <w:tcPr>
+            <w:tcW w:w="0" w:type="auto"/>
+            <w:vAlign w:val="center"/>
+            <w:hideMark/>
+          </w:tcPr>
+          <w:p>
+            <w:r>
+              <w:t>Administrative access</w:t>
+            </w:r>
+          </w:p>
+        </w:tc>
+      </w:tr>
+      <w:tr>
+        <w:trPr>
+          <w:tblCellSpacing w:w="15" w:type="dxa"/>
+        </w:trPr>
+        <w:tc>
+          <w:tcPr>
+            <w:tcW w:w="0" w:type="auto"/>
+            <w:vAlign w:val="center"/>
+            <w:hideMark/>
+          </w:tcPr>
+          <w:p>
+            <w:r>
+              <w:t>CORE01</w:t>
+            </w:r>
+          </w:p>
+        </w:tc>
+        <w:tc>
+          <w:tcPr>
+            <w:tcW w:w="0" w:type="auto"/>
+            <w:vAlign w:val="center"/>
+            <w:hideMark/>
+          </w:tcPr>
+          <w:p>
+            <w:r>
+              <w:t>DNS, DHCP and time services</w:t>
+            </w:r>
+          </w:p>
+        </w:tc>
+        <w:tc>
+          <w:tcPr>
+            <w:tcW w:w="0" w:type="auto"/>
+            <w:vAlign w:val="center"/>
+            <w:hideMark/>
+          </w:tcPr>
+          <w:p>
+            <w:r>
+              <w:t>Core infrastructure</w:t>
+            </w:r>
+          </w:p>
+        </w:tc>
+      </w:tr>
+      <w:tr>
+        <w:trPr>
+          <w:tblCellSpacing w:w="15" w:type="dxa"/>
+        </w:trPr>
+        <w:tc>
+          <w:tcPr>
+            <w:tcW w:w="0" w:type="auto"/>
+            <w:vAlign w:val="center"/>
+            <w:hideMark/>
+          </w:tcPr>
+          <w:p>
+            <w:r>
+              <w:t>OPS01</w:t>
+            </w:r>
+          </w:p>
+        </w:tc>
+        <w:tc>
+          <w:tcPr>
+            <w:tcW w:w="0" w:type="auto"/>
+            <w:vAlign w:val="center"/>
+            <w:hideMark/>
+          </w:tcPr>
+          <w:p>
+            <w:r>
+              <w:t>Monitoring and logging</w:t>
+            </w:r>
+          </w:p>
+        </w:tc>
+        <w:tc>
+          <w:tcPr>
+            <w:tcW w:w="0" w:type="auto"/>
+            <w:vAlign w:val="center"/>
+            <w:hideMark/>
+          </w:tcPr>
+          <w:p>
+            <w:r>
+              <w:t>Infrastructure operations</w:t>
+            </w:r>
+          </w:p>
+        </w:tc>
+      </w:tr>
+      <w:tr>
+        <w:trPr>
+          <w:tblCellSpacing w:w="15" w:type="dxa"/>
+        </w:trPr>
+        <w:tc>
+          <w:tcPr>
+            <w:tcW w:w="0" w:type="auto"/>
+            <w:vAlign w:val="center"/>
+            <w:hideMark/>
+          </w:tcPr>
+          <w:p>
+            <w:r>
+              <w:t>BACKUP01</w:t>
+            </w:r>
+          </w:p>
+        </w:tc>
+        <w:tc>
+          <w:tcPr>
+            <w:tcW w:w="0" w:type="auto"/>
+            <w:vAlign w:val="center"/>
+            <w:hideMark/>
+          </w:tcPr>
+          <w:p>
+            <w:r>
+              <w:t>Backup management and recovery services</w:t>
+            </w:r>
+          </w:p>
+        </w:tc>
+        <w:tc>
+          <w:tcPr>
+            <w:tcW w:w="0" w:type="auto"/>
+            <w:vAlign w:val="center"/>
+            <w:hideMark/>
+          </w:tcPr>
+          <w:p>
+            <w:r>
+              <w:t>Data protection</w:t>
+            </w:r>
+          </w:p>
+        </w:tc>
+      </w:tr>
+      <w:tr>
+        <w:trPr>
+          <w:tblCellSpacing w:w="15" w:type="dxa"/>
+        </w:trPr>
+        <w:tc>
+          <w:tcPr>
+            <w:tcW w:w="0" w:type="auto"/>
+            <w:vAlign w:val="center"/>
+            <w:hideMark/>
+          </w:tcPr>
+          <w:p>
+            <w:r>
+              <w:lastRenderedPageBreak/>
+              <w:t>FILE01</w:t>
+            </w:r>
+          </w:p>
+        </w:tc>
+        <w:tc>
+          <w:tcPr>
+            <w:tcW w:w="0" w:type="auto"/>
+            <w:vAlign w:val="center"/>
+            <w:hideMark/>
+          </w:tcPr>
+          <w:p>
+            <w:r>
+              <w:t>File and data sharing</w:t>
+            </w:r>
+          </w:p>
+        </w:tc>
+        <w:tc>
+          <w:tcPr>
+            <w:tcW w:w="0" w:type="auto"/>
+            <w:vAlign w:val="center"/>
+            <w:hideMark/>
+          </w:tcPr>
+          <w:p>
+            <w:r>
+              <w:t>Business file services</w:t>
+            </w:r>
+          </w:p>
+        </w:tc>
+      </w:tr>
+    </w:tbl>
+    <w:p>
+      <w:r>
+        <w:t>These represent the currently planned infrastructure server estate, not a claim that all six VMs have been deployed.</w:t>
+      </w:r>
+    </w:p>
+    <w:p>
+      <w:r>
+        <w:t>FW01 and JUMP01 are the immediate implementation priorities following the Proxmox foundation.</w:t>
+      </w:r>
+    </w:p>
+    <w:p>
+      <w:pPr>
+        <w:rPr>
+          <w:b/>
+          <w:bCs/>
+        </w:rPr>
+      </w:pPr>
+      <w:r>
+        <w:rPr>
+          <w:b/>
+          <w:bCs/>
+        </w:rPr>
+        <w:t>9.1 FW01</w:t>
+      </w:r>
+    </w:p>
+    <w:p>
+      <w:r>
+        <w:t>FW01 is required to establish the approved network segmentation and security model.</w:t>
+      </w:r>
+    </w:p>
+    <w:p>
+      <w:r>
+        <w:t>Its responsibilities include:</w:t>
+      </w:r>
+    </w:p>
+    <w:p>
+      <w:pPr>
+        <w:numPr>
+          <w:ilvl w:val="0"/>
+          <w:numId w:val="12"/>
+        </w:numPr>
+      </w:pPr>
+      <w:r>
+        <w:t>Connectivity between Northwind's internal virtual networks.</w:t>
+      </w:r>
+    </w:p>
+    <w:p>
+      <w:pPr>
+        <w:numPr>
+          <w:ilvl w:val="0"/>
+          <w:numId w:val="12"/>
+        </w:numPr>
+      </w:pPr>
+      <w:r>
+        <w:t>Controlled access between internal security zones.</w:t>
+      </w:r>
+    </w:p>
+    <w:p>
+      <w:pPr>
+        <w:numPr>
+          <w:ilvl w:val="0"/>
+          <w:numId w:val="12"/>
+        </w:numPr>
+      </w:pPr>
+      <w:r>
+        <w:t>Restricted administrative ingress from the external home network.</w:t>
+      </w:r>
+    </w:p>
+    <w:p>
+      <w:pPr>
+        <w:numPr>
+          <w:ilvl w:val="0"/>
+          <w:numId w:val="12"/>
+        </w:numPr>
+      </w:pPr>
+      <w:r>
+        <w:t>Outbound network access through NAT.</w:t>
+      </w:r>
+    </w:p>
+    <w:p>
+      <w:pPr>
+        <w:numPr>
+          <w:ilvl w:val="0"/>
+          <w:numId w:val="12"/>
+        </w:numPr>
+      </w:pPr>
+      <w:r>
+        <w:t>Enforcement of approved firewall policies.</w:t>
+      </w:r>
+    </w:p>
+    <w:p>
+      <w:r>
+        <w:t>FW01 will operate as a dedicated RHEL virtual machine.</w:t>
+      </w:r>
+    </w:p>
+    <w:p>
+      <w:r>
+        <w:t>Its network architecture includes an external connection through Proxmox vmbr0 and an internal VLAN-aware connection through vmbr1.</w:t>
+      </w:r>
+    </w:p>
+    <w:p>
+      <w:pPr>
+        <w:rPr>
+          <w:b/>
+          <w:bCs/>
+        </w:rPr>
+      </w:pPr>
+      <w:r>
+        <w:rPr>
+          <w:b/>
+          <w:bCs/>
+        </w:rPr>
+        <w:t>9.2 JUMP01</w:t>
+      </w:r>
+    </w:p>
+    <w:p>
+      <w:r>
+        <w:t>JUMP01 provides the standard administrative entry point for internal Linux servers.</w:t>
+      </w:r>
+    </w:p>
+    <w:p>
+      <w:r>
+        <w:t>It will:</w:t>
+      </w:r>
+    </w:p>
+    <w:p>
+      <w:pPr>
+        <w:numPr>
+          <w:ilvl w:val="0"/>
+          <w:numId w:val="13"/>
+        </w:numPr>
+      </w:pPr>
+      <w:r>
+        <w:t>Operate as a dedicated RHEL virtual machine.</w:t>
+      </w:r>
+    </w:p>
+    <w:p>
+      <w:pPr>
+        <w:numPr>
+          <w:ilvl w:val="0"/>
+          <w:numId w:val="13"/>
+        </w:numPr>
+      </w:pPr>
+      <w:r>
+        <w:t>Reside within the Management VLAN.</w:t>
+      </w:r>
+    </w:p>
+    <w:p>
+      <w:pPr>
+        <w:numPr>
+          <w:ilvl w:val="0"/>
+          <w:numId w:val="13"/>
+        </w:numPr>
+      </w:pPr>
+      <w:r>
+        <w:t>Use a single virtual network interface.</w:t>
+      </w:r>
+    </w:p>
+    <w:p>
+      <w:pPr>
+        <w:numPr>
+          <w:ilvl w:val="0"/>
+          <w:numId w:val="13"/>
+        </w:numPr>
+      </w:pPr>
+      <w:r>
+        <w:t>Accept authorised administrative SSH connections.</w:t>
+      </w:r>
+    </w:p>
+    <w:p>
+      <w:pPr>
+        <w:numPr>
+          <w:ilvl w:val="0"/>
+          <w:numId w:val="13"/>
+        </w:numPr>
+      </w:pPr>
+      <w:r>
+        <w:t>Support SSH ProxyJump connections to approved internal servers.</w:t>
+      </w:r>
+    </w:p>
+    <w:p>
+      <w:pPr>
+        <w:numPr>
+          <w:ilvl w:val="0"/>
+          <w:numId w:val="13"/>
+        </w:numPr>
+      </w:pPr>
+      <w:r>
+        <w:t>Avoid storing administrators' private SSH keys.</w:t>
+      </w:r>
+    </w:p>
+    <w:p>
+      <w:r>
+        <w:t>JUMP01 does not provide routing between security zones. That responsibility remains with FW01.</w:t>
+      </w:r>
+    </w:p>
+    <w:p>
+      <w:pPr>
+        <w:rPr>
+          <w:b/>
+          <w:bCs/>
+        </w:rPr>
+      </w:pPr>
+      <w:r>
+        <w:rPr>
+          <w:b/>
+          <w:bCs/>
+        </w:rPr>
+        <w:t>9.3 Remaining infrastructure VMs</w:t>
+      </w:r>
+    </w:p>
+    <w:p>
+      <w:r>
+        <w:t>CORE01, OPS01, BACKUP01 and FILE01 will be introduced according to the approved implementation sequence and service dependencies.</w:t>
+      </w:r>
+    </w:p>
+    <w:p>
+      <w:r>
+        <w:t>Their detailed configurations, resource allocations and acceptance criteria will be defined through the applicable design specifications.</w:t>
+      </w:r>
+    </w:p>
+    <w:p>
+      <w:pPr>
+        <w:rPr>
+          <w:b/>
+          <w:bCs/>
+        </w:rPr>
+      </w:pPr>
+      <w:r>
+        <w:rPr>
+          <w:b/>
+          <w:bCs/>
+        </w:rPr>
+        <w:t>9.4 Business application reconciliation</w:t>
+      </w:r>
+    </w:p>
+    <w:p>
+      <w:r>
         <w:lastRenderedPageBreak/>
-        <w:t>Decision</w:t>
-      </w:r>
-    </w:p>
-    <w:p>
+        <w:t>The original working paper identified a dedicated Inventory/Business Application VM as a likely workload.</w:t>
+      </w:r>
+    </w:p>
+    <w:p>
+      <w:r>
+        <w:t>It also identified a 2-hour RTO and 1-hour RPO requiring further recovery analysis.</w:t>
+      </w:r>
+    </w:p>
+    <w:p>
+      <w:r>
+        <w:t>The current six-VM foundation does not explicitly include a dedicated inventory application server.</w:t>
+      </w:r>
+    </w:p>
+    <w:p>
+      <w:r>
+        <w:t>This does not mean the business requirement or recovery objectives have been withdrawn.</w:t>
+      </w:r>
+    </w:p>
+    <w:p>
+      <w:r>
+        <w:t>The relationship between the inventory capability, its intended hosting arrangement and the current six-VM plan must be reconciled against the approved HLD, RTM and implementation roadmap.</w:t>
+      </w:r>
+    </w:p>
+    <w:p>
+      <w:r>
+        <w:t>Until that review is completed, no dedicated inventory application VM should be added or removed from the approved scope solely through this working paper.</w:t>
+      </w:r>
+    </w:p>
+    <w:p>
+      <w:pPr>
+        <w:rPr>
+          <w:b/>
+          <w:bCs/>
+        </w:rPr>
+      </w:pPr>
+      <w:r>
+        <w:rPr>
+          <w:b/>
+          <w:bCs/>
+        </w:rPr>
+        <w:t>10. Virtual Network Architecture</w:t>
+      </w:r>
+    </w:p>
+    <w:p>
+      <w:r>
+        <w:t>The original HLD required separation between management, server, user and external/untrusted security zones.</w:t>
+      </w:r>
+    </w:p>
+    <w:p>
+      <w:r>
+        <w:t>LLD-06 subsequently established the intended network architecture.</w:t>
+      </w:r>
+    </w:p>
+    <w:p>
+      <w:pPr>
+        <w:rPr>
+          <w:b/>
+          <w:bCs/>
+        </w:rPr>
+      </w:pPr>
+      <w:r>
+        <w:rPr>
+          <w:b/>
+          <w:bCs/>
+        </w:rPr>
+        <w:t>10.1 Proxmox virtual bridges</w:t>
+      </w:r>
+    </w:p>
+    <w:tbl>
+      <w:tblPr>
+        <w:tblW w:w="0" w:type="auto"/>
+        <w:tblCellSpacing w:w="15" w:type="dxa"/>
+        <w:tblCellMar>
+          <w:top w:w="15" w:type="dxa"/>
+          <w:left w:w="15" w:type="dxa"/>
+          <w:bottom w:w="15" w:type="dxa"/>
+          <w:right w:w="15" w:type="dxa"/>
+        </w:tblCellMar>
+        <w:tblLook w:val="04A0" w:firstRow="1" w:lastRow="0" w:firstColumn="1" w:lastColumn="0" w:noHBand="0" w:noVBand="1"/>
+      </w:tblPr>
+      <w:tblGrid>
+        <w:gridCol w:w="716"/>
+        <w:gridCol w:w="2497"/>
+        <w:gridCol w:w="5859"/>
+      </w:tblGrid>
+      <w:tr>
+        <w:trPr>
+          <w:tblCellSpacing w:w="15" w:type="dxa"/>
+        </w:trPr>
+        <w:tc>
+          <w:tcPr>
+            <w:tcW w:w="0" w:type="auto"/>
+            <w:vAlign w:val="center"/>
+            <w:hideMark/>
+          </w:tcPr>
+          <w:p>
+            <w:pPr>
+              <w:rPr>
+                <w:b/>
+                <w:bCs/>
+              </w:rPr>
+            </w:pPr>
+            <w:r>
+              <w:rPr>
+                <w:b/>
+                <w:bCs/>
+              </w:rPr>
+              <w:t>Bridge</w:t>
+            </w:r>
+          </w:p>
+        </w:tc>
+        <w:tc>
+          <w:tcPr>
+            <w:tcW w:w="0" w:type="auto"/>
+            <w:vAlign w:val="center"/>
+            <w:hideMark/>
+          </w:tcPr>
+          <w:p>
+            <w:pPr>
+              <w:rPr>
+                <w:b/>
+                <w:bCs/>
+              </w:rPr>
+            </w:pPr>
+            <w:r>
+              <w:rPr>
+                <w:b/>
+                <w:bCs/>
+              </w:rPr>
+              <w:t>Purpose</w:t>
+            </w:r>
+          </w:p>
+        </w:tc>
+        <w:tc>
+          <w:tcPr>
+            <w:tcW w:w="0" w:type="auto"/>
+            <w:vAlign w:val="center"/>
+            <w:hideMark/>
+          </w:tcPr>
+          <w:p>
+            <w:pPr>
+              <w:rPr>
+                <w:b/>
+                <w:bCs/>
+              </w:rPr>
+            </w:pPr>
+            <w:r>
+              <w:rPr>
+                <w:b/>
+                <w:bCs/>
+              </w:rPr>
+              <w:t>Characteristics</w:t>
+            </w:r>
+          </w:p>
+        </w:tc>
+      </w:tr>
+      <w:tr>
+        <w:trPr>
+          <w:tblCellSpacing w:w="15" w:type="dxa"/>
+        </w:trPr>
+        <w:tc>
+          <w:tcPr>
+            <w:tcW w:w="0" w:type="auto"/>
+            <w:vAlign w:val="center"/>
+            <w:hideMark/>
+          </w:tcPr>
+          <w:p>
+            <w:r>
+              <w:t>vmbr0</w:t>
+            </w:r>
+          </w:p>
+        </w:tc>
+        <w:tc>
+          <w:tcPr>
+            <w:tcW w:w="0" w:type="auto"/>
+            <w:vAlign w:val="center"/>
+            <w:hideMark/>
+          </w:tcPr>
+          <w:p>
+            <w:r>
+              <w:t>External/home network connectivity</w:t>
+            </w:r>
+          </w:p>
+        </w:tc>
+        <w:tc>
+          <w:tcPr>
+            <w:tcW w:w="0" w:type="auto"/>
+            <w:vAlign w:val="center"/>
+            <w:hideMark/>
+          </w:tcPr>
+          <w:p>
+            <w:r>
+              <w:t>Connected to the physical network interface; supports HYP01 management and FW01 external connectivity</w:t>
+            </w:r>
+          </w:p>
+        </w:tc>
+      </w:tr>
+      <w:tr>
+        <w:trPr>
+          <w:tblCellSpacing w:w="15" w:type="dxa"/>
+        </w:trPr>
+        <w:tc>
+          <w:tcPr>
+            <w:tcW w:w="0" w:type="auto"/>
+            <w:vAlign w:val="center"/>
+            <w:hideMark/>
+          </w:tcPr>
+          <w:p>
+            <w:r>
+              <w:t>vmbr1</w:t>
+            </w:r>
+          </w:p>
+        </w:tc>
+        <w:tc>
+          <w:tcPr>
+            <w:tcW w:w="0" w:type="auto"/>
+            <w:vAlign w:val="center"/>
+            <w:hideMark/>
+          </w:tcPr>
+          <w:p>
+            <w:r>
+              <w:t>Internal Northwind virtual networking</w:t>
+            </w:r>
+          </w:p>
+        </w:tc>
+        <w:tc>
+          <w:tcPr>
+            <w:tcW w:w="0" w:type="auto"/>
+            <w:vAlign w:val="center"/>
+            <w:hideMark/>
+          </w:tcPr>
+          <w:p>
+            <w:r>
+              <w:t>VLAN-aware, no physical uplink and no host management IP</w:t>
+            </w:r>
+          </w:p>
+        </w:tc>
+      </w:tr>
+    </w:tbl>
+    <w:p>
+      <w:r>
+        <w:t>HYP01 management must remain independently accessible without requiring FW01 or JUMP01 to be operational.</w:t>
+      </w:r>
+    </w:p>
+    <w:p>
+      <w:pPr>
+        <w:rPr>
+          <w:b/>
+          <w:bCs/>
+        </w:rPr>
+      </w:pPr>
+      <w:r>
+        <w:rPr>
+          <w:b/>
+          <w:bCs/>
+        </w:rPr>
+        <w:t>10.2 Internal VLANs</w:t>
+      </w:r>
+    </w:p>
+    <w:tbl>
+      <w:tblPr>
+        <w:tblW w:w="0" w:type="auto"/>
+        <w:tblCellSpacing w:w="15" w:type="dxa"/>
+        <w:tblCellMar>
+          <w:top w:w="15" w:type="dxa"/>
+          <w:left w:w="15" w:type="dxa"/>
+          <w:bottom w:w="15" w:type="dxa"/>
+          <w:right w:w="15" w:type="dxa"/>
+        </w:tblCellMar>
+        <w:tblLook w:val="04A0" w:firstRow="1" w:lastRow="0" w:firstColumn="1" w:lastColumn="0" w:noHBand="0" w:noVBand="1"/>
+      </w:tblPr>
+      <w:tblGrid>
+        <w:gridCol w:w="619"/>
+        <w:gridCol w:w="1413"/>
+        <w:gridCol w:w="1779"/>
+      </w:tblGrid>
+      <w:tr>
+        <w:trPr>
+          <w:tblCellSpacing w:w="15" w:type="dxa"/>
+        </w:trPr>
+        <w:tc>
+          <w:tcPr>
+            <w:tcW w:w="0" w:type="auto"/>
+            <w:vAlign w:val="center"/>
+            <w:hideMark/>
+          </w:tcPr>
+          <w:p>
+            <w:pPr>
+              <w:rPr>
+                <w:b/>
+                <w:bCs/>
+              </w:rPr>
+            </w:pPr>
+            <w:r>
+              <w:rPr>
+                <w:b/>
+                <w:bCs/>
+              </w:rPr>
+              <w:t>VLAN</w:t>
+            </w:r>
+          </w:p>
+        </w:tc>
+        <w:tc>
+          <w:tcPr>
+            <w:tcW w:w="0" w:type="auto"/>
+            <w:vAlign w:val="center"/>
+            <w:hideMark/>
+          </w:tcPr>
+          <w:p>
+            <w:pPr>
+              <w:rPr>
+                <w:b/>
+                <w:bCs/>
+              </w:rPr>
+            </w:pPr>
+            <w:r>
+              <w:rPr>
+                <w:b/>
+                <w:bCs/>
+              </w:rPr>
+              <w:t>Security zone</w:t>
+            </w:r>
+          </w:p>
+        </w:tc>
+        <w:tc>
+          <w:tcPr>
+            <w:tcW w:w="0" w:type="auto"/>
+            <w:vAlign w:val="center"/>
+            <w:hideMark/>
+          </w:tcPr>
+          <w:p>
+            <w:pPr>
+              <w:rPr>
+                <w:b/>
+                <w:bCs/>
+              </w:rPr>
+            </w:pPr>
+            <w:r>
+              <w:rPr>
+                <w:b/>
+                <w:bCs/>
+              </w:rPr>
+              <w:t>Proposed subnet</w:t>
+            </w:r>
+          </w:p>
+        </w:tc>
+      </w:tr>
+      <w:tr>
+        <w:trPr>
+          <w:tblCellSpacing w:w="15" w:type="dxa"/>
+        </w:trPr>
+        <w:tc>
+          <w:tcPr>
+            <w:tcW w:w="0" w:type="auto"/>
+            <w:vAlign w:val="center"/>
+            <w:hideMark/>
+          </w:tcPr>
+          <w:p>
+            <w:r>
+              <w:t>100</w:t>
+            </w:r>
+          </w:p>
+        </w:tc>
+        <w:tc>
+          <w:tcPr>
+            <w:tcW w:w="0" w:type="auto"/>
+            <w:vAlign w:val="center"/>
+            <w:hideMark/>
+          </w:tcPr>
+          <w:p>
+            <w:r>
+              <w:t>Management</w:t>
+            </w:r>
+          </w:p>
+        </w:tc>
+        <w:tc>
+          <w:tcPr>
+            <w:tcW w:w="0" w:type="auto"/>
+            <w:vAlign w:val="center"/>
+            <w:hideMark/>
+          </w:tcPr>
+          <w:p>
+            <w:r>
+              <w:t>10.20.10.0/24</w:t>
+            </w:r>
+          </w:p>
+        </w:tc>
+      </w:tr>
+      <w:tr>
+        <w:trPr>
+          <w:tblCellSpacing w:w="15" w:type="dxa"/>
+        </w:trPr>
+        <w:tc>
+          <w:tcPr>
+            <w:tcW w:w="0" w:type="auto"/>
+            <w:vAlign w:val="center"/>
+            <w:hideMark/>
+          </w:tcPr>
+          <w:p>
+            <w:r>
+              <w:t>200</w:t>
+            </w:r>
+          </w:p>
+        </w:tc>
+        <w:tc>
+          <w:tcPr>
+            <w:tcW w:w="0" w:type="auto"/>
+            <w:vAlign w:val="center"/>
+            <w:hideMark/>
+          </w:tcPr>
+          <w:p>
+            <w:r>
+              <w:t>Server</w:t>
+            </w:r>
+          </w:p>
+        </w:tc>
+        <w:tc>
+          <w:tcPr>
+            <w:tcW w:w="0" w:type="auto"/>
+            <w:vAlign w:val="center"/>
+            <w:hideMark/>
+          </w:tcPr>
+          <w:p>
+            <w:r>
+              <w:t>10.20.20.0/24</w:t>
+            </w:r>
+          </w:p>
+        </w:tc>
+      </w:tr>
+      <w:tr>
+        <w:trPr>
+          <w:tblCellSpacing w:w="15" w:type="dxa"/>
+        </w:trPr>
+        <w:tc>
+          <w:tcPr>
+            <w:tcW w:w="0" w:type="auto"/>
+            <w:vAlign w:val="center"/>
+            <w:hideMark/>
+          </w:tcPr>
+          <w:p>
+            <w:r>
+              <w:t>300</w:t>
+            </w:r>
+          </w:p>
+        </w:tc>
+        <w:tc>
+          <w:tcPr>
+            <w:tcW w:w="0" w:type="auto"/>
+            <w:vAlign w:val="center"/>
+            <w:hideMark/>
+          </w:tcPr>
+          <w:p>
+            <w:r>
+              <w:t>User</w:t>
+            </w:r>
+          </w:p>
+        </w:tc>
+        <w:tc>
+          <w:tcPr>
+            <w:tcW w:w="0" w:type="auto"/>
+            <w:vAlign w:val="center"/>
+            <w:hideMark/>
+          </w:tcPr>
+          <w:p>
+            <w:r>
+              <w:t>10.20.30.0/24</w:t>
+            </w:r>
+          </w:p>
+        </w:tc>
+      </w:tr>
+      <w:tr>
+        <w:trPr>
+          <w:tblCellSpacing w:w="15" w:type="dxa"/>
+        </w:trPr>
+        <w:tc>
+          <w:tcPr>
+            <w:tcW w:w="0" w:type="auto"/>
+            <w:vAlign w:val="center"/>
+            <w:hideMark/>
+          </w:tcPr>
+          <w:p>
+            <w:r>
+              <w:t>400</w:t>
+            </w:r>
+          </w:p>
+        </w:tc>
+        <w:tc>
+          <w:tcPr>
+            <w:tcW w:w="0" w:type="auto"/>
+            <w:vAlign w:val="center"/>
+            <w:hideMark/>
+          </w:tcPr>
+          <w:p>
+            <w:r>
+              <w:t>Peripheral</w:t>
+            </w:r>
+          </w:p>
+        </w:tc>
+        <w:tc>
+          <w:tcPr>
+            <w:tcW w:w="0" w:type="auto"/>
+            <w:vAlign w:val="center"/>
+            <w:hideMark/>
+          </w:tcPr>
+          <w:p>
+            <w:r>
+              <w:t>10.20.40.0/24</w:t>
+            </w:r>
+          </w:p>
+        </w:tc>
+      </w:tr>
+    </w:tbl>
+    <w:p>
+      <w:r>
+        <w:t>The addressing scheme is subject to confirmation of overlap-free connectivity with the home network and any relevant VPN routes.</w:t>
+      </w:r>
+    </w:p>
+    <w:p>
+      <w:r>
+        <w:t>FW01 is intended to provide the .1 gateway address within each internal subnet.</w:t>
+      </w:r>
+    </w:p>
+    <w:p>
+      <w:r>
+        <w:t>The final network configurations remain authoritative in LLD-06.</w:t>
+      </w:r>
+    </w:p>
+    <w:p>
+      <w:pPr>
+        <w:rPr>
+          <w:b/>
+          <w:bCs/>
+        </w:rPr>
+      </w:pPr>
+      <w:r>
+        <w:rPr>
+          <w:b/>
+          <w:bCs/>
+        </w:rPr>
+        <w:t>10.3 Network security principle</w:t>
+      </w:r>
+    </w:p>
+    <w:p>
+      <w:r>
+        <w:lastRenderedPageBreak/>
+        <w:t>Traffic between internal VLANs shall be controlled by FW01.</w:t>
+      </w:r>
+    </w:p>
+    <w:p>
+      <w:r>
+        <w:t>Traffic between devices on the same VLAN may not traverse FW01; therefore, guest operating system firewalls remain necessary.</w:t>
+      </w:r>
+    </w:p>
+    <w:p>
+      <w:r>
+        <w:t>RHEL virtual machines will use firewalld to enforce their individual service access requirements.</w:t>
+      </w:r>
+    </w:p>
+    <w:p>
+      <w:pPr>
+        <w:rPr>
+          <w:b/>
+          <w:bCs/>
+        </w:rPr>
+      </w:pPr>
+      <w:r>
+        <w:rPr>
+          <w:b/>
+          <w:bCs/>
+        </w:rPr>
+        <w:t>11. Administrative Access Architecture</w:t>
+      </w:r>
+    </w:p>
+    <w:p>
+      <w:r>
+        <w:t>LLD-07 established JUMP01 as the standard administrative entry point for internal RHEL servers.</w:t>
+      </w:r>
+    </w:p>
+    <w:p>
+      <w:r>
+        <w:t>The approved access path is:</w:t>
+      </w:r>
+    </w:p>
+    <w:p>
+      <w:r>
+        <w:t>Ubuntu laptop</w:t>
+      </w:r>
+    </w:p>
+    <w:p>
+      <w:r>
+        <w:t>Approved workstation</w:t>
+      </w:r>
+    </w:p>
+    <w:p>
+      <w:r>
+        <w:t>FW01</w:t>
+      </w:r>
+    </w:p>
+    <w:p>
+      <w:r>
+        <w:t>Network control</w:t>
+      </w:r>
+    </w:p>
+    <w:p>
+      <w:r>
+        <w:t>JUMP01</w:t>
+      </w:r>
+    </w:p>
+    <w:p>
+      <w:r>
+        <w:t>VLAN 100 • SSH ProxyJump</w:t>
+      </w:r>
+    </w:p>
+    <w:p>
+      <w:r>
+        <w:t>Internal RHEL servers</w:t>
+      </w:r>
+    </w:p>
+    <w:p>
+      <w:r>
+        <w:t>Independent authentication</w:t>
+      </w:r>
+    </w:p>
+    <w:p>
+      <w:r>
+        <w:t>The Ubuntu workstation will use an explicit route through FW01 to reach JUMP01.</w:t>
+      </w:r>
+    </w:p>
+    <w:p>
+      <w:r>
+        <w:t>Routine server administration will use SSH ProxyJump, with private SSH keys remaining on the Ubuntu workstation.</w:t>
+      </w:r>
+    </w:p>
+    <w:p>
+      <w:r>
+        <w:t>Each destination server will independently enforce authentication and authorisation.</w:t>
+      </w:r>
+    </w:p>
+    <w:p>
+      <w:pPr>
+        <w:rPr>
+          <w:b/>
+          <w:bCs/>
+        </w:rPr>
+      </w:pPr>
+      <w:r>
+        <w:rPr>
+          <w:b/>
+          <w:bCs/>
+        </w:rPr>
+        <w:t>11.1 Independent hypervisor management</w:t>
+      </w:r>
+    </w:p>
+    <w:p>
+      <w:r>
+        <w:t>HYP01 management shall remain independent of the Northwind internal network and FW01 routing services.</w:t>
+      </w:r>
+    </w:p>
+    <w:p>
+      <w:r>
+        <w:t>This separation is important for initial server bootstrap, maintenance and recovery.</w:t>
+      </w:r>
+    </w:p>
+    <w:p>
+      <w:r>
+        <w:t>If FW01 or JUMP01 becomes unavailable, administrators must retain a means of accessing the Proxmox management interface and the affected virtual machine consoles.</w:t>
+      </w:r>
+    </w:p>
+    <w:p>
+      <w:pPr>
+        <w:rPr>
+          <w:b/>
+          <w:bCs/>
+        </w:rPr>
+      </w:pPr>
+      <w:r>
+        <w:rPr>
+          <w:b/>
+          <w:bCs/>
+        </w:rPr>
+        <w:t>12. Initial Deployment Sequence</w:t>
+      </w:r>
+    </w:p>
+    <w:p>
+      <w:r>
+        <w:t>The infrastructure will be introduced progressively.</w:t>
+      </w:r>
+    </w:p>
+    <w:tbl>
+      <w:tblPr>
+        <w:tblW w:w="0" w:type="auto"/>
+        <w:tblCellSpacing w:w="15" w:type="dxa"/>
+        <w:tblCellMar>
+          <w:top w:w="15" w:type="dxa"/>
+          <w:left w:w="15" w:type="dxa"/>
+          <w:bottom w:w="15" w:type="dxa"/>
+          <w:right w:w="15" w:type="dxa"/>
+        </w:tblCellMar>
+        <w:tblLook w:val="04A0" w:firstRow="1" w:lastRow="0" w:firstColumn="1" w:lastColumn="0" w:noHBand="0" w:noVBand="1"/>
+      </w:tblPr>
+      <w:tblGrid>
+        <w:gridCol w:w="1834"/>
+        <w:gridCol w:w="1889"/>
+        <w:gridCol w:w="5349"/>
+      </w:tblGrid>
+      <w:tr>
+        <w:trPr>
+          <w:tblCellSpacing w:w="15" w:type="dxa"/>
+        </w:trPr>
+        <w:tc>
+          <w:tcPr>
+            <w:tcW w:w="0" w:type="auto"/>
+            <w:vAlign w:val="center"/>
+            <w:hideMark/>
+          </w:tcPr>
+          <w:p>
+            <w:pPr>
+              <w:rPr>
+                <w:b/>
+                <w:bCs/>
+              </w:rPr>
+            </w:pPr>
+            <w:r>
+              <w:rPr>
+                <w:b/>
+                <w:bCs/>
+              </w:rPr>
+              <w:t>Stage</w:t>
+            </w:r>
+          </w:p>
+        </w:tc>
+        <w:tc>
+          <w:tcPr>
+            <w:tcW w:w="0" w:type="auto"/>
+            <w:vAlign w:val="center"/>
+            <w:hideMark/>
+          </w:tcPr>
+          <w:p>
+            <w:pPr>
+              <w:rPr>
+                <w:b/>
+                <w:bCs/>
+              </w:rPr>
+            </w:pPr>
+            <w:r>
+              <w:rPr>
+                <w:b/>
+                <w:bCs/>
+              </w:rPr>
+              <w:t>Infrastructure</w:t>
+            </w:r>
+          </w:p>
+        </w:tc>
+        <w:tc>
+          <w:tcPr>
+            <w:tcW w:w="0" w:type="auto"/>
+            <w:vAlign w:val="center"/>
+            <w:hideMark/>
+          </w:tcPr>
+          <w:p>
+            <w:pPr>
+              <w:rPr>
+                <w:b/>
+                <w:bCs/>
+              </w:rPr>
+            </w:pPr>
+            <w:r>
+              <w:rPr>
+                <w:b/>
+                <w:bCs/>
+              </w:rPr>
+              <w:t>Purpose</w:t>
+            </w:r>
+          </w:p>
+        </w:tc>
+      </w:tr>
+      <w:tr>
+        <w:trPr>
+          <w:tblCellSpacing w:w="15" w:type="dxa"/>
+        </w:trPr>
+        <w:tc>
+          <w:tcPr>
+            <w:tcW w:w="0" w:type="auto"/>
+            <w:vAlign w:val="center"/>
+            <w:hideMark/>
+          </w:tcPr>
+          <w:p>
+            <w:r>
+              <w:t>Foundation</w:t>
+            </w:r>
+          </w:p>
+        </w:tc>
+        <w:tc>
+          <w:tcPr>
+            <w:tcW w:w="0" w:type="auto"/>
+            <w:vAlign w:val="center"/>
+            <w:hideMark/>
+          </w:tcPr>
+          <w:p>
+            <w:r>
+              <w:t>HYP01 / Proxmox</w:t>
+            </w:r>
+          </w:p>
+        </w:tc>
+        <w:tc>
+          <w:tcPr>
+            <w:tcW w:w="0" w:type="auto"/>
+            <w:vAlign w:val="center"/>
+            <w:hideMark/>
+          </w:tcPr>
+          <w:p>
+            <w:r>
+              <w:t>Establish the virtualisation platform and underlying networking/storage capabilities</w:t>
+            </w:r>
+          </w:p>
+        </w:tc>
+      </w:tr>
+      <w:tr>
+        <w:trPr>
+          <w:tblCellSpacing w:w="15" w:type="dxa"/>
+        </w:trPr>
+        <w:tc>
+          <w:tcPr>
+            <w:tcW w:w="0" w:type="auto"/>
+            <w:vAlign w:val="center"/>
+            <w:hideMark/>
+          </w:tcPr>
+          <w:p>
+            <w:r>
+              <w:t>Initial network</w:t>
+            </w:r>
+          </w:p>
+        </w:tc>
+        <w:tc>
+          <w:tcPr>
+            <w:tcW w:w="0" w:type="auto"/>
+            <w:vAlign w:val="center"/>
+            <w:hideMark/>
+          </w:tcPr>
+          <w:p>
+            <w:r>
+              <w:t>FW01</w:t>
+            </w:r>
+          </w:p>
+        </w:tc>
+        <w:tc>
+          <w:tcPr>
+            <w:tcW w:w="0" w:type="auto"/>
+            <w:vAlign w:val="center"/>
+            <w:hideMark/>
+          </w:tcPr>
+          <w:p>
+            <w:r>
+              <w:t>Establish controlled network segmentation and connectivity</w:t>
+            </w:r>
+          </w:p>
+        </w:tc>
+      </w:tr>
+      <w:tr>
+        <w:trPr>
+          <w:tblCellSpacing w:w="15" w:type="dxa"/>
+        </w:trPr>
+        <w:tc>
+          <w:tcPr>
+            <w:tcW w:w="0" w:type="auto"/>
+            <w:vAlign w:val="center"/>
+            <w:hideMark/>
+          </w:tcPr>
+          <w:p>
+            <w:r>
+              <w:lastRenderedPageBreak/>
+              <w:t>Initial administration</w:t>
+            </w:r>
+          </w:p>
+        </w:tc>
+        <w:tc>
+          <w:tcPr>
+            <w:tcW w:w="0" w:type="auto"/>
+            <w:vAlign w:val="center"/>
+            <w:hideMark/>
+          </w:tcPr>
+          <w:p>
+            <w:r>
+              <w:t>JUMP01</w:t>
+            </w:r>
+          </w:p>
+        </w:tc>
+        <w:tc>
+          <w:tcPr>
+            <w:tcW w:w="0" w:type="auto"/>
+            <w:vAlign w:val="center"/>
+            <w:hideMark/>
+          </w:tcPr>
+          <w:p>
+            <w:r>
+              <w:t>Establish secure administrative access to internal servers</w:t>
+            </w:r>
+          </w:p>
+        </w:tc>
+      </w:tr>
+      <w:tr>
+        <w:trPr>
+          <w:tblCellSpacing w:w="15" w:type="dxa"/>
+        </w:trPr>
+        <w:tc>
+          <w:tcPr>
+            <w:tcW w:w="0" w:type="auto"/>
+            <w:vAlign w:val="center"/>
+            <w:hideMark/>
+          </w:tcPr>
+          <w:p>
+            <w:r>
+              <w:t>Core services</w:t>
+            </w:r>
+          </w:p>
+        </w:tc>
+        <w:tc>
+          <w:tcPr>
+            <w:tcW w:w="0" w:type="auto"/>
+            <w:vAlign w:val="center"/>
+            <w:hideMark/>
+          </w:tcPr>
+          <w:p>
+            <w:r>
+              <w:t>CORE01</w:t>
+            </w:r>
+          </w:p>
+        </w:tc>
+        <w:tc>
+          <w:tcPr>
+            <w:tcW w:w="0" w:type="auto"/>
+            <w:vAlign w:val="center"/>
+            <w:hideMark/>
+          </w:tcPr>
+          <w:p>
+            <w:r>
+              <w:t>Introduce shared DNS, DHCP and time services</w:t>
+            </w:r>
+          </w:p>
+        </w:tc>
+      </w:tr>
+      <w:tr>
+        <w:trPr>
+          <w:tblCellSpacing w:w="15" w:type="dxa"/>
+        </w:trPr>
+        <w:tc>
+          <w:tcPr>
+            <w:tcW w:w="0" w:type="auto"/>
+            <w:vAlign w:val="center"/>
+            <w:hideMark/>
+          </w:tcPr>
+          <w:p>
+            <w:r>
+              <w:t>Operational services</w:t>
+            </w:r>
+          </w:p>
+        </w:tc>
+        <w:tc>
+          <w:tcPr>
+            <w:tcW w:w="0" w:type="auto"/>
+            <w:vAlign w:val="center"/>
+            <w:hideMark/>
+          </w:tcPr>
+          <w:p>
+            <w:r>
+              <w:t>OPS01 and BACKUP01</w:t>
+            </w:r>
+          </w:p>
+        </w:tc>
+        <w:tc>
+          <w:tcPr>
+            <w:tcW w:w="0" w:type="auto"/>
+            <w:vAlign w:val="center"/>
+            <w:hideMark/>
+          </w:tcPr>
+          <w:p>
+            <w:r>
+              <w:t>Introduce monitoring, logging, backup and recovery capabilities</w:t>
+            </w:r>
+          </w:p>
+        </w:tc>
+      </w:tr>
+      <w:tr>
+        <w:trPr>
+          <w:tblCellSpacing w:w="15" w:type="dxa"/>
+        </w:trPr>
+        <w:tc>
+          <w:tcPr>
+            <w:tcW w:w="0" w:type="auto"/>
+            <w:vAlign w:val="center"/>
+            <w:hideMark/>
+          </w:tcPr>
+          <w:p>
+            <w:r>
+              <w:t>Business file services</w:t>
+            </w:r>
+          </w:p>
+        </w:tc>
+        <w:tc>
+          <w:tcPr>
+            <w:tcW w:w="0" w:type="auto"/>
+            <w:vAlign w:val="center"/>
+            <w:hideMark/>
+          </w:tcPr>
+          <w:p>
+            <w:r>
+              <w:t>FILE01</w:t>
+            </w:r>
+          </w:p>
+        </w:tc>
+        <w:tc>
+          <w:tcPr>
+            <w:tcW w:w="0" w:type="auto"/>
+            <w:vAlign w:val="center"/>
+            <w:hideMark/>
+          </w:tcPr>
+          <w:p>
+            <w:r>
+              <w:t>Introduce protected business data storage and sharing</w:t>
+            </w:r>
+          </w:p>
+        </w:tc>
+      </w:tr>
+    </w:tbl>
+    <w:p>
+      <w:r>
+        <w:t>The table represents a logical deployment sequence, not a commitment that each stage must occupy a separate sprint.</w:t>
+      </w:r>
+    </w:p>
+    <w:p>
+      <w:r>
+        <w:t>Dependencies and available engineering capacity will determine the actual Jira backlog and sprint allocations.</w:t>
+      </w:r>
+    </w:p>
+    <w:p>
+      <w:pPr>
+        <w:rPr>
+          <w:b/>
+          <w:bCs/>
+        </w:rPr>
+      </w:pPr>
+      <w:r>
+        <w:rPr>
+          <w:b/>
+          <w:bCs/>
+        </w:rPr>
+        <w:t>13. Decision</w:t>
+      </w:r>
+    </w:p>
+    <w:p>
+      <w:pPr>
+        <w:rPr>
+          <w:b/>
+          <w:bCs/>
+        </w:rPr>
+      </w:pPr>
       <w:r>
         <w:rPr>
           <w:b/>
@@ -2034,179 +4567,212 @@
     </w:p>
     <w:p>
       <w:r>
-        <w:t xml:space="preserve">The preferred v1 lab implementation will retain Windows while providing a separate bare-metal </w:t>
-      </w:r>
-      <w:proofErr w:type="spellStart"/>
-      <w:r>
-        <w:t>Proxmox</w:t>
-      </w:r>
-      <w:proofErr w:type="spellEnd"/>
-      <w:r>
-        <w:t xml:space="preserve"> environment using a dual-boot approach.</w:t>
-      </w:r>
-    </w:p>
-    <w:p>
-      <w:r>
-        <w:t xml:space="preserve">This decision remains subject to confirmation of the final </w:t>
-      </w:r>
-      <w:proofErr w:type="spellStart"/>
-      <w:r>
-        <w:t>Proxmox</w:t>
-      </w:r>
-      <w:proofErr w:type="spellEnd"/>
-      <w:r>
-        <w:t xml:space="preserve"> installation and disk-layout design before implementation.</w:t>
-      </w:r>
-    </w:p>
-    <w:p>
-      <w:r>
+        <w:t>Decision: Northwind v1 shall retain Windows while providing a separate bare-metal Proxmox environment using a dual-boot approach.</w:t>
+      </w:r>
+    </w:p>
+    <w:p>
+      <w:r>
+        <w:t>Current status: Approved architectural approach; Proxmox foundation implemented during Sprint 1.</w:t>
+      </w:r>
+    </w:p>
+    <w:p>
+      <w:r>
+        <w:t>The decision retains its original identifier to preserve traceability.</w:t>
+      </w:r>
+    </w:p>
+    <w:p>
+      <w:pPr>
         <w:rPr>
           <w:b/>
           <w:bCs/>
         </w:rPr>
-        <w:t>Status:</w:t>
-      </w:r>
-      <w:r>
-        <w:t xml:space="preserve"> Proposed / Preferred Direction</w:t>
-      </w:r>
-    </w:p>
-    <w:p>
-      <w:pPr>
+      </w:pPr>
+      <w:r>
         <w:rPr>
           <w:b/>
           <w:bCs/>
         </w:rPr>
-      </w:pPr>
-      <w:r>
+        <w:t>13.1 Supporting design position</w:t>
+      </w:r>
+    </w:p>
+    <w:p>
+      <w:r>
+        <w:t>The initial infrastructure shall use a single physical Proxmox host, HYP01, with the six planned RHEL virtual machines identified in Section 9.</w:t>
+      </w:r>
+    </w:p>
+    <w:p>
+      <w:r>
+        <w:t>FW01 and JUMP01 shall be introduced as dedicated security and administrative access components in accordance with LLD-06 and LLD-07.</w:t>
+      </w:r>
+    </w:p>
+    <w:p>
+      <w:r>
+        <w:t>The final VM specifications and service configurations remain subject to their respective detailed design and implementation records.</w:t>
+      </w:r>
+    </w:p>
+    <w:p>
+      <w:r>
+        <w:t>This supporting position records subsequent design decisions; it does not replace or renumber LLD01-D001.</w:t>
+      </w:r>
+    </w:p>
+    <w:p>
+      <w:pPr>
         <w:rPr>
           <w:b/>
           <w:bCs/>
         </w:rPr>
-        <w:t>Rationale</w:t>
-      </w:r>
-    </w:p>
-    <w:p>
-      <w:r>
-        <w:t>The preferred approach:</w:t>
-      </w:r>
-    </w:p>
-    <w:p>
-      <w:pPr>
-        <w:numPr>
-          <w:ilvl w:val="0"/>
-          <w:numId w:val="5"/>
-        </w:numPr>
-      </w:pPr>
-      <w:r>
-        <w:t>preserves the existing Windows gaming environment;</w:t>
-      </w:r>
-    </w:p>
-    <w:p>
-      <w:pPr>
-        <w:numPr>
-          <w:ilvl w:val="0"/>
-          <w:numId w:val="5"/>
-        </w:numPr>
-      </w:pPr>
-      <w:r>
-        <w:t xml:space="preserve">provides genuine bare-metal </w:t>
-      </w:r>
-      <w:proofErr w:type="spellStart"/>
-      <w:r>
-        <w:t>Proxmox</w:t>
-      </w:r>
-      <w:proofErr w:type="spellEnd"/>
-      <w:r>
-        <w:t xml:space="preserve"> administration experience;</w:t>
-      </w:r>
-    </w:p>
-    <w:p>
-      <w:pPr>
-        <w:numPr>
-          <w:ilvl w:val="0"/>
-          <w:numId w:val="5"/>
-        </w:numPr>
-      </w:pPr>
-      <w:r>
-        <w:t>makes effective use of existing hardware;</w:t>
-      </w:r>
-    </w:p>
-    <w:p>
-      <w:pPr>
-        <w:numPr>
-          <w:ilvl w:val="0"/>
-          <w:numId w:val="5"/>
-        </w:numPr>
-      </w:pPr>
-      <w:r>
-        <w:t>avoids unnecessary cloud expenditure;</w:t>
-      </w:r>
-    </w:p>
-    <w:p>
-      <w:pPr>
-        <w:numPr>
-          <w:ilvl w:val="0"/>
-          <w:numId w:val="5"/>
-        </w:numPr>
-      </w:pPr>
-      <w:r>
-        <w:t>avoids nested-virtualisation complexity;</w:t>
-      </w:r>
-    </w:p>
-    <w:p>
-      <w:pPr>
-        <w:numPr>
-          <w:ilvl w:val="0"/>
-          <w:numId w:val="5"/>
-        </w:numPr>
-      </w:pPr>
-      <w:r>
-        <w:t>provides sufficient resources for the anticipated v1 environment;</w:t>
-      </w:r>
-    </w:p>
-    <w:p>
-      <w:pPr>
-        <w:numPr>
-          <w:ilvl w:val="0"/>
-          <w:numId w:val="5"/>
-        </w:numPr>
-      </w:pPr>
-      <w:r>
-        <w:t>supports the project's Linux/RHCSA learning objectives;</w:t>
-      </w:r>
-    </w:p>
-    <w:p>
-      <w:pPr>
-        <w:numPr>
-          <w:ilvl w:val="0"/>
-          <w:numId w:val="5"/>
-        </w:numPr>
-      </w:pPr>
-      <w:r>
-        <w:t>accepts that Northwind will only operate while the lab environment is intentionally running.</w:t>
-      </w:r>
-    </w:p>
-    <w:p>
-      <w:r>
-        <w:t>Continuous 24×7 operation is not required to meet the objectives of the simulated environment.</w:t>
-      </w:r>
-    </w:p>
-    <w:p>
-      <w:pPr>
+      </w:pPr>
+      <w:r>
         <w:rPr>
           <w:b/>
           <w:bCs/>
         </w:rPr>
-      </w:pPr>
-      <w:r>
+        <w:t>14. Rationale</w:t>
+      </w:r>
+    </w:p>
+    <w:p>
+      <w:r>
+        <w:t>The selected approach:</w:t>
+      </w:r>
+    </w:p>
+    <w:p>
+      <w:pPr>
+        <w:numPr>
+          <w:ilvl w:val="0"/>
+          <w:numId w:val="14"/>
+        </w:numPr>
+      </w:pPr>
+      <w:r>
+        <w:t>Preserves the existing Windows environment.</w:t>
+      </w:r>
+    </w:p>
+    <w:p>
+      <w:pPr>
+        <w:numPr>
+          <w:ilvl w:val="0"/>
+          <w:numId w:val="14"/>
+        </w:numPr>
+      </w:pPr>
+      <w:r>
+        <w:t>Provides genuine bare-metal Proxmox administration experience.</w:t>
+      </w:r>
+    </w:p>
+    <w:p>
+      <w:pPr>
+        <w:numPr>
+          <w:ilvl w:val="0"/>
+          <w:numId w:val="14"/>
+        </w:numPr>
+      </w:pPr>
+      <w:r>
+        <w:t>Makes effective use of available physical hardware.</w:t>
+      </w:r>
+    </w:p>
+    <w:p>
+      <w:pPr>
+        <w:numPr>
+          <w:ilvl w:val="0"/>
+          <w:numId w:val="14"/>
+        </w:numPr>
+      </w:pPr>
+      <w:r>
+        <w:t>Avoids unnecessary cloud expenditure.</w:t>
+      </w:r>
+    </w:p>
+    <w:p>
+      <w:pPr>
+        <w:numPr>
+          <w:ilvl w:val="0"/>
+          <w:numId w:val="14"/>
+        </w:numPr>
+      </w:pPr>
+      <w:r>
+        <w:t>Avoids nested-virtualisation complexity.</w:t>
+      </w:r>
+    </w:p>
+    <w:p>
+      <w:pPr>
+        <w:numPr>
+          <w:ilvl w:val="0"/>
+          <w:numId w:val="14"/>
+        </w:numPr>
+      </w:pPr>
+      <w:r>
+        <w:t>Supports the approved network segmentation model.</w:t>
+      </w:r>
+    </w:p>
+    <w:p>
+      <w:pPr>
+        <w:numPr>
+          <w:ilvl w:val="0"/>
+          <w:numId w:val="14"/>
+        </w:numPr>
+      </w:pPr>
+      <w:r>
+        <w:lastRenderedPageBreak/>
+        <w:t>Supports controlled administrative access.</w:t>
+      </w:r>
+    </w:p>
+    <w:p>
+      <w:pPr>
+        <w:numPr>
+          <w:ilvl w:val="0"/>
+          <w:numId w:val="14"/>
+        </w:numPr>
+      </w:pPr>
+      <w:r>
+        <w:t>Provides sufficient resources for the anticipated initial infrastructure, subject to detailed sizing.</w:t>
+      </w:r>
+    </w:p>
+    <w:p>
+      <w:pPr>
+        <w:numPr>
+          <w:ilvl w:val="0"/>
+          <w:numId w:val="14"/>
+        </w:numPr>
+      </w:pPr>
+      <w:r>
+        <w:t>Aligns with Linux administration and RHCSA learning objectives.</w:t>
+      </w:r>
+    </w:p>
+    <w:p>
+      <w:pPr>
+        <w:numPr>
+          <w:ilvl w:val="0"/>
+          <w:numId w:val="14"/>
+        </w:numPr>
+      </w:pPr>
+      <w:r>
+        <w:t>Accepts the operational limitations of a deliberately non-continuous lab.</w:t>
+      </w:r>
+    </w:p>
+    <w:p>
+      <w:r>
+        <w:t>The introduction of FW01 and JUMP01 adds justified workload separation without abandoning the original principle of avoiding unnecessary virtual machines.</w:t>
+      </w:r>
+    </w:p>
+    <w:p>
+      <w:pPr>
         <w:rPr>
           <w:b/>
           <w:bCs/>
         </w:rPr>
-        <w:t>Constraints</w:t>
-      </w:r>
-    </w:p>
-    <w:p>
+      </w:pPr>
+      <w:r>
+        <w:rPr>
+          <w:b/>
+          <w:bCs/>
+        </w:rPr>
+        <w:t>15. Constraints</w:t>
+      </w:r>
+    </w:p>
+    <w:p>
+      <w:pPr>
+        <w:rPr>
+          <w:b/>
+          <w:bCs/>
+        </w:rPr>
+      </w:pPr>
       <w:r>
         <w:rPr>
           <w:b/>
@@ -2217,10 +4783,21 @@
     </w:p>
     <w:p>
       <w:r>
-        <w:t>The lab platform is also used as a Windows gaming/general-purpose workstation. The implementation must preserve the existing Windows environment.</w:t>
-      </w:r>
-    </w:p>
-    <w:p>
+        <w:t>The lab platform is also used for Windows gaming and general-purpose workstation activities.</w:t>
+      </w:r>
+    </w:p>
+    <w:p>
+      <w:r>
+        <w:t>The implementation must preserve the Windows environment.</w:t>
+      </w:r>
+    </w:p>
+    <w:p>
+      <w:pPr>
+        <w:rPr>
+          <w:b/>
+          <w:bCs/>
+        </w:rPr>
+      </w:pPr>
       <w:r>
         <w:rPr>
           <w:b/>
@@ -2231,10 +4808,21 @@
     </w:p>
     <w:p>
       <w:r>
-        <w:t>All v1 production-equivalent virtual workloads initially depend upon one physical lab host. Physical host redundancy is not available.</w:t>
-      </w:r>
-    </w:p>
-    <w:p>
+        <w:t>All initial production-equivalent virtual workloads depend upon one physical host.</w:t>
+      </w:r>
+    </w:p>
+    <w:p>
+      <w:r>
+        <w:t>Physical compute redundancy is not available.</w:t>
+      </w:r>
+    </w:p>
+    <w:p>
+      <w:pPr>
+        <w:rPr>
+          <w:b/>
+          <w:bCs/>
+        </w:rPr>
+      </w:pPr>
       <w:r>
         <w:rPr>
           <w:b/>
@@ -2245,7 +4833,12 @@
     </w:p>
     <w:p>
       <w:r>
-        <w:t>Northwind services will not operate while the physical workstation is booted into Windows. This is an accepted simulation constraint and must not be interpreted as satisfying a real production availability requirement.</w:t>
+        <w:t>Northwind services will not operate while the workstation is booted into Windows.</w:t>
+      </w:r>
+    </w:p>
+    <w:p>
+      <w:r>
+        <w:t>This is an accepted simulation constraint and must not be interpreted as satisfying a real production availability requirement.</w:t>
       </w:r>
     </w:p>
     <w:p>
@@ -2260,252 +4853,1839 @@
           <w:b/>
           <w:bCs/>
         </w:rPr>
-        <w:t>Outstanding Actions / TBCs</w:t>
-      </w:r>
-    </w:p>
-    <w:p>
-      <w:r>
+        <w:t>LLD01-C004 — Physical Failure Domain</w:t>
+      </w:r>
+    </w:p>
+    <w:p>
+      <w:r>
+        <w:t>The internal storage devices and virtual machines share the same physical workstation failure domain.</w:t>
+      </w:r>
+    </w:p>
+    <w:p>
+      <w:r>
+        <w:t>Independent backup storage is required for appropriate recovery protection.</w:t>
+      </w:r>
+    </w:p>
+    <w:p>
+      <w:pPr>
         <w:rPr>
           <w:b/>
           <w:bCs/>
         </w:rPr>
-        <w:t xml:space="preserve">LLD01-A001 — </w:t>
-      </w:r>
-      <w:proofErr w:type="spellStart"/>
+      </w:pPr>
       <w:r>
         <w:rPr>
           <w:b/>
           <w:bCs/>
         </w:rPr>
-        <w:t>Proxmox</w:t>
-      </w:r>
-      <w:proofErr w:type="spellEnd"/>
-      <w:r>
+        <w:t>LLD01-C005 — Resource Capacity</w:t>
+      </w:r>
+    </w:p>
+    <w:p>
+      <w:r>
+        <w:t>The 64 GB physical memory allocation must support both Proxmox host operations and the deployed guest workloads.</w:t>
+      </w:r>
+    </w:p>
+    <w:p>
+      <w:r>
+        <w:t>Operational headroom must be maintained.</w:t>
+      </w:r>
+    </w:p>
+    <w:p>
+      <w:pPr>
         <w:rPr>
           <w:b/>
           <w:bCs/>
         </w:rPr>
-        <w:t xml:space="preserve"> Disk Layout:</w:t>
-      </w:r>
-      <w:r>
-        <w:t xml:space="preserve"> Determine the precise use of </w:t>
-      </w:r>
-      <w:proofErr w:type="spellStart"/>
-      <w:r>
-        <w:t>NVMe</w:t>
-      </w:r>
-      <w:proofErr w:type="spellEnd"/>
-      <w:r>
-        <w:t xml:space="preserve"> 1 and </w:t>
-      </w:r>
-      <w:proofErr w:type="spellStart"/>
-      <w:r>
-        <w:t>NVMe</w:t>
-      </w:r>
-      <w:proofErr w:type="spellEnd"/>
-      <w:r>
-        <w:t xml:space="preserve"> 2, including </w:t>
-      </w:r>
-      <w:proofErr w:type="spellStart"/>
-      <w:r>
-        <w:t>Proxmox</w:t>
-      </w:r>
-      <w:proofErr w:type="spellEnd"/>
-      <w:r>
-        <w:t xml:space="preserve"> installation, VM storage and workload-data storage.</w:t>
-      </w:r>
-    </w:p>
-    <w:p>
+      </w:pPr>
       <w:r>
         <w:rPr>
           <w:b/>
           <w:bCs/>
         </w:rPr>
-        <w:lastRenderedPageBreak/>
-        <w:t>LLD01-A002 — Independent Backup Target:</w:t>
-      </w:r>
-      <w:r>
-        <w:t xml:space="preserve"> Select an appropriate secondary backup destination outside the physical </w:t>
-      </w:r>
-      <w:proofErr w:type="spellStart"/>
-      <w:r>
-        <w:t>Proxmox</w:t>
-      </w:r>
-      <w:proofErr w:type="spellEnd"/>
-      <w:r>
-        <w:t xml:space="preserve"> host failure domain before v1 is considered operationally complete.</w:t>
-      </w:r>
-    </w:p>
-    <w:p>
-      <w:r>
+        <w:t>LLD01-C006 — Administrative Recovery Independence</w:t>
+      </w:r>
+    </w:p>
+    <w:p>
+      <w:r>
+        <w:t>HYP01 management must remain accessible independently of FW01 and JUMP01 to support bootstrap and emergency recovery.</w:t>
+      </w:r>
+    </w:p>
+    <w:p>
+      <w:pPr>
         <w:rPr>
           <w:b/>
           <w:bCs/>
         </w:rPr>
-        <w:t>LLD01-A003 — VM Sizing:</w:t>
-      </w:r>
-      <w:r>
-        <w:t xml:space="preserve"> Determine vCPU, RAM and storage allocations after the required v1 workload estate has been established.</w:t>
-      </w:r>
-    </w:p>
-    <w:p>
+      </w:pPr>
       <w:r>
         <w:rPr>
           <w:b/>
           <w:bCs/>
         </w:rPr>
-        <w:t>LLD01-A004 — Workload Consolidation:</w:t>
-      </w:r>
-      <w:r>
-        <w:t xml:space="preserve"> Determine which infrastructure services warrant dedicated </w:t>
-      </w:r>
-      <w:proofErr w:type="gramStart"/>
-      <w:r>
-        <w:t>VMs</w:t>
-      </w:r>
-      <w:proofErr w:type="gramEnd"/>
-      <w:r>
-        <w:t xml:space="preserve"> and which can appropriately share systems.</w:t>
-      </w:r>
-    </w:p>
-    <w:p>
-      <w:r>
+        <w:t>16. Outstanding Actions / TBCs</w:t>
+      </w:r>
+    </w:p>
+    <w:p>
+      <w:r>
+        <w:t>The original action identifiers have been preserved.</w:t>
+      </w:r>
+    </w:p>
+    <w:tbl>
+      <w:tblPr>
+        <w:tblW w:w="0" w:type="auto"/>
+        <w:tblCellSpacing w:w="15" w:type="dxa"/>
+        <w:tblCellMar>
+          <w:top w:w="15" w:type="dxa"/>
+          <w:left w:w="15" w:type="dxa"/>
+          <w:bottom w:w="15" w:type="dxa"/>
+          <w:right w:w="15" w:type="dxa"/>
+        </w:tblCellMar>
+        <w:tblLook w:val="04A0" w:firstRow="1" w:lastRow="0" w:firstColumn="1" w:lastColumn="0" w:noHBand="0" w:noVBand="1"/>
+      </w:tblPr>
+      <w:tblGrid>
+        <w:gridCol w:w="2042"/>
+        <w:gridCol w:w="3164"/>
+        <w:gridCol w:w="3866"/>
+      </w:tblGrid>
+      <w:tr>
+        <w:trPr>
+          <w:tblCellSpacing w:w="15" w:type="dxa"/>
+        </w:trPr>
+        <w:tc>
+          <w:tcPr>
+            <w:tcW w:w="0" w:type="auto"/>
+            <w:vAlign w:val="center"/>
+            <w:hideMark/>
+          </w:tcPr>
+          <w:p>
+            <w:pPr>
+              <w:rPr>
+                <w:b/>
+                <w:bCs/>
+              </w:rPr>
+            </w:pPr>
+            <w:r>
+              <w:rPr>
+                <w:b/>
+                <w:bCs/>
+              </w:rPr>
+              <w:t>Action</w:t>
+            </w:r>
+          </w:p>
+        </w:tc>
+        <w:tc>
+          <w:tcPr>
+            <w:tcW w:w="0" w:type="auto"/>
+            <w:vAlign w:val="center"/>
+            <w:hideMark/>
+          </w:tcPr>
+          <w:p>
+            <w:pPr>
+              <w:rPr>
+                <w:b/>
+                <w:bCs/>
+              </w:rPr>
+            </w:pPr>
+            <w:r>
+              <w:rPr>
+                <w:b/>
+                <w:bCs/>
+              </w:rPr>
+              <w:t>Description</w:t>
+            </w:r>
+          </w:p>
+        </w:tc>
+        <w:tc>
+          <w:tcPr>
+            <w:tcW w:w="0" w:type="auto"/>
+            <w:vAlign w:val="center"/>
+            <w:hideMark/>
+          </w:tcPr>
+          <w:p>
+            <w:pPr>
+              <w:rPr>
+                <w:b/>
+                <w:bCs/>
+              </w:rPr>
+            </w:pPr>
+            <w:r>
+              <w:rPr>
+                <w:b/>
+                <w:bCs/>
+              </w:rPr>
+              <w:t>Updated disposition</w:t>
+            </w:r>
+          </w:p>
+        </w:tc>
+      </w:tr>
+      <w:tr>
+        <w:trPr>
+          <w:tblCellSpacing w:w="15" w:type="dxa"/>
+        </w:trPr>
+        <w:tc>
+          <w:tcPr>
+            <w:tcW w:w="0" w:type="auto"/>
+            <w:vAlign w:val="center"/>
+            <w:hideMark/>
+          </w:tcPr>
+          <w:p>
+            <w:r>
+              <w:lastRenderedPageBreak/>
+              <w:t>LLD01-A001 — Proxmox Disk Layout</w:t>
+            </w:r>
+          </w:p>
+        </w:tc>
+        <w:tc>
+          <w:tcPr>
+            <w:tcW w:w="0" w:type="auto"/>
+            <w:vAlign w:val="center"/>
+            <w:hideMark/>
+          </w:tcPr>
+          <w:p>
+            <w:r>
+              <w:t>Confirm the precise NVMe layout, storage configuration and workload-data allocation.</w:t>
+            </w:r>
+          </w:p>
+        </w:tc>
+        <w:tc>
+          <w:tcPr>
+            <w:tcW w:w="0" w:type="auto"/>
+            <w:vAlign w:val="center"/>
+            <w:hideMark/>
+          </w:tcPr>
+          <w:p>
+            <w:r>
+              <w:t>Reconcile against Sprint 1 implementation evidence.</w:t>
+            </w:r>
+          </w:p>
+        </w:tc>
+      </w:tr>
+      <w:tr>
+        <w:trPr>
+          <w:tblCellSpacing w:w="15" w:type="dxa"/>
+        </w:trPr>
+        <w:tc>
+          <w:tcPr>
+            <w:tcW w:w="0" w:type="auto"/>
+            <w:vAlign w:val="center"/>
+            <w:hideMark/>
+          </w:tcPr>
+          <w:p>
+            <w:r>
+              <w:t>LLD01-A002 — Independent Backup Target</w:t>
+            </w:r>
+          </w:p>
+        </w:tc>
+        <w:tc>
+          <w:tcPr>
+            <w:tcW w:w="0" w:type="auto"/>
+            <w:vAlign w:val="center"/>
+            <w:hideMark/>
+          </w:tcPr>
+          <w:p>
+            <w:r>
+              <w:t>Select and implement a backup destination outside HYP01's physical failure domain.</w:t>
+            </w:r>
+          </w:p>
+        </w:tc>
+        <w:tc>
+          <w:tcPr>
+            <w:tcW w:w="0" w:type="auto"/>
+            <w:vAlign w:val="center"/>
+            <w:hideMark/>
+          </w:tcPr>
+          <w:p>
+            <w:r>
+              <w:t>Remains open for Backup &amp; Recovery design.</w:t>
+            </w:r>
+          </w:p>
+        </w:tc>
+      </w:tr>
+      <w:tr>
+        <w:trPr>
+          <w:tblCellSpacing w:w="15" w:type="dxa"/>
+        </w:trPr>
+        <w:tc>
+          <w:tcPr>
+            <w:tcW w:w="0" w:type="auto"/>
+            <w:vAlign w:val="center"/>
+            <w:hideMark/>
+          </w:tcPr>
+          <w:p>
+            <w:r>
+              <w:t>LLD01-A003 — VM Sizing</w:t>
+            </w:r>
+          </w:p>
+        </w:tc>
+        <w:tc>
+          <w:tcPr>
+            <w:tcW w:w="0" w:type="auto"/>
+            <w:vAlign w:val="center"/>
+            <w:hideMark/>
+          </w:tcPr>
+          <w:p>
+            <w:r>
+              <w:t>Determine and validate individual VM resource allocations.</w:t>
+            </w:r>
+          </w:p>
+        </w:tc>
+        <w:tc>
+          <w:tcPr>
+            <w:tcW w:w="0" w:type="auto"/>
+            <w:vAlign w:val="center"/>
+            <w:hideMark/>
+          </w:tcPr>
+          <w:p>
+            <w:r>
+              <w:t>Confirm against LLD-01 specifications and implementation records.</w:t>
+            </w:r>
+          </w:p>
+        </w:tc>
+      </w:tr>
+      <w:tr>
+        <w:trPr>
+          <w:tblCellSpacing w:w="15" w:type="dxa"/>
+        </w:trPr>
+        <w:tc>
+          <w:tcPr>
+            <w:tcW w:w="0" w:type="auto"/>
+            <w:vAlign w:val="center"/>
+            <w:hideMark/>
+          </w:tcPr>
+          <w:p>
+            <w:r>
+              <w:t>LLD01-A004 — Workload Consolidation</w:t>
+            </w:r>
+          </w:p>
+        </w:tc>
+        <w:tc>
+          <w:tcPr>
+            <w:tcW w:w="0" w:type="auto"/>
+            <w:vAlign w:val="center"/>
+            <w:hideMark/>
+          </w:tcPr>
+          <w:p>
+            <w:r>
+              <w:t>Determine appropriate service separation and consolidation.</w:t>
+            </w:r>
+          </w:p>
+        </w:tc>
+        <w:tc>
+          <w:tcPr>
+            <w:tcW w:w="0" w:type="auto"/>
+            <w:vAlign w:val="center"/>
+            <w:hideMark/>
+          </w:tcPr>
+          <w:p>
+            <w:r>
+              <w:t>Partially resolved through six-VM architecture; inventory/business application scope remains to be reconciled.</w:t>
+            </w:r>
+          </w:p>
+        </w:tc>
+      </w:tr>
+      <w:tr>
+        <w:trPr>
+          <w:tblCellSpacing w:w="15" w:type="dxa"/>
+        </w:trPr>
+        <w:tc>
+          <w:tcPr>
+            <w:tcW w:w="0" w:type="auto"/>
+            <w:vAlign w:val="center"/>
+            <w:hideMark/>
+          </w:tcPr>
+          <w:p>
+            <w:r>
+              <w:t>LLD01-A005 — Recovery Validation</w:t>
+            </w:r>
+          </w:p>
+        </w:tc>
+        <w:tc>
+          <w:tcPr>
+            <w:tcW w:w="0" w:type="auto"/>
+            <w:vAlign w:val="center"/>
+            <w:hideMark/>
+          </w:tcPr>
+          <w:p>
+            <w:r>
+              <w:t>Validate recovery objectives, including the inventory application's 2-hour RTO and 1-hour RPO.</w:t>
+            </w:r>
+          </w:p>
+        </w:tc>
+        <w:tc>
+          <w:tcPr>
+            <w:tcW w:w="0" w:type="auto"/>
+            <w:vAlign w:val="center"/>
+            <w:hideMark/>
+          </w:tcPr>
+          <w:p>
+            <w:r>
+              <w:t>Remains open pending recovery design and testing.</w:t>
+            </w:r>
+          </w:p>
+        </w:tc>
+      </w:tr>
+    </w:tbl>
+    <w:p>
+      <w:pPr>
         <w:rPr>
           <w:b/>
           <w:bCs/>
         </w:rPr>
-        <w:t>LLD01-A005 — Recovery Validation:</w:t>
-      </w:r>
-      <w:r>
-        <w:t xml:space="preserve"> Demonstrate that the resulting infrastructure and recovery design can support the approved service RTO/RPO requirements, particularly the Inventory Application's 2-hour RTO / 1-hour RPO.</w:t>
-      </w:r>
-    </w:p>
-    <w:p>
-      <w:pPr>
+      </w:pPr>
+      <w:r>
         <w:rPr>
           <w:b/>
           <w:bCs/>
         </w:rPr>
-      </w:pPr>
-      <w:r>
+        <w:t>Additional reconciliation actions</w:t>
+      </w:r>
+    </w:p>
+    <w:tbl>
+      <w:tblPr>
+        <w:tblW w:w="0" w:type="auto"/>
+        <w:tblCellSpacing w:w="15" w:type="dxa"/>
+        <w:tblCellMar>
+          <w:top w:w="15" w:type="dxa"/>
+          <w:left w:w="15" w:type="dxa"/>
+          <w:bottom w:w="15" w:type="dxa"/>
+          <w:right w:w="15" w:type="dxa"/>
+        </w:tblCellMar>
+        <w:tblLook w:val="04A0" w:firstRow="1" w:lastRow="0" w:firstColumn="1" w:lastColumn="0" w:noHBand="0" w:noVBand="1"/>
+      </w:tblPr>
+      <w:tblGrid>
+        <w:gridCol w:w="1059"/>
+        <w:gridCol w:w="8013"/>
+      </w:tblGrid>
+      <w:tr>
+        <w:trPr>
+          <w:tblCellSpacing w:w="15" w:type="dxa"/>
+        </w:trPr>
+        <w:tc>
+          <w:tcPr>
+            <w:tcW w:w="0" w:type="auto"/>
+            <w:vAlign w:val="center"/>
+            <w:hideMark/>
+          </w:tcPr>
+          <w:p>
+            <w:pPr>
+              <w:rPr>
+                <w:b/>
+                <w:bCs/>
+              </w:rPr>
+            </w:pPr>
+            <w:r>
+              <w:rPr>
+                <w:b/>
+                <w:bCs/>
+              </w:rPr>
+              <w:t>Action</w:t>
+            </w:r>
+          </w:p>
+        </w:tc>
+        <w:tc>
+          <w:tcPr>
+            <w:tcW w:w="0" w:type="auto"/>
+            <w:vAlign w:val="center"/>
+            <w:hideMark/>
+          </w:tcPr>
+          <w:p>
+            <w:pPr>
+              <w:rPr>
+                <w:b/>
+                <w:bCs/>
+              </w:rPr>
+            </w:pPr>
+            <w:r>
+              <w:rPr>
+                <w:b/>
+                <w:bCs/>
+              </w:rPr>
+              <w:t>Description</w:t>
+            </w:r>
+          </w:p>
+        </w:tc>
+      </w:tr>
+      <w:tr>
+        <w:trPr>
+          <w:tblCellSpacing w:w="15" w:type="dxa"/>
+        </w:trPr>
+        <w:tc>
+          <w:tcPr>
+            <w:tcW w:w="0" w:type="auto"/>
+            <w:vAlign w:val="center"/>
+            <w:hideMark/>
+          </w:tcPr>
+          <w:p>
+            <w:r>
+              <w:t>LLD01-A006</w:t>
+            </w:r>
+          </w:p>
+        </w:tc>
+        <w:tc>
+          <w:tcPr>
+            <w:tcW w:w="0" w:type="auto"/>
+            <w:vAlign w:val="center"/>
+            <w:hideMark/>
+          </w:tcPr>
+          <w:p>
+            <w:r>
+              <w:t>Verify the exact installed Proxmox bridge and physical network interface configuration against Sprint 1 evidence.</w:t>
+            </w:r>
+          </w:p>
+        </w:tc>
+      </w:tr>
+      <w:tr>
+        <w:trPr>
+          <w:tblCellSpacing w:w="15" w:type="dxa"/>
+        </w:trPr>
+        <w:tc>
+          <w:tcPr>
+            <w:tcW w:w="0" w:type="auto"/>
+            <w:vAlign w:val="center"/>
+            <w:hideMark/>
+          </w:tcPr>
+          <w:p>
+            <w:r>
+              <w:t>LLD01-A007</w:t>
+            </w:r>
+          </w:p>
+        </w:tc>
+        <w:tc>
+          <w:tcPr>
+            <w:tcW w:w="0" w:type="auto"/>
+            <w:vAlign w:val="center"/>
+            <w:hideMark/>
+          </w:tcPr>
+          <w:p>
+            <w:r>
+              <w:t>Confirm the initial VM specifications, including vCPU, RAM, disks and network interfaces.</w:t>
+            </w:r>
+          </w:p>
+        </w:tc>
+      </w:tr>
+      <w:tr>
+        <w:trPr>
+          <w:tblCellSpacing w:w="15" w:type="dxa"/>
+        </w:trPr>
+        <w:tc>
+          <w:tcPr>
+            <w:tcW w:w="0" w:type="auto"/>
+            <w:vAlign w:val="center"/>
+            <w:hideMark/>
+          </w:tcPr>
+          <w:p>
+            <w:r>
+              <w:t>LLD01-A008</w:t>
+            </w:r>
+          </w:p>
+        </w:tc>
+        <w:tc>
+          <w:tcPr>
+            <w:tcW w:w="0" w:type="auto"/>
+            <w:vAlign w:val="center"/>
+            <w:hideMark/>
+          </w:tcPr>
+          <w:p>
+            <w:r>
+              <w:t>Reconcile the inventory application hosting requirement with the current six-VM initial infrastructure estate.</w:t>
+            </w:r>
+          </w:p>
+        </w:tc>
+      </w:tr>
+      <w:tr>
+        <w:trPr>
+          <w:tblCellSpacing w:w="15" w:type="dxa"/>
+        </w:trPr>
+        <w:tc>
+          <w:tcPr>
+            <w:tcW w:w="0" w:type="auto"/>
+            <w:vAlign w:val="center"/>
+            <w:hideMark/>
+          </w:tcPr>
+          <w:p>
+            <w:r>
+              <w:t>LLD01-A009</w:t>
+            </w:r>
+          </w:p>
+        </w:tc>
+        <w:tc>
+          <w:tcPr>
+            <w:tcW w:w="0" w:type="auto"/>
+            <w:vAlign w:val="center"/>
+            <w:hideMark/>
+          </w:tcPr>
+          <w:p>
+            <w:r>
+              <w:t>Confirm that the proposed Northwind IP addressing does not conflict with the physical home network or required VPN routes.</w:t>
+            </w:r>
+          </w:p>
+        </w:tc>
+      </w:tr>
+      <w:tr>
+        <w:trPr>
+          <w:tblCellSpacing w:w="15" w:type="dxa"/>
+        </w:trPr>
+        <w:tc>
+          <w:tcPr>
+            <w:tcW w:w="0" w:type="auto"/>
+            <w:vAlign w:val="center"/>
+            <w:hideMark/>
+          </w:tcPr>
+          <w:p>
+            <w:r>
+              <w:t>LLD01-A010</w:t>
+            </w:r>
+          </w:p>
+        </w:tc>
+        <w:tc>
+          <w:tcPr>
+            <w:tcW w:w="0" w:type="auto"/>
+            <w:vAlign w:val="center"/>
+            <w:hideMark/>
+          </w:tcPr>
+          <w:p>
+            <w:r>
+              <w:t>Verify consistency between LLD-01, LLD-02, LLD-06 and LLD-07 before approving the revised baseline.</w:t>
+            </w:r>
+          </w:p>
+        </w:tc>
+      </w:tr>
+    </w:tbl>
+    <w:p>
+      <w:pPr>
         <w:rPr>
           <w:b/>
           <w:bCs/>
         </w:rPr>
-        <w:t>LLD Impact</w:t>
-      </w:r>
-    </w:p>
-    <w:p>
-      <w:r>
-        <w:t>The outputs from Q01 primarily feed:</w:t>
-      </w:r>
-    </w:p>
-    <w:p>
-      <w:pPr>
-        <w:numPr>
-          <w:ilvl w:val="0"/>
-          <w:numId w:val="6"/>
-        </w:numPr>
       </w:pPr>
       <w:r>
         <w:rPr>
           <w:b/>
           <w:bCs/>
         </w:rPr>
-        <w:t>LLD-01 §6.1 — Physical Platform Design</w:t>
-      </w:r>
-    </w:p>
-    <w:p>
-      <w:pPr>
-        <w:numPr>
-          <w:ilvl w:val="0"/>
-          <w:numId w:val="6"/>
-        </w:numPr>
-      </w:pPr>
-      <w:r>
+        <w:t>17. LLD Impact</w:t>
+      </w:r>
+    </w:p>
+    <w:p>
+      <w:r>
+        <w:t>The outputs from Q01 primarily feed the following sections of the overall LLD-01 design.</w:t>
+      </w:r>
+    </w:p>
+    <w:tbl>
+      <w:tblPr>
+        <w:tblW w:w="0" w:type="auto"/>
+        <w:tblCellSpacing w:w="15" w:type="dxa"/>
+        <w:tblCellMar>
+          <w:top w:w="15" w:type="dxa"/>
+          <w:left w:w="15" w:type="dxa"/>
+          <w:bottom w:w="15" w:type="dxa"/>
+          <w:right w:w="15" w:type="dxa"/>
+        </w:tblCellMar>
+        <w:tblLook w:val="04A0" w:firstRow="1" w:lastRow="0" w:firstColumn="1" w:lastColumn="0" w:noHBand="0" w:noVBand="1"/>
+      </w:tblPr>
+      <w:tblGrid>
+        <w:gridCol w:w="3492"/>
+        <w:gridCol w:w="5580"/>
+      </w:tblGrid>
+      <w:tr>
+        <w:trPr>
+          <w:tblCellSpacing w:w="15" w:type="dxa"/>
+        </w:trPr>
+        <w:tc>
+          <w:tcPr>
+            <w:tcW w:w="0" w:type="auto"/>
+            <w:vAlign w:val="center"/>
+            <w:hideMark/>
+          </w:tcPr>
+          <w:p>
+            <w:pPr>
+              <w:rPr>
+                <w:b/>
+                <w:bCs/>
+              </w:rPr>
+            </w:pPr>
+            <w:r>
+              <w:rPr>
+                <w:b/>
+                <w:bCs/>
+              </w:rPr>
+              <w:t>LLD section</w:t>
+            </w:r>
+          </w:p>
+        </w:tc>
+        <w:tc>
+          <w:tcPr>
+            <w:tcW w:w="0" w:type="auto"/>
+            <w:vAlign w:val="center"/>
+            <w:hideMark/>
+          </w:tcPr>
+          <w:p>
+            <w:pPr>
+              <w:rPr>
+                <w:b/>
+                <w:bCs/>
+              </w:rPr>
+            </w:pPr>
+            <w:r>
+              <w:rPr>
+                <w:b/>
+                <w:bCs/>
+              </w:rPr>
+              <w:t>Impact</w:t>
+            </w:r>
+          </w:p>
+        </w:tc>
+      </w:tr>
+      <w:tr>
+        <w:trPr>
+          <w:tblCellSpacing w:w="15" w:type="dxa"/>
+        </w:trPr>
+        <w:tc>
+          <w:tcPr>
+            <w:tcW w:w="0" w:type="auto"/>
+            <w:vAlign w:val="center"/>
+            <w:hideMark/>
+          </w:tcPr>
+          <w:p>
+            <w:r>
+              <w:t>§6.1 — Physical Platform Design</w:t>
+            </w:r>
+          </w:p>
+        </w:tc>
+        <w:tc>
+          <w:tcPr>
+            <w:tcW w:w="0" w:type="auto"/>
+            <w:vAlign w:val="center"/>
+            <w:hideMark/>
+          </w:tcPr>
+          <w:p>
+            <w:r>
+              <w:t>Physical hardware resources, constraints and capacity</w:t>
+            </w:r>
+          </w:p>
+        </w:tc>
+      </w:tr>
+      <w:tr>
+        <w:trPr>
+          <w:tblCellSpacing w:w="15" w:type="dxa"/>
+        </w:trPr>
+        <w:tc>
+          <w:tcPr>
+            <w:tcW w:w="0" w:type="auto"/>
+            <w:vAlign w:val="center"/>
+            <w:hideMark/>
+          </w:tcPr>
+          <w:p>
+            <w:r>
+              <w:t>§6.2 — Hypervisor Design</w:t>
+            </w:r>
+          </w:p>
+        </w:tc>
+        <w:tc>
+          <w:tcPr>
+            <w:tcW w:w="0" w:type="auto"/>
+            <w:vAlign w:val="center"/>
+            <w:hideMark/>
+          </w:tcPr>
+          <w:p>
+            <w:r>
+              <w:t>Dual-boot approach and Proxmox host architecture</w:t>
+            </w:r>
+          </w:p>
+        </w:tc>
+      </w:tr>
+      <w:tr>
+        <w:trPr>
+          <w:tblCellSpacing w:w="15" w:type="dxa"/>
+        </w:trPr>
+        <w:tc>
+          <w:tcPr>
+            <w:tcW w:w="0" w:type="auto"/>
+            <w:vAlign w:val="center"/>
+            <w:hideMark/>
+          </w:tcPr>
+          <w:p>
+            <w:r>
+              <w:t>§6.3 — Storage Layout</w:t>
+            </w:r>
+          </w:p>
+        </w:tc>
+        <w:tc>
+          <w:tcPr>
+            <w:tcW w:w="0" w:type="auto"/>
+            <w:vAlign w:val="center"/>
+            <w:hideMark/>
+          </w:tcPr>
+          <w:p>
+            <w:r>
+              <w:t>NVMe allocation and physical failure-domain considerations</w:t>
+            </w:r>
+          </w:p>
+        </w:tc>
+      </w:tr>
+      <w:tr>
+        <w:trPr>
+          <w:tblCellSpacing w:w="15" w:type="dxa"/>
+        </w:trPr>
+        <w:tc>
+          <w:tcPr>
+            <w:tcW w:w="0" w:type="auto"/>
+            <w:vAlign w:val="center"/>
+            <w:hideMark/>
+          </w:tcPr>
+          <w:p>
+            <w:r>
+              <w:lastRenderedPageBreak/>
+              <w:t>§6.6 — Initial Server Estate</w:t>
+            </w:r>
+          </w:p>
+        </w:tc>
+        <w:tc>
+          <w:tcPr>
+            <w:tcW w:w="0" w:type="auto"/>
+            <w:vAlign w:val="center"/>
+            <w:hideMark/>
+          </w:tcPr>
+          <w:p>
+            <w:r>
+              <w:t>Six planned RHEL virtual machines and workload boundaries</w:t>
+            </w:r>
+          </w:p>
+        </w:tc>
+      </w:tr>
+      <w:tr>
+        <w:trPr>
+          <w:tblCellSpacing w:w="15" w:type="dxa"/>
+        </w:trPr>
+        <w:tc>
+          <w:tcPr>
+            <w:tcW w:w="0" w:type="auto"/>
+            <w:vAlign w:val="center"/>
+            <w:hideMark/>
+          </w:tcPr>
+          <w:p>
+            <w:r>
+              <w:t>§6.8 — Infrastructure Dependencies</w:t>
+            </w:r>
+          </w:p>
+        </w:tc>
+        <w:tc>
+          <w:tcPr>
+            <w:tcW w:w="0" w:type="auto"/>
+            <w:vAlign w:val="center"/>
+            <w:hideMark/>
+          </w:tcPr>
+          <w:p>
+            <w:r>
+              <w:t>FW01, JUMP01, CORE01 and HYP01 dependencies</w:t>
+            </w:r>
+          </w:p>
+        </w:tc>
+      </w:tr>
+      <w:tr>
+        <w:trPr>
+          <w:tblCellSpacing w:w="15" w:type="dxa"/>
+        </w:trPr>
+        <w:tc>
+          <w:tcPr>
+            <w:tcW w:w="0" w:type="auto"/>
+            <w:vAlign w:val="center"/>
+            <w:hideMark/>
+          </w:tcPr>
+          <w:p>
+            <w:r>
+              <w:t>§13 — Risks, Assumptions &amp; Constraints</w:t>
+            </w:r>
+          </w:p>
+        </w:tc>
+        <w:tc>
+          <w:tcPr>
+            <w:tcW w:w="0" w:type="auto"/>
+            <w:vAlign w:val="center"/>
+            <w:hideMark/>
+          </w:tcPr>
+          <w:p>
+            <w:r>
+              <w:t>Single-host availability, resource limits and recovery independence</w:t>
+            </w:r>
+          </w:p>
+        </w:tc>
+      </w:tr>
+      <w:tr>
+        <w:trPr>
+          <w:tblCellSpacing w:w="15" w:type="dxa"/>
+        </w:trPr>
+        <w:tc>
+          <w:tcPr>
+            <w:tcW w:w="0" w:type="auto"/>
+            <w:vAlign w:val="center"/>
+            <w:hideMark/>
+          </w:tcPr>
+          <w:p>
+            <w:r>
+              <w:t>§14 — Open Actions / TBCs</w:t>
+            </w:r>
+          </w:p>
+        </w:tc>
+        <w:tc>
+          <w:tcPr>
+            <w:tcW w:w="0" w:type="auto"/>
+            <w:vAlign w:val="center"/>
+            <w:hideMark/>
+          </w:tcPr>
+          <w:p>
+            <w:r>
+              <w:t>Remaining design and implementation confirmations</w:t>
+            </w:r>
+          </w:p>
+        </w:tc>
+      </w:tr>
+    </w:tbl>
+    <w:p>
+      <w:pPr>
         <w:rPr>
           <w:b/>
           <w:bCs/>
         </w:rPr>
-        <w:t>LLD-01 §6.2 — Hypervisor Design</w:t>
-      </w:r>
-    </w:p>
-    <w:p>
-      <w:pPr>
-        <w:numPr>
-          <w:ilvl w:val="0"/>
-          <w:numId w:val="6"/>
-        </w:numPr>
       </w:pPr>
       <w:r>
         <w:rPr>
           <w:b/>
           <w:bCs/>
         </w:rPr>
-        <w:t>LLD-01 §6.3 — Storage Layout</w:t>
-      </w:r>
-    </w:p>
-    <w:p>
-      <w:pPr>
-        <w:numPr>
-          <w:ilvl w:val="0"/>
-          <w:numId w:val="6"/>
-        </w:numPr>
-      </w:pPr>
-      <w:r>
+        <w:t>17.1 Cross-LLD dependencies</w:t>
+      </w:r>
+    </w:p>
+    <w:tbl>
+      <w:tblPr>
+        <w:tblW w:w="0" w:type="auto"/>
+        <w:tblCellSpacing w:w="15" w:type="dxa"/>
+        <w:tblCellMar>
+          <w:top w:w="15" w:type="dxa"/>
+          <w:left w:w="15" w:type="dxa"/>
+          <w:bottom w:w="15" w:type="dxa"/>
+          <w:right w:w="15" w:type="dxa"/>
+        </w:tblCellMar>
+        <w:tblLook w:val="04A0" w:firstRow="1" w:lastRow="0" w:firstColumn="1" w:lastColumn="0" w:noHBand="0" w:noVBand="1"/>
+      </w:tblPr>
+      <w:tblGrid>
+        <w:gridCol w:w="766"/>
+        <w:gridCol w:w="6916"/>
+      </w:tblGrid>
+      <w:tr>
+        <w:trPr>
+          <w:tblCellSpacing w:w="15" w:type="dxa"/>
+        </w:trPr>
+        <w:tc>
+          <w:tcPr>
+            <w:tcW w:w="0" w:type="auto"/>
+            <w:vAlign w:val="center"/>
+            <w:hideMark/>
+          </w:tcPr>
+          <w:p>
+            <w:pPr>
+              <w:rPr>
+                <w:b/>
+                <w:bCs/>
+              </w:rPr>
+            </w:pPr>
+            <w:r>
+              <w:rPr>
+                <w:b/>
+                <w:bCs/>
+              </w:rPr>
+              <w:t>Design</w:t>
+            </w:r>
+          </w:p>
+        </w:tc>
+        <w:tc>
+          <w:tcPr>
+            <w:tcW w:w="0" w:type="auto"/>
+            <w:vAlign w:val="center"/>
+            <w:hideMark/>
+          </w:tcPr>
+          <w:p>
+            <w:pPr>
+              <w:rPr>
+                <w:b/>
+                <w:bCs/>
+              </w:rPr>
+            </w:pPr>
+            <w:r>
+              <w:rPr>
+                <w:b/>
+                <w:bCs/>
+              </w:rPr>
+              <w:t>Dependency</w:t>
+            </w:r>
+          </w:p>
+        </w:tc>
+      </w:tr>
+      <w:tr>
+        <w:trPr>
+          <w:tblCellSpacing w:w="15" w:type="dxa"/>
+        </w:trPr>
+        <w:tc>
+          <w:tcPr>
+            <w:tcW w:w="0" w:type="auto"/>
+            <w:vAlign w:val="center"/>
+            <w:hideMark/>
+          </w:tcPr>
+          <w:p>
+            <w:r>
+              <w:t>LLD-02</w:t>
+            </w:r>
+          </w:p>
+        </w:tc>
+        <w:tc>
+          <w:tcPr>
+            <w:tcW w:w="0" w:type="auto"/>
+            <w:vAlign w:val="center"/>
+            <w:hideMark/>
+          </w:tcPr>
+          <w:p>
+            <w:r>
+              <w:t>RHEL installation, baseline configuration, security and commissioning</w:t>
+            </w:r>
+          </w:p>
+        </w:tc>
+      </w:tr>
+      <w:tr>
+        <w:trPr>
+          <w:tblCellSpacing w:w="15" w:type="dxa"/>
+        </w:trPr>
+        <w:tc>
+          <w:tcPr>
+            <w:tcW w:w="0" w:type="auto"/>
+            <w:vAlign w:val="center"/>
+            <w:hideMark/>
+          </w:tcPr>
+          <w:p>
+            <w:r>
+              <w:t>LLD-06</w:t>
+            </w:r>
+          </w:p>
+        </w:tc>
+        <w:tc>
+          <w:tcPr>
+            <w:tcW w:w="0" w:type="auto"/>
+            <w:vAlign w:val="center"/>
+            <w:hideMark/>
+          </w:tcPr>
+          <w:p>
+            <w:r>
+              <w:t>Network bridges, VLANs, routing, segmentation and firewall architecture</w:t>
+            </w:r>
+          </w:p>
+        </w:tc>
+      </w:tr>
+      <w:tr>
+        <w:trPr>
+          <w:tblCellSpacing w:w="15" w:type="dxa"/>
+        </w:trPr>
+        <w:tc>
+          <w:tcPr>
+            <w:tcW w:w="0" w:type="auto"/>
+            <w:vAlign w:val="center"/>
+            <w:hideMark/>
+          </w:tcPr>
+          <w:p>
+            <w:r>
+              <w:t>LLD-07</w:t>
+            </w:r>
+          </w:p>
+        </w:tc>
+        <w:tc>
+          <w:tcPr>
+            <w:tcW w:w="0" w:type="auto"/>
+            <w:vAlign w:val="center"/>
+            <w:hideMark/>
+          </w:tcPr>
+          <w:p>
+            <w:r>
+              <w:t>Administrative access, JUMP01, SSH and emergency recovery</w:t>
+            </w:r>
+          </w:p>
+        </w:tc>
+      </w:tr>
+      <w:tr>
+        <w:trPr>
+          <w:tblCellSpacing w:w="15" w:type="dxa"/>
+        </w:trPr>
+        <w:tc>
+          <w:tcPr>
+            <w:tcW w:w="0" w:type="auto"/>
+            <w:vAlign w:val="center"/>
+            <w:hideMark/>
+          </w:tcPr>
+          <w:p>
+            <w:r>
+              <w:t>LLD-09</w:t>
+            </w:r>
+          </w:p>
+        </w:tc>
+        <w:tc>
+          <w:tcPr>
+            <w:tcW w:w="0" w:type="auto"/>
+            <w:vAlign w:val="center"/>
+            <w:hideMark/>
+          </w:tcPr>
+          <w:p>
+            <w:r>
+              <w:t>Backup, restoration and recovery procedures</w:t>
+            </w:r>
+          </w:p>
+        </w:tc>
+      </w:tr>
+      <w:tr>
+        <w:trPr>
+          <w:tblCellSpacing w:w="15" w:type="dxa"/>
+        </w:trPr>
+        <w:tc>
+          <w:tcPr>
+            <w:tcW w:w="0" w:type="auto"/>
+            <w:vAlign w:val="center"/>
+            <w:hideMark/>
+          </w:tcPr>
+          <w:p>
+            <w:r>
+              <w:t>LLD-12</w:t>
+            </w:r>
+          </w:p>
+        </w:tc>
+        <w:tc>
+          <w:tcPr>
+            <w:tcW w:w="0" w:type="auto"/>
+            <w:vAlign w:val="center"/>
+            <w:hideMark/>
+          </w:tcPr>
+          <w:p>
+            <w:r>
+              <w:t>Operating system security and hardening</w:t>
+            </w:r>
+          </w:p>
+        </w:tc>
+      </w:tr>
+    </w:tbl>
+    <w:p>
+      <w:pPr>
         <w:rPr>
           <w:b/>
           <w:bCs/>
         </w:rPr>
-        <w:t>LLD-01 §6.6 — Initial Server Estate</w:t>
-      </w:r>
-    </w:p>
-    <w:p>
-      <w:pPr>
-        <w:numPr>
-          <w:ilvl w:val="0"/>
-          <w:numId w:val="6"/>
-        </w:numPr>
       </w:pPr>
       <w:r>
         <w:rPr>
           <w:b/>
           <w:bCs/>
         </w:rPr>
-        <w:t>LLD-01 §6.8 — Infrastructure Dependencies</w:t>
-      </w:r>
-    </w:p>
-    <w:p>
-      <w:pPr>
-        <w:numPr>
-          <w:ilvl w:val="0"/>
-          <w:numId w:val="6"/>
-        </w:numPr>
-      </w:pPr>
-      <w:r>
+        <w:t>18. Revision Impact Register</w:t>
+      </w:r>
+    </w:p>
+    <w:tbl>
+      <w:tblPr>
+        <w:tblW w:w="0" w:type="auto"/>
+        <w:tblCellSpacing w:w="15" w:type="dxa"/>
+        <w:tblCellMar>
+          <w:top w:w="15" w:type="dxa"/>
+          <w:left w:w="15" w:type="dxa"/>
+          <w:bottom w:w="15" w:type="dxa"/>
+          <w:right w:w="15" w:type="dxa"/>
+        </w:tblCellMar>
+        <w:tblLook w:val="04A0" w:firstRow="1" w:lastRow="0" w:firstColumn="1" w:lastColumn="0" w:noHBand="0" w:noVBand="1"/>
+      </w:tblPr>
+      <w:tblGrid>
+        <w:gridCol w:w="2891"/>
+        <w:gridCol w:w="1585"/>
+        <w:gridCol w:w="4596"/>
+      </w:tblGrid>
+      <w:tr>
+        <w:trPr>
+          <w:tblCellSpacing w:w="15" w:type="dxa"/>
+        </w:trPr>
+        <w:tc>
+          <w:tcPr>
+            <w:tcW w:w="0" w:type="auto"/>
+            <w:vAlign w:val="center"/>
+            <w:hideMark/>
+          </w:tcPr>
+          <w:p>
+            <w:pPr>
+              <w:rPr>
+                <w:b/>
+                <w:bCs/>
+              </w:rPr>
+            </w:pPr>
+            <w:r>
+              <w:rPr>
+                <w:b/>
+                <w:bCs/>
+              </w:rPr>
+              <w:t>Original design element</w:t>
+            </w:r>
+          </w:p>
+        </w:tc>
+        <w:tc>
+          <w:tcPr>
+            <w:tcW w:w="0" w:type="auto"/>
+            <w:vAlign w:val="center"/>
+            <w:hideMark/>
+          </w:tcPr>
+          <w:p>
+            <w:pPr>
+              <w:rPr>
+                <w:b/>
+                <w:bCs/>
+              </w:rPr>
+            </w:pPr>
+            <w:r>
+              <w:rPr>
+                <w:b/>
+                <w:bCs/>
+              </w:rPr>
+              <w:t>Classification</w:t>
+            </w:r>
+          </w:p>
+        </w:tc>
+        <w:tc>
+          <w:tcPr>
+            <w:tcW w:w="0" w:type="auto"/>
+            <w:vAlign w:val="center"/>
+            <w:hideMark/>
+          </w:tcPr>
+          <w:p>
+            <w:pPr>
+              <w:rPr>
+                <w:b/>
+                <w:bCs/>
+              </w:rPr>
+            </w:pPr>
+            <w:r>
+              <w:rPr>
+                <w:b/>
+                <w:bCs/>
+              </w:rPr>
+              <w:t>Revision outcome</w:t>
+            </w:r>
+          </w:p>
+        </w:tc>
+      </w:tr>
+      <w:tr>
+        <w:trPr>
+          <w:tblCellSpacing w:w="15" w:type="dxa"/>
+        </w:trPr>
+        <w:tc>
+          <w:tcPr>
+            <w:tcW w:w="0" w:type="auto"/>
+            <w:vAlign w:val="center"/>
+            <w:hideMark/>
+          </w:tcPr>
+          <w:p>
+            <w:r>
+              <w:t>Physical hardware inventory</w:t>
+            </w:r>
+          </w:p>
+        </w:tc>
+        <w:tc>
+          <w:tcPr>
+            <w:tcW w:w="0" w:type="auto"/>
+            <w:vAlign w:val="center"/>
+            <w:hideMark/>
+          </w:tcPr>
+          <w:p>
+            <w:r>
+              <w:t>Retain</w:t>
+            </w:r>
+          </w:p>
+        </w:tc>
+        <w:tc>
+          <w:tcPr>
+            <w:tcW w:w="0" w:type="auto"/>
+            <w:vAlign w:val="center"/>
+            <w:hideMark/>
+          </w:tcPr>
+          <w:p>
+            <w:r>
+              <w:t>Original discovered hardware retained</w:t>
+            </w:r>
+          </w:p>
+        </w:tc>
+      </w:tr>
+      <w:tr>
+        <w:trPr>
+          <w:tblCellSpacing w:w="15" w:type="dxa"/>
+        </w:trPr>
+        <w:tc>
+          <w:tcPr>
+            <w:tcW w:w="0" w:type="auto"/>
+            <w:vAlign w:val="center"/>
+            <w:hideMark/>
+          </w:tcPr>
+          <w:p>
+            <w:r>
+              <w:t>Dual-boot Windows / Proxmox</w:t>
+            </w:r>
+          </w:p>
+        </w:tc>
+        <w:tc>
+          <w:tcPr>
+            <w:tcW w:w="0" w:type="auto"/>
+            <w:vAlign w:val="center"/>
+            <w:hideMark/>
+          </w:tcPr>
+          <w:p>
+            <w:r>
+              <w:t>Update status</w:t>
+            </w:r>
+          </w:p>
+        </w:tc>
+        <w:tc>
+          <w:tcPr>
+            <w:tcW w:w="0" w:type="auto"/>
+            <w:vAlign w:val="center"/>
+            <w:hideMark/>
+          </w:tcPr>
+          <w:p>
+            <w:r>
+              <w:t>From preferred proposal to approved and implemented foundation</w:t>
+            </w:r>
+          </w:p>
+        </w:tc>
+      </w:tr>
+      <w:tr>
+        <w:trPr>
+          <w:tblCellSpacing w:w="15" w:type="dxa"/>
+        </w:trPr>
+        <w:tc>
+          <w:tcPr>
+            <w:tcW w:w="0" w:type="auto"/>
+            <w:vAlign w:val="center"/>
+            <w:hideMark/>
+          </w:tcPr>
+          <w:p>
+            <w:r>
+              <w:t>One VM per capability assumption</w:t>
+            </w:r>
+          </w:p>
+        </w:tc>
+        <w:tc>
+          <w:tcPr>
+            <w:tcW w:w="0" w:type="auto"/>
+            <w:vAlign w:val="center"/>
+            <w:hideMark/>
+          </w:tcPr>
+          <w:p>
+            <w:r>
+              <w:t>Retain rationale</w:t>
+            </w:r>
+          </w:p>
+        </w:tc>
+        <w:tc>
+          <w:tcPr>
+            <w:tcW w:w="0" w:type="auto"/>
+            <w:vAlign w:val="center"/>
+            <w:hideMark/>
+          </w:tcPr>
+          <w:p>
+            <w:r>
+              <w:t>Original consolidation reasoning remains valid</w:t>
+            </w:r>
+          </w:p>
+        </w:tc>
+      </w:tr>
+      <w:tr>
+        <w:trPr>
+          <w:tblCellSpacing w:w="15" w:type="dxa"/>
+        </w:trPr>
+        <w:tc>
+          <w:tcPr>
+            <w:tcW w:w="0" w:type="auto"/>
+            <w:vAlign w:val="center"/>
+            <w:hideMark/>
+          </w:tcPr>
+          <w:p>
+            <w:r>
+              <w:t>Preliminary workload catalogue</w:t>
+            </w:r>
+          </w:p>
+        </w:tc>
+        <w:tc>
+          <w:tcPr>
+            <w:tcW w:w="0" w:type="auto"/>
+            <w:vAlign w:val="center"/>
+            <w:hideMark/>
+          </w:tcPr>
+          <w:p>
+            <w:r>
+              <w:t>Amend</w:t>
+            </w:r>
+          </w:p>
+        </w:tc>
+        <w:tc>
+          <w:tcPr>
+            <w:tcW w:w="0" w:type="auto"/>
+            <w:vAlign w:val="center"/>
+            <w:hideMark/>
+          </w:tcPr>
+          <w:p>
+            <w:r>
+              <w:t>Replaced by six-VM initial infrastructure plan</w:t>
+            </w:r>
+          </w:p>
+        </w:tc>
+      </w:tr>
+      <w:tr>
+        <w:trPr>
+          <w:tblCellSpacing w:w="15" w:type="dxa"/>
+        </w:trPr>
+        <w:tc>
+          <w:tcPr>
+            <w:tcW w:w="0" w:type="auto"/>
+            <w:vAlign w:val="center"/>
+            <w:hideMark/>
+          </w:tcPr>
+          <w:p>
+            <w:r>
+              <w:t>Dedicated management server not required</w:t>
+            </w:r>
+          </w:p>
+        </w:tc>
+        <w:tc>
+          <w:tcPr>
+            <w:tcW w:w="0" w:type="auto"/>
+            <w:vAlign w:val="center"/>
+            <w:hideMark/>
+          </w:tcPr>
+          <w:p>
+            <w:r>
+              <w:t>Clarify</w:t>
+            </w:r>
+          </w:p>
+        </w:tc>
+        <w:tc>
+          <w:tcPr>
+            <w:tcW w:w="0" w:type="auto"/>
+            <w:vAlign w:val="center"/>
+            <w:hideMark/>
+          </w:tcPr>
+          <w:p>
+            <w:r>
+              <w:t>JUMP01 justified as a security boundary, not a general management platform</w:t>
+            </w:r>
+          </w:p>
+        </w:tc>
+      </w:tr>
+      <w:tr>
+        <w:trPr>
+          <w:tblCellSpacing w:w="15" w:type="dxa"/>
+        </w:trPr>
+        <w:tc>
+          <w:tcPr>
+            <w:tcW w:w="0" w:type="auto"/>
+            <w:vAlign w:val="center"/>
+            <w:hideMark/>
+          </w:tcPr>
+          <w:p>
+            <w:r>
+              <w:t>FW01</w:t>
+            </w:r>
+          </w:p>
+        </w:tc>
+        <w:tc>
+          <w:tcPr>
+            <w:tcW w:w="0" w:type="auto"/>
+            <w:vAlign w:val="center"/>
+            <w:hideMark/>
+          </w:tcPr>
+          <w:p>
+            <w:r>
+              <w:t>Add</w:t>
+            </w:r>
+          </w:p>
+        </w:tc>
+        <w:tc>
+          <w:tcPr>
+            <w:tcW w:w="0" w:type="auto"/>
+            <w:vAlign w:val="center"/>
+            <w:hideMark/>
+          </w:tcPr>
+          <w:p>
+            <w:r>
+              <w:t>Dedicated firewall/router included</w:t>
+            </w:r>
+          </w:p>
+        </w:tc>
+      </w:tr>
+      <w:tr>
+        <w:trPr>
+          <w:tblCellSpacing w:w="15" w:type="dxa"/>
+        </w:trPr>
+        <w:tc>
+          <w:tcPr>
+            <w:tcW w:w="0" w:type="auto"/>
+            <w:vAlign w:val="center"/>
+            <w:hideMark/>
+          </w:tcPr>
+          <w:p>
+            <w:r>
+              <w:t>Internal VLAN architecture</w:t>
+            </w:r>
+          </w:p>
+        </w:tc>
+        <w:tc>
+          <w:tcPr>
+            <w:tcW w:w="0" w:type="auto"/>
+            <w:vAlign w:val="center"/>
+            <w:hideMark/>
+          </w:tcPr>
+          <w:p>
+            <w:r>
+              <w:t>Add</w:t>
+            </w:r>
+          </w:p>
+        </w:tc>
+        <w:tc>
+          <w:tcPr>
+            <w:tcW w:w="0" w:type="auto"/>
+            <w:vAlign w:val="center"/>
+            <w:hideMark/>
+          </w:tcPr>
+          <w:p>
+            <w:r>
+              <w:t>Four VLANs and two Proxmox bridge roles recorded</w:t>
+            </w:r>
+          </w:p>
+        </w:tc>
+      </w:tr>
+      <w:tr>
+        <w:trPr>
+          <w:tblCellSpacing w:w="15" w:type="dxa"/>
+        </w:trPr>
+        <w:tc>
+          <w:tcPr>
+            <w:tcW w:w="0" w:type="auto"/>
+            <w:vAlign w:val="center"/>
+            <w:hideMark/>
+          </w:tcPr>
+          <w:p>
+            <w:r>
+              <w:t>Administrative access architecture</w:t>
+            </w:r>
+          </w:p>
+        </w:tc>
+        <w:tc>
+          <w:tcPr>
+            <w:tcW w:w="0" w:type="auto"/>
+            <w:vAlign w:val="center"/>
+            <w:hideMark/>
+          </w:tcPr>
+          <w:p>
+            <w:r>
+              <w:t>Add</w:t>
+            </w:r>
+          </w:p>
+        </w:tc>
+        <w:tc>
+          <w:tcPr>
+            <w:tcW w:w="0" w:type="auto"/>
+            <w:vAlign w:val="center"/>
+            <w:hideMark/>
+          </w:tcPr>
+          <w:p>
+            <w:r>
+              <w:t>Ubuntu → FW01 → JUMP01 → internal servers</w:t>
+            </w:r>
+          </w:p>
+        </w:tc>
+      </w:tr>
+      <w:tr>
+        <w:trPr>
+          <w:tblCellSpacing w:w="15" w:type="dxa"/>
+        </w:trPr>
+        <w:tc>
+          <w:tcPr>
+            <w:tcW w:w="0" w:type="auto"/>
+            <w:vAlign w:val="center"/>
+            <w:hideMark/>
+          </w:tcPr>
+          <w:p>
+            <w:r>
+              <w:t>Three-NVMe storage direction</w:t>
+            </w:r>
+          </w:p>
+        </w:tc>
+        <w:tc>
+          <w:tcPr>
+            <w:tcW w:w="0" w:type="auto"/>
+            <w:vAlign w:val="center"/>
+            <w:hideMark/>
+          </w:tcPr>
+          <w:p>
+            <w:r>
+              <w:t>Retain and clarify</w:t>
+            </w:r>
+          </w:p>
+        </w:tc>
+        <w:tc>
+          <w:tcPr>
+            <w:tcW w:w="0" w:type="auto"/>
+            <w:vAlign w:val="center"/>
+            <w:hideMark/>
+          </w:tcPr>
+          <w:p>
+            <w:r>
+              <w:t>Actual installed layout requires implementation verification</w:t>
+            </w:r>
+          </w:p>
+        </w:tc>
+      </w:tr>
+      <w:tr>
+        <w:trPr>
+          <w:tblCellSpacing w:w="15" w:type="dxa"/>
+        </w:trPr>
+        <w:tc>
+          <w:tcPr>
+            <w:tcW w:w="0" w:type="auto"/>
+            <w:vAlign w:val="center"/>
+            <w:hideMark/>
+          </w:tcPr>
+          <w:p>
+            <w:r>
+              <w:lastRenderedPageBreak/>
+              <w:t>Independent backup requirement</w:t>
+            </w:r>
+          </w:p>
+        </w:tc>
+        <w:tc>
+          <w:tcPr>
+            <w:tcW w:w="0" w:type="auto"/>
+            <w:vAlign w:val="center"/>
+            <w:hideMark/>
+          </w:tcPr>
+          <w:p>
+            <w:r>
+              <w:t>Retain</w:t>
+            </w:r>
+          </w:p>
+        </w:tc>
+        <w:tc>
+          <w:tcPr>
+            <w:tcW w:w="0" w:type="auto"/>
+            <w:vAlign w:val="center"/>
+            <w:hideMark/>
+          </w:tcPr>
+          <w:p>
+            <w:r>
+              <w:t>Remains mandatory</w:t>
+            </w:r>
+          </w:p>
+        </w:tc>
+      </w:tr>
+      <w:tr>
+        <w:trPr>
+          <w:tblCellSpacing w:w="15" w:type="dxa"/>
+        </w:trPr>
+        <w:tc>
+          <w:tcPr>
+            <w:tcW w:w="0" w:type="auto"/>
+            <w:vAlign w:val="center"/>
+            <w:hideMark/>
+          </w:tcPr>
+          <w:p>
+            <w:r>
+              <w:t>Inventory application workload</w:t>
+            </w:r>
+          </w:p>
+        </w:tc>
+        <w:tc>
+          <w:tcPr>
+            <w:tcW w:w="0" w:type="auto"/>
+            <w:vAlign w:val="center"/>
+            <w:hideMark/>
+          </w:tcPr>
+          <w:p>
+            <w:r>
+              <w:t>Resolve</w:t>
+            </w:r>
+          </w:p>
+        </w:tc>
+        <w:tc>
+          <w:tcPr>
+            <w:tcW w:w="0" w:type="auto"/>
+            <w:vAlign w:val="center"/>
+            <w:hideMark/>
+          </w:tcPr>
+          <w:p>
+            <w:r>
+              <w:t>Requires scope and hosting reconciliation</w:t>
+            </w:r>
+          </w:p>
+        </w:tc>
+      </w:tr>
+      <w:tr>
+        <w:trPr>
+          <w:tblCellSpacing w:w="15" w:type="dxa"/>
+        </w:trPr>
+        <w:tc>
+          <w:tcPr>
+            <w:tcW w:w="0" w:type="auto"/>
+            <w:vAlign w:val="center"/>
+            <w:hideMark/>
+          </w:tcPr>
+          <w:p>
+            <w:r>
+              <w:t>Recovery-based resilience</w:t>
+            </w:r>
+          </w:p>
+        </w:tc>
+        <w:tc>
+          <w:tcPr>
+            <w:tcW w:w="0" w:type="auto"/>
+            <w:vAlign w:val="center"/>
+            <w:hideMark/>
+          </w:tcPr>
+          <w:p>
+            <w:r>
+              <w:t>Retain</w:t>
+            </w:r>
+          </w:p>
+        </w:tc>
+        <w:tc>
+          <w:tcPr>
+            <w:tcW w:w="0" w:type="auto"/>
+            <w:vAlign w:val="center"/>
+            <w:hideMark/>
+          </w:tcPr>
+          <w:p>
+            <w:r>
+              <w:t>Remains the approved resilience model</w:t>
+            </w:r>
+          </w:p>
+        </w:tc>
+      </w:tr>
+      <w:tr>
+        <w:trPr>
+          <w:tblCellSpacing w:w="15" w:type="dxa"/>
+        </w:trPr>
+        <w:tc>
+          <w:tcPr>
+            <w:tcW w:w="0" w:type="auto"/>
+            <w:vAlign w:val="center"/>
+            <w:hideMark/>
+          </w:tcPr>
+          <w:p>
+            <w:r>
+              <w:t>Original decision and action IDs</w:t>
+            </w:r>
+          </w:p>
+        </w:tc>
+        <w:tc>
+          <w:tcPr>
+            <w:tcW w:w="0" w:type="auto"/>
+            <w:vAlign w:val="center"/>
+            <w:hideMark/>
+          </w:tcPr>
+          <w:p>
+            <w:r>
+              <w:t>Retain</w:t>
+            </w:r>
+          </w:p>
+        </w:tc>
+        <w:tc>
+          <w:tcPr>
+            <w:tcW w:w="0" w:type="auto"/>
+            <w:vAlign w:val="center"/>
+            <w:hideMark/>
+          </w:tcPr>
+          <w:p>
+            <w:r>
+              <w:t>Traceability preserved</w:t>
+            </w:r>
+          </w:p>
+        </w:tc>
+      </w:tr>
+    </w:tbl>
+    <w:p>
+      <w:pPr>
         <w:rPr>
           <w:b/>
           <w:bCs/>
         </w:rPr>
-        <w:t>LLD-01 §13 — Risks, Assumptions &amp; Constraints</w:t>
-      </w:r>
-    </w:p>
-    <w:p>
-      <w:pPr>
-        <w:numPr>
-          <w:ilvl w:val="0"/>
-          <w:numId w:val="6"/>
-        </w:numPr>
       </w:pPr>
       <w:r>
         <w:rPr>
           <w:b/>
           <w:bCs/>
         </w:rPr>
-        <w:t>LLD-01 §14 — Open Actions / TBCs</w:t>
-      </w:r>
-    </w:p>
-    <w:p/>
+        <w:t>19. Review and Approval</w:t>
+      </w:r>
+    </w:p>
+    <w:p>
+      <w:r>
+        <w:t>This revision incorporates the infrastructure architecture established through subsequent detailed design discussions.</w:t>
+      </w:r>
+    </w:p>
+    <w:p>
+      <w:r>
+        <w:t>Before approval as a revised LLD-01 baseline, the following must be confirmed:</w:t>
+      </w:r>
+    </w:p>
+    <w:p>
+      <w:pPr>
+        <w:numPr>
+          <w:ilvl w:val="0"/>
+          <w:numId w:val="15"/>
+        </w:numPr>
+      </w:pPr>
+      <w:r>
+        <w:t>Installed Proxmox configuration against Sprint 1 implementation evidence.</w:t>
+      </w:r>
+    </w:p>
+    <w:p>
+      <w:pPr>
+        <w:numPr>
+          <w:ilvl w:val="0"/>
+          <w:numId w:val="15"/>
+        </w:numPr>
+      </w:pPr>
+      <w:r>
+        <w:t>Final VM resource specifications.</w:t>
+      </w:r>
+    </w:p>
+    <w:p>
+      <w:pPr>
+        <w:numPr>
+          <w:ilvl w:val="0"/>
+          <w:numId w:val="15"/>
+        </w:numPr>
+      </w:pPr>
+      <w:r>
+        <w:t>Cross-design consistency with LLD-02, LLD-06 and LLD-07.</w:t>
+      </w:r>
+    </w:p>
+    <w:p>
+      <w:pPr>
+        <w:numPr>
+          <w:ilvl w:val="0"/>
+          <w:numId w:val="15"/>
+        </w:numPr>
+      </w:pPr>
+      <w:r>
+        <w:t>Inventory application hosting and recovery requirements.</w:t>
+      </w:r>
+    </w:p>
+    <w:p>
+      <w:pPr>
+        <w:numPr>
+          <w:ilvl w:val="0"/>
+          <w:numId w:val="15"/>
+        </w:numPr>
+      </w:pPr>
+      <w:r>
+        <w:t>Outstanding storage and backup design dependencies.</w:t>
+      </w:r>
+    </w:p>
     <w:sectPr>
       <w:pgSz w:w="11906" w:h="16838"/>
       <w:pgMar w:top="1417" w:right="1417" w:bottom="1134" w:left="1417" w:header="708" w:footer="708" w:gutter="0"/>
@@ -2519,6 +6699,602 @@
 <file path=word/numbering.xml><?xml version="1.0" encoding="utf-8"?>
 <w:numbering xmlns:wpc="http://schemas.microsoft.com/office/word/2010/wordprocessingCanvas" xmlns:cx="http://schemas.microsoft.com/office/drawing/2014/chartex" xmlns:cx1="http://schemas.microsoft.com/office/drawing/2015/9/8/chartex" xmlns:cx2="http://schemas.microsoft.com/office/drawing/2015/10/21/chartex" xmlns:cx3="http://schemas.microsoft.com/office/drawing/2016/5/9/chartex" xmlns:cx4="http://schemas.microsoft.com/office/drawing/2016/5/10/chartex" xmlns:cx5="http://schemas.microsoft.com/office/drawing/2016/5/11/chartex" xmlns:cx6="http://schemas.microsoft.com/office/drawing/2016/5/12/chartex" xmlns:cx7="http://schemas.microsoft.com/office/drawing/2016/5/13/chartex" xmlns:cx8="http://schemas.microsoft.com/office/drawing/2016/5/14/chartex" xmlns:mc="http://schemas.openxmlformats.org/markup-compatibility/2006" xmlns:aink="http://schemas.microsoft.com/office/drawing/2016/ink" xmlns:am3d="http://schemas.microsoft.com/office/drawing/2017/model3d" xmlns:o="urn:schemas-microsoft-com:office:office" xmlns:oel="http://schemas.microsoft.com/office/2019/extlst" xmlns:r="http://schemas.openxmlformats.org/officeDocument/2006/relationships" xmlns:m="http://schemas.openxmlformats.org/officeDocument/2006/math" xmlns:v="urn:schemas-microsoft-com:vml" xmlns:wp14="http://schemas.microsoft.com/office/word/2010/wordprocessingDrawing" xmlns:wp="http://schemas.openxmlformats.org/drawingml/2006/wordprocessingDrawing" xmlns:w10="urn:schemas-microsoft-com:office:word" xmlns:w="http://schemas.openxmlformats.org/wordprocessingml/2006/main" xmlns:w14="http://schemas.microsoft.com/office/word/2010/wordml" xmlns:w15="http://schemas.microsoft.com/office/word/2012/wordml" xmlns:w16cex="http://schemas.microsoft.com/office/word/2018/wordml/cex" xmlns:w16cid="http://schemas.microsoft.com/office/word/2016/wordml/cid" xmlns:w16="http://schemas.microsoft.com/office/word/2018/wordml" xmlns:w16du="http://schemas.microsoft.com/office/word/2023/wordml/word16du" xmlns:w16sdtdh="http://schemas.microsoft.com/office/word/2020/wordml/sdtdatahash" xmlns:w16sdtfl="http://schemas.microsoft.com/office/word/2024/wordml/sdtformatlock" xmlns:w16se="http://schemas.microsoft.com/office/word/2015/wordml/symex" xmlns:wpg="http://schemas.microsoft.com/office/word/2010/wordprocessingGroup" xmlns:wpi="http://schemas.microsoft.com/office/word/2010/wordprocessingInk" xmlns:wne="http://schemas.microsoft.com/office/word/2006/wordml" xmlns:wps="http://schemas.microsoft.com/office/word/2010/wordprocessingShape" mc:Ignorable="w14 w15 w16se w16cid w16 w16cex w16sdtdh w16sdtfl w16du wp14">
   <w:abstractNum w:abstractNumId="0" w15:restartNumberingAfterBreak="0">
+    <w:nsid w:val="09244D60"/>
+    <w:multiLevelType w:val="multilevel"/>
+    <w:tmpl w:val="5DDE882A"/>
+    <w:lvl w:ilvl="0">
+      <w:start w:val="1"/>
+      <w:numFmt w:val="bullet"/>
+      <w:lvlText w:val=""/>
+      <w:lvlJc w:val="left"/>
+      <w:pPr>
+        <w:tabs>
+          <w:tab w:val="num" w:pos="720"/>
+        </w:tabs>
+        <w:ind w:left="720" w:hanging="360"/>
+      </w:pPr>
+      <w:rPr>
+        <w:rFonts w:ascii="Symbol" w:hAnsi="Symbol" w:hint="default"/>
+        <w:sz w:val="20"/>
+      </w:rPr>
+    </w:lvl>
+    <w:lvl w:ilvl="1" w:tentative="1">
+      <w:start w:val="1"/>
+      <w:numFmt w:val="bullet"/>
+      <w:lvlText w:val="o"/>
+      <w:lvlJc w:val="left"/>
+      <w:pPr>
+        <w:tabs>
+          <w:tab w:val="num" w:pos="1440"/>
+        </w:tabs>
+        <w:ind w:left="1440" w:hanging="360"/>
+      </w:pPr>
+      <w:rPr>
+        <w:rFonts w:ascii="Courier New" w:hAnsi="Courier New" w:hint="default"/>
+        <w:sz w:val="20"/>
+      </w:rPr>
+    </w:lvl>
+    <w:lvl w:ilvl="2" w:tentative="1">
+      <w:start w:val="1"/>
+      <w:numFmt w:val="bullet"/>
+      <w:lvlText w:val=""/>
+      <w:lvlJc w:val="left"/>
+      <w:pPr>
+        <w:tabs>
+          <w:tab w:val="num" w:pos="2160"/>
+        </w:tabs>
+        <w:ind w:left="2160" w:hanging="360"/>
+      </w:pPr>
+      <w:rPr>
+        <w:rFonts w:ascii="Wingdings" w:hAnsi="Wingdings" w:hint="default"/>
+        <w:sz w:val="20"/>
+      </w:rPr>
+    </w:lvl>
+    <w:lvl w:ilvl="3" w:tentative="1">
+      <w:start w:val="1"/>
+      <w:numFmt w:val="bullet"/>
+      <w:lvlText w:val=""/>
+      <w:lvlJc w:val="left"/>
+      <w:pPr>
+        <w:tabs>
+          <w:tab w:val="num" w:pos="2880"/>
+        </w:tabs>
+        <w:ind w:left="2880" w:hanging="360"/>
+      </w:pPr>
+      <w:rPr>
+        <w:rFonts w:ascii="Wingdings" w:hAnsi="Wingdings" w:hint="default"/>
+        <w:sz w:val="20"/>
+      </w:rPr>
+    </w:lvl>
+    <w:lvl w:ilvl="4" w:tentative="1">
+      <w:start w:val="1"/>
+      <w:numFmt w:val="bullet"/>
+      <w:lvlText w:val=""/>
+      <w:lvlJc w:val="left"/>
+      <w:pPr>
+        <w:tabs>
+          <w:tab w:val="num" w:pos="3600"/>
+        </w:tabs>
+        <w:ind w:left="3600" w:hanging="360"/>
+      </w:pPr>
+      <w:rPr>
+        <w:rFonts w:ascii="Wingdings" w:hAnsi="Wingdings" w:hint="default"/>
+        <w:sz w:val="20"/>
+      </w:rPr>
+    </w:lvl>
+    <w:lvl w:ilvl="5" w:tentative="1">
+      <w:start w:val="1"/>
+      <w:numFmt w:val="bullet"/>
+      <w:lvlText w:val=""/>
+      <w:lvlJc w:val="left"/>
+      <w:pPr>
+        <w:tabs>
+          <w:tab w:val="num" w:pos="4320"/>
+        </w:tabs>
+        <w:ind w:left="4320" w:hanging="360"/>
+      </w:pPr>
+      <w:rPr>
+        <w:rFonts w:ascii="Wingdings" w:hAnsi="Wingdings" w:hint="default"/>
+        <w:sz w:val="20"/>
+      </w:rPr>
+    </w:lvl>
+    <w:lvl w:ilvl="6" w:tentative="1">
+      <w:start w:val="1"/>
+      <w:numFmt w:val="bullet"/>
+      <w:lvlText w:val=""/>
+      <w:lvlJc w:val="left"/>
+      <w:pPr>
+        <w:tabs>
+          <w:tab w:val="num" w:pos="5040"/>
+        </w:tabs>
+        <w:ind w:left="5040" w:hanging="360"/>
+      </w:pPr>
+      <w:rPr>
+        <w:rFonts w:ascii="Wingdings" w:hAnsi="Wingdings" w:hint="default"/>
+        <w:sz w:val="20"/>
+      </w:rPr>
+    </w:lvl>
+    <w:lvl w:ilvl="7" w:tentative="1">
+      <w:start w:val="1"/>
+      <w:numFmt w:val="bullet"/>
+      <w:lvlText w:val=""/>
+      <w:lvlJc w:val="left"/>
+      <w:pPr>
+        <w:tabs>
+          <w:tab w:val="num" w:pos="5760"/>
+        </w:tabs>
+        <w:ind w:left="5760" w:hanging="360"/>
+      </w:pPr>
+      <w:rPr>
+        <w:rFonts w:ascii="Wingdings" w:hAnsi="Wingdings" w:hint="default"/>
+        <w:sz w:val="20"/>
+      </w:rPr>
+    </w:lvl>
+    <w:lvl w:ilvl="8" w:tentative="1">
+      <w:start w:val="1"/>
+      <w:numFmt w:val="bullet"/>
+      <w:lvlText w:val=""/>
+      <w:lvlJc w:val="left"/>
+      <w:pPr>
+        <w:tabs>
+          <w:tab w:val="num" w:pos="6480"/>
+        </w:tabs>
+        <w:ind w:left="6480" w:hanging="360"/>
+      </w:pPr>
+      <w:rPr>
+        <w:rFonts w:ascii="Wingdings" w:hAnsi="Wingdings" w:hint="default"/>
+        <w:sz w:val="20"/>
+      </w:rPr>
+    </w:lvl>
+  </w:abstractNum>
+  <w:abstractNum w:abstractNumId="1" w15:restartNumberingAfterBreak="0">
+    <w:nsid w:val="0FD50974"/>
+    <w:multiLevelType w:val="multilevel"/>
+    <w:tmpl w:val="C8E46238"/>
+    <w:lvl w:ilvl="0">
+      <w:start w:val="1"/>
+      <w:numFmt w:val="bullet"/>
+      <w:lvlText w:val=""/>
+      <w:lvlJc w:val="left"/>
+      <w:pPr>
+        <w:tabs>
+          <w:tab w:val="num" w:pos="720"/>
+        </w:tabs>
+        <w:ind w:left="720" w:hanging="360"/>
+      </w:pPr>
+      <w:rPr>
+        <w:rFonts w:ascii="Symbol" w:hAnsi="Symbol" w:hint="default"/>
+        <w:sz w:val="20"/>
+      </w:rPr>
+    </w:lvl>
+    <w:lvl w:ilvl="1" w:tentative="1">
+      <w:start w:val="1"/>
+      <w:numFmt w:val="bullet"/>
+      <w:lvlText w:val="o"/>
+      <w:lvlJc w:val="left"/>
+      <w:pPr>
+        <w:tabs>
+          <w:tab w:val="num" w:pos="1440"/>
+        </w:tabs>
+        <w:ind w:left="1440" w:hanging="360"/>
+      </w:pPr>
+      <w:rPr>
+        <w:rFonts w:ascii="Courier New" w:hAnsi="Courier New" w:hint="default"/>
+        <w:sz w:val="20"/>
+      </w:rPr>
+    </w:lvl>
+    <w:lvl w:ilvl="2" w:tentative="1">
+      <w:start w:val="1"/>
+      <w:numFmt w:val="bullet"/>
+      <w:lvlText w:val=""/>
+      <w:lvlJc w:val="left"/>
+      <w:pPr>
+        <w:tabs>
+          <w:tab w:val="num" w:pos="2160"/>
+        </w:tabs>
+        <w:ind w:left="2160" w:hanging="360"/>
+      </w:pPr>
+      <w:rPr>
+        <w:rFonts w:ascii="Wingdings" w:hAnsi="Wingdings" w:hint="default"/>
+        <w:sz w:val="20"/>
+      </w:rPr>
+    </w:lvl>
+    <w:lvl w:ilvl="3" w:tentative="1">
+      <w:start w:val="1"/>
+      <w:numFmt w:val="bullet"/>
+      <w:lvlText w:val=""/>
+      <w:lvlJc w:val="left"/>
+      <w:pPr>
+        <w:tabs>
+          <w:tab w:val="num" w:pos="2880"/>
+        </w:tabs>
+        <w:ind w:left="2880" w:hanging="360"/>
+      </w:pPr>
+      <w:rPr>
+        <w:rFonts w:ascii="Wingdings" w:hAnsi="Wingdings" w:hint="default"/>
+        <w:sz w:val="20"/>
+      </w:rPr>
+    </w:lvl>
+    <w:lvl w:ilvl="4" w:tentative="1">
+      <w:start w:val="1"/>
+      <w:numFmt w:val="bullet"/>
+      <w:lvlText w:val=""/>
+      <w:lvlJc w:val="left"/>
+      <w:pPr>
+        <w:tabs>
+          <w:tab w:val="num" w:pos="3600"/>
+        </w:tabs>
+        <w:ind w:left="3600" w:hanging="360"/>
+      </w:pPr>
+      <w:rPr>
+        <w:rFonts w:ascii="Wingdings" w:hAnsi="Wingdings" w:hint="default"/>
+        <w:sz w:val="20"/>
+      </w:rPr>
+    </w:lvl>
+    <w:lvl w:ilvl="5" w:tentative="1">
+      <w:start w:val="1"/>
+      <w:numFmt w:val="bullet"/>
+      <w:lvlText w:val=""/>
+      <w:lvlJc w:val="left"/>
+      <w:pPr>
+        <w:tabs>
+          <w:tab w:val="num" w:pos="4320"/>
+        </w:tabs>
+        <w:ind w:left="4320" w:hanging="360"/>
+      </w:pPr>
+      <w:rPr>
+        <w:rFonts w:ascii="Wingdings" w:hAnsi="Wingdings" w:hint="default"/>
+        <w:sz w:val="20"/>
+      </w:rPr>
+    </w:lvl>
+    <w:lvl w:ilvl="6" w:tentative="1">
+      <w:start w:val="1"/>
+      <w:numFmt w:val="bullet"/>
+      <w:lvlText w:val=""/>
+      <w:lvlJc w:val="left"/>
+      <w:pPr>
+        <w:tabs>
+          <w:tab w:val="num" w:pos="5040"/>
+        </w:tabs>
+        <w:ind w:left="5040" w:hanging="360"/>
+      </w:pPr>
+      <w:rPr>
+        <w:rFonts w:ascii="Wingdings" w:hAnsi="Wingdings" w:hint="default"/>
+        <w:sz w:val="20"/>
+      </w:rPr>
+    </w:lvl>
+    <w:lvl w:ilvl="7" w:tentative="1">
+      <w:start w:val="1"/>
+      <w:numFmt w:val="bullet"/>
+      <w:lvlText w:val=""/>
+      <w:lvlJc w:val="left"/>
+      <w:pPr>
+        <w:tabs>
+          <w:tab w:val="num" w:pos="5760"/>
+        </w:tabs>
+        <w:ind w:left="5760" w:hanging="360"/>
+      </w:pPr>
+      <w:rPr>
+        <w:rFonts w:ascii="Wingdings" w:hAnsi="Wingdings" w:hint="default"/>
+        <w:sz w:val="20"/>
+      </w:rPr>
+    </w:lvl>
+    <w:lvl w:ilvl="8" w:tentative="1">
+      <w:start w:val="1"/>
+      <w:numFmt w:val="bullet"/>
+      <w:lvlText w:val=""/>
+      <w:lvlJc w:val="left"/>
+      <w:pPr>
+        <w:tabs>
+          <w:tab w:val="num" w:pos="6480"/>
+        </w:tabs>
+        <w:ind w:left="6480" w:hanging="360"/>
+      </w:pPr>
+      <w:rPr>
+        <w:rFonts w:ascii="Wingdings" w:hAnsi="Wingdings" w:hint="default"/>
+        <w:sz w:val="20"/>
+      </w:rPr>
+    </w:lvl>
+  </w:abstractNum>
+  <w:abstractNum w:abstractNumId="2" w15:restartNumberingAfterBreak="0">
+    <w:nsid w:val="111A4256"/>
+    <w:multiLevelType w:val="multilevel"/>
+    <w:tmpl w:val="4A12E0DE"/>
+    <w:lvl w:ilvl="0">
+      <w:start w:val="1"/>
+      <w:numFmt w:val="bullet"/>
+      <w:lvlText w:val=""/>
+      <w:lvlJc w:val="left"/>
+      <w:pPr>
+        <w:tabs>
+          <w:tab w:val="num" w:pos="720"/>
+        </w:tabs>
+        <w:ind w:left="720" w:hanging="360"/>
+      </w:pPr>
+      <w:rPr>
+        <w:rFonts w:ascii="Symbol" w:hAnsi="Symbol" w:hint="default"/>
+        <w:sz w:val="20"/>
+      </w:rPr>
+    </w:lvl>
+    <w:lvl w:ilvl="1" w:tentative="1">
+      <w:start w:val="1"/>
+      <w:numFmt w:val="bullet"/>
+      <w:lvlText w:val="o"/>
+      <w:lvlJc w:val="left"/>
+      <w:pPr>
+        <w:tabs>
+          <w:tab w:val="num" w:pos="1440"/>
+        </w:tabs>
+        <w:ind w:left="1440" w:hanging="360"/>
+      </w:pPr>
+      <w:rPr>
+        <w:rFonts w:ascii="Courier New" w:hAnsi="Courier New" w:hint="default"/>
+        <w:sz w:val="20"/>
+      </w:rPr>
+    </w:lvl>
+    <w:lvl w:ilvl="2" w:tentative="1">
+      <w:start w:val="1"/>
+      <w:numFmt w:val="bullet"/>
+      <w:lvlText w:val=""/>
+      <w:lvlJc w:val="left"/>
+      <w:pPr>
+        <w:tabs>
+          <w:tab w:val="num" w:pos="2160"/>
+        </w:tabs>
+        <w:ind w:left="2160" w:hanging="360"/>
+      </w:pPr>
+      <w:rPr>
+        <w:rFonts w:ascii="Wingdings" w:hAnsi="Wingdings" w:hint="default"/>
+        <w:sz w:val="20"/>
+      </w:rPr>
+    </w:lvl>
+    <w:lvl w:ilvl="3" w:tentative="1">
+      <w:start w:val="1"/>
+      <w:numFmt w:val="bullet"/>
+      <w:lvlText w:val=""/>
+      <w:lvlJc w:val="left"/>
+      <w:pPr>
+        <w:tabs>
+          <w:tab w:val="num" w:pos="2880"/>
+        </w:tabs>
+        <w:ind w:left="2880" w:hanging="360"/>
+      </w:pPr>
+      <w:rPr>
+        <w:rFonts w:ascii="Wingdings" w:hAnsi="Wingdings" w:hint="default"/>
+        <w:sz w:val="20"/>
+      </w:rPr>
+    </w:lvl>
+    <w:lvl w:ilvl="4" w:tentative="1">
+      <w:start w:val="1"/>
+      <w:numFmt w:val="bullet"/>
+      <w:lvlText w:val=""/>
+      <w:lvlJc w:val="left"/>
+      <w:pPr>
+        <w:tabs>
+          <w:tab w:val="num" w:pos="3600"/>
+        </w:tabs>
+        <w:ind w:left="3600" w:hanging="360"/>
+      </w:pPr>
+      <w:rPr>
+        <w:rFonts w:ascii="Wingdings" w:hAnsi="Wingdings" w:hint="default"/>
+        <w:sz w:val="20"/>
+      </w:rPr>
+    </w:lvl>
+    <w:lvl w:ilvl="5" w:tentative="1">
+      <w:start w:val="1"/>
+      <w:numFmt w:val="bullet"/>
+      <w:lvlText w:val=""/>
+      <w:lvlJc w:val="left"/>
+      <w:pPr>
+        <w:tabs>
+          <w:tab w:val="num" w:pos="4320"/>
+        </w:tabs>
+        <w:ind w:left="4320" w:hanging="360"/>
+      </w:pPr>
+      <w:rPr>
+        <w:rFonts w:ascii="Wingdings" w:hAnsi="Wingdings" w:hint="default"/>
+        <w:sz w:val="20"/>
+      </w:rPr>
+    </w:lvl>
+    <w:lvl w:ilvl="6" w:tentative="1">
+      <w:start w:val="1"/>
+      <w:numFmt w:val="bullet"/>
+      <w:lvlText w:val=""/>
+      <w:lvlJc w:val="left"/>
+      <w:pPr>
+        <w:tabs>
+          <w:tab w:val="num" w:pos="5040"/>
+        </w:tabs>
+        <w:ind w:left="5040" w:hanging="360"/>
+      </w:pPr>
+      <w:rPr>
+        <w:rFonts w:ascii="Wingdings" w:hAnsi="Wingdings" w:hint="default"/>
+        <w:sz w:val="20"/>
+      </w:rPr>
+    </w:lvl>
+    <w:lvl w:ilvl="7" w:tentative="1">
+      <w:start w:val="1"/>
+      <w:numFmt w:val="bullet"/>
+      <w:lvlText w:val=""/>
+      <w:lvlJc w:val="left"/>
+      <w:pPr>
+        <w:tabs>
+          <w:tab w:val="num" w:pos="5760"/>
+        </w:tabs>
+        <w:ind w:left="5760" w:hanging="360"/>
+      </w:pPr>
+      <w:rPr>
+        <w:rFonts w:ascii="Wingdings" w:hAnsi="Wingdings" w:hint="default"/>
+        <w:sz w:val="20"/>
+      </w:rPr>
+    </w:lvl>
+    <w:lvl w:ilvl="8" w:tentative="1">
+      <w:start w:val="1"/>
+      <w:numFmt w:val="bullet"/>
+      <w:lvlText w:val=""/>
+      <w:lvlJc w:val="left"/>
+      <w:pPr>
+        <w:tabs>
+          <w:tab w:val="num" w:pos="6480"/>
+        </w:tabs>
+        <w:ind w:left="6480" w:hanging="360"/>
+      </w:pPr>
+      <w:rPr>
+        <w:rFonts w:ascii="Wingdings" w:hAnsi="Wingdings" w:hint="default"/>
+        <w:sz w:val="20"/>
+      </w:rPr>
+    </w:lvl>
+  </w:abstractNum>
+  <w:abstractNum w:abstractNumId="3" w15:restartNumberingAfterBreak="0">
+    <w:nsid w:val="11B04C6D"/>
+    <w:multiLevelType w:val="multilevel"/>
+    <w:tmpl w:val="63461332"/>
+    <w:lvl w:ilvl="0">
+      <w:start w:val="1"/>
+      <w:numFmt w:val="bullet"/>
+      <w:lvlText w:val=""/>
+      <w:lvlJc w:val="left"/>
+      <w:pPr>
+        <w:tabs>
+          <w:tab w:val="num" w:pos="720"/>
+        </w:tabs>
+        <w:ind w:left="720" w:hanging="360"/>
+      </w:pPr>
+      <w:rPr>
+        <w:rFonts w:ascii="Symbol" w:hAnsi="Symbol" w:hint="default"/>
+        <w:sz w:val="20"/>
+      </w:rPr>
+    </w:lvl>
+    <w:lvl w:ilvl="1" w:tentative="1">
+      <w:start w:val="1"/>
+      <w:numFmt w:val="bullet"/>
+      <w:lvlText w:val="o"/>
+      <w:lvlJc w:val="left"/>
+      <w:pPr>
+        <w:tabs>
+          <w:tab w:val="num" w:pos="1440"/>
+        </w:tabs>
+        <w:ind w:left="1440" w:hanging="360"/>
+      </w:pPr>
+      <w:rPr>
+        <w:rFonts w:ascii="Courier New" w:hAnsi="Courier New" w:hint="default"/>
+        <w:sz w:val="20"/>
+      </w:rPr>
+    </w:lvl>
+    <w:lvl w:ilvl="2" w:tentative="1">
+      <w:start w:val="1"/>
+      <w:numFmt w:val="bullet"/>
+      <w:lvlText w:val=""/>
+      <w:lvlJc w:val="left"/>
+      <w:pPr>
+        <w:tabs>
+          <w:tab w:val="num" w:pos="2160"/>
+        </w:tabs>
+        <w:ind w:left="2160" w:hanging="360"/>
+      </w:pPr>
+      <w:rPr>
+        <w:rFonts w:ascii="Wingdings" w:hAnsi="Wingdings" w:hint="default"/>
+        <w:sz w:val="20"/>
+      </w:rPr>
+    </w:lvl>
+    <w:lvl w:ilvl="3" w:tentative="1">
+      <w:start w:val="1"/>
+      <w:numFmt w:val="bullet"/>
+      <w:lvlText w:val=""/>
+      <w:lvlJc w:val="left"/>
+      <w:pPr>
+        <w:tabs>
+          <w:tab w:val="num" w:pos="2880"/>
+        </w:tabs>
+        <w:ind w:left="2880" w:hanging="360"/>
+      </w:pPr>
+      <w:rPr>
+        <w:rFonts w:ascii="Wingdings" w:hAnsi="Wingdings" w:hint="default"/>
+        <w:sz w:val="20"/>
+      </w:rPr>
+    </w:lvl>
+    <w:lvl w:ilvl="4" w:tentative="1">
+      <w:start w:val="1"/>
+      <w:numFmt w:val="bullet"/>
+      <w:lvlText w:val=""/>
+      <w:lvlJc w:val="left"/>
+      <w:pPr>
+        <w:tabs>
+          <w:tab w:val="num" w:pos="3600"/>
+        </w:tabs>
+        <w:ind w:left="3600" w:hanging="360"/>
+      </w:pPr>
+      <w:rPr>
+        <w:rFonts w:ascii="Wingdings" w:hAnsi="Wingdings" w:hint="default"/>
+        <w:sz w:val="20"/>
+      </w:rPr>
+    </w:lvl>
+    <w:lvl w:ilvl="5" w:tentative="1">
+      <w:start w:val="1"/>
+      <w:numFmt w:val="bullet"/>
+      <w:lvlText w:val=""/>
+      <w:lvlJc w:val="left"/>
+      <w:pPr>
+        <w:tabs>
+          <w:tab w:val="num" w:pos="4320"/>
+        </w:tabs>
+        <w:ind w:left="4320" w:hanging="360"/>
+      </w:pPr>
+      <w:rPr>
+        <w:rFonts w:ascii="Wingdings" w:hAnsi="Wingdings" w:hint="default"/>
+        <w:sz w:val="20"/>
+      </w:rPr>
+    </w:lvl>
+    <w:lvl w:ilvl="6" w:tentative="1">
+      <w:start w:val="1"/>
+      <w:numFmt w:val="bullet"/>
+      <w:lvlText w:val=""/>
+      <w:lvlJc w:val="left"/>
+      <w:pPr>
+        <w:tabs>
+          <w:tab w:val="num" w:pos="5040"/>
+        </w:tabs>
+        <w:ind w:left="5040" w:hanging="360"/>
+      </w:pPr>
+      <w:rPr>
+        <w:rFonts w:ascii="Wingdings" w:hAnsi="Wingdings" w:hint="default"/>
+        <w:sz w:val="20"/>
+      </w:rPr>
+    </w:lvl>
+    <w:lvl w:ilvl="7" w:tentative="1">
+      <w:start w:val="1"/>
+      <w:numFmt w:val="bullet"/>
+      <w:lvlText w:val=""/>
+      <w:lvlJc w:val="left"/>
+      <w:pPr>
+        <w:tabs>
+          <w:tab w:val="num" w:pos="5760"/>
+        </w:tabs>
+        <w:ind w:left="5760" w:hanging="360"/>
+      </w:pPr>
+      <w:rPr>
+        <w:rFonts w:ascii="Wingdings" w:hAnsi="Wingdings" w:hint="default"/>
+        <w:sz w:val="20"/>
+      </w:rPr>
+    </w:lvl>
+    <w:lvl w:ilvl="8" w:tentative="1">
+      <w:start w:val="1"/>
+      <w:numFmt w:val="bullet"/>
+      <w:lvlText w:val=""/>
+      <w:lvlJc w:val="left"/>
+      <w:pPr>
+        <w:tabs>
+          <w:tab w:val="num" w:pos="6480"/>
+        </w:tabs>
+        <w:ind w:left="6480" w:hanging="360"/>
+      </w:pPr>
+      <w:rPr>
+        <w:rFonts w:ascii="Wingdings" w:hAnsi="Wingdings" w:hint="default"/>
+        <w:sz w:val="20"/>
+      </w:rPr>
+    </w:lvl>
+  </w:abstractNum>
+  <w:abstractNum w:abstractNumId="4" w15:restartNumberingAfterBreak="0">
     <w:nsid w:val="1CCD0D36"/>
     <w:multiLevelType w:val="multilevel"/>
     <w:tmpl w:val="1128A88E"/>
@@ -2667,7 +7443,454 @@
       </w:rPr>
     </w:lvl>
   </w:abstractNum>
-  <w:abstractNum w:abstractNumId="1" w15:restartNumberingAfterBreak="0">
+  <w:abstractNum w:abstractNumId="5" w15:restartNumberingAfterBreak="0">
+    <w:nsid w:val="42C95B1B"/>
+    <w:multiLevelType w:val="multilevel"/>
+    <w:tmpl w:val="B8345744"/>
+    <w:lvl w:ilvl="0">
+      <w:start w:val="1"/>
+      <w:numFmt w:val="bullet"/>
+      <w:lvlText w:val=""/>
+      <w:lvlJc w:val="left"/>
+      <w:pPr>
+        <w:tabs>
+          <w:tab w:val="num" w:pos="720"/>
+        </w:tabs>
+        <w:ind w:left="720" w:hanging="360"/>
+      </w:pPr>
+      <w:rPr>
+        <w:rFonts w:ascii="Symbol" w:hAnsi="Symbol" w:hint="default"/>
+        <w:sz w:val="20"/>
+      </w:rPr>
+    </w:lvl>
+    <w:lvl w:ilvl="1" w:tentative="1">
+      <w:start w:val="1"/>
+      <w:numFmt w:val="bullet"/>
+      <w:lvlText w:val="o"/>
+      <w:lvlJc w:val="left"/>
+      <w:pPr>
+        <w:tabs>
+          <w:tab w:val="num" w:pos="1440"/>
+        </w:tabs>
+        <w:ind w:left="1440" w:hanging="360"/>
+      </w:pPr>
+      <w:rPr>
+        <w:rFonts w:ascii="Courier New" w:hAnsi="Courier New" w:hint="default"/>
+        <w:sz w:val="20"/>
+      </w:rPr>
+    </w:lvl>
+    <w:lvl w:ilvl="2" w:tentative="1">
+      <w:start w:val="1"/>
+      <w:numFmt w:val="bullet"/>
+      <w:lvlText w:val=""/>
+      <w:lvlJc w:val="left"/>
+      <w:pPr>
+        <w:tabs>
+          <w:tab w:val="num" w:pos="2160"/>
+        </w:tabs>
+        <w:ind w:left="2160" w:hanging="360"/>
+      </w:pPr>
+      <w:rPr>
+        <w:rFonts w:ascii="Wingdings" w:hAnsi="Wingdings" w:hint="default"/>
+        <w:sz w:val="20"/>
+      </w:rPr>
+    </w:lvl>
+    <w:lvl w:ilvl="3" w:tentative="1">
+      <w:start w:val="1"/>
+      <w:numFmt w:val="bullet"/>
+      <w:lvlText w:val=""/>
+      <w:lvlJc w:val="left"/>
+      <w:pPr>
+        <w:tabs>
+          <w:tab w:val="num" w:pos="2880"/>
+        </w:tabs>
+        <w:ind w:left="2880" w:hanging="360"/>
+      </w:pPr>
+      <w:rPr>
+        <w:rFonts w:ascii="Wingdings" w:hAnsi="Wingdings" w:hint="default"/>
+        <w:sz w:val="20"/>
+      </w:rPr>
+    </w:lvl>
+    <w:lvl w:ilvl="4" w:tentative="1">
+      <w:start w:val="1"/>
+      <w:numFmt w:val="bullet"/>
+      <w:lvlText w:val=""/>
+      <w:lvlJc w:val="left"/>
+      <w:pPr>
+        <w:tabs>
+          <w:tab w:val="num" w:pos="3600"/>
+        </w:tabs>
+        <w:ind w:left="3600" w:hanging="360"/>
+      </w:pPr>
+      <w:rPr>
+        <w:rFonts w:ascii="Wingdings" w:hAnsi="Wingdings" w:hint="default"/>
+        <w:sz w:val="20"/>
+      </w:rPr>
+    </w:lvl>
+    <w:lvl w:ilvl="5" w:tentative="1">
+      <w:start w:val="1"/>
+      <w:numFmt w:val="bullet"/>
+      <w:lvlText w:val=""/>
+      <w:lvlJc w:val="left"/>
+      <w:pPr>
+        <w:tabs>
+          <w:tab w:val="num" w:pos="4320"/>
+        </w:tabs>
+        <w:ind w:left="4320" w:hanging="360"/>
+      </w:pPr>
+      <w:rPr>
+        <w:rFonts w:ascii="Wingdings" w:hAnsi="Wingdings" w:hint="default"/>
+        <w:sz w:val="20"/>
+      </w:rPr>
+    </w:lvl>
+    <w:lvl w:ilvl="6" w:tentative="1">
+      <w:start w:val="1"/>
+      <w:numFmt w:val="bullet"/>
+      <w:lvlText w:val=""/>
+      <w:lvlJc w:val="left"/>
+      <w:pPr>
+        <w:tabs>
+          <w:tab w:val="num" w:pos="5040"/>
+        </w:tabs>
+        <w:ind w:left="5040" w:hanging="360"/>
+      </w:pPr>
+      <w:rPr>
+        <w:rFonts w:ascii="Wingdings" w:hAnsi="Wingdings" w:hint="default"/>
+        <w:sz w:val="20"/>
+      </w:rPr>
+    </w:lvl>
+    <w:lvl w:ilvl="7" w:tentative="1">
+      <w:start w:val="1"/>
+      <w:numFmt w:val="bullet"/>
+      <w:lvlText w:val=""/>
+      <w:lvlJc w:val="left"/>
+      <w:pPr>
+        <w:tabs>
+          <w:tab w:val="num" w:pos="5760"/>
+        </w:tabs>
+        <w:ind w:left="5760" w:hanging="360"/>
+      </w:pPr>
+      <w:rPr>
+        <w:rFonts w:ascii="Wingdings" w:hAnsi="Wingdings" w:hint="default"/>
+        <w:sz w:val="20"/>
+      </w:rPr>
+    </w:lvl>
+    <w:lvl w:ilvl="8" w:tentative="1">
+      <w:start w:val="1"/>
+      <w:numFmt w:val="bullet"/>
+      <w:lvlText w:val=""/>
+      <w:lvlJc w:val="left"/>
+      <w:pPr>
+        <w:tabs>
+          <w:tab w:val="num" w:pos="6480"/>
+        </w:tabs>
+        <w:ind w:left="6480" w:hanging="360"/>
+      </w:pPr>
+      <w:rPr>
+        <w:rFonts w:ascii="Wingdings" w:hAnsi="Wingdings" w:hint="default"/>
+        <w:sz w:val="20"/>
+      </w:rPr>
+    </w:lvl>
+  </w:abstractNum>
+  <w:abstractNum w:abstractNumId="6" w15:restartNumberingAfterBreak="0">
+    <w:nsid w:val="450C251E"/>
+    <w:multiLevelType w:val="multilevel"/>
+    <w:tmpl w:val="63E01BDC"/>
+    <w:lvl w:ilvl="0">
+      <w:start w:val="1"/>
+      <w:numFmt w:val="bullet"/>
+      <w:lvlText w:val=""/>
+      <w:lvlJc w:val="left"/>
+      <w:pPr>
+        <w:tabs>
+          <w:tab w:val="num" w:pos="720"/>
+        </w:tabs>
+        <w:ind w:left="720" w:hanging="360"/>
+      </w:pPr>
+      <w:rPr>
+        <w:rFonts w:ascii="Symbol" w:hAnsi="Symbol" w:hint="default"/>
+        <w:sz w:val="20"/>
+      </w:rPr>
+    </w:lvl>
+    <w:lvl w:ilvl="1" w:tentative="1">
+      <w:start w:val="1"/>
+      <w:numFmt w:val="bullet"/>
+      <w:lvlText w:val="o"/>
+      <w:lvlJc w:val="left"/>
+      <w:pPr>
+        <w:tabs>
+          <w:tab w:val="num" w:pos="1440"/>
+        </w:tabs>
+        <w:ind w:left="1440" w:hanging="360"/>
+      </w:pPr>
+      <w:rPr>
+        <w:rFonts w:ascii="Courier New" w:hAnsi="Courier New" w:hint="default"/>
+        <w:sz w:val="20"/>
+      </w:rPr>
+    </w:lvl>
+    <w:lvl w:ilvl="2" w:tentative="1">
+      <w:start w:val="1"/>
+      <w:numFmt w:val="bullet"/>
+      <w:lvlText w:val=""/>
+      <w:lvlJc w:val="left"/>
+      <w:pPr>
+        <w:tabs>
+          <w:tab w:val="num" w:pos="2160"/>
+        </w:tabs>
+        <w:ind w:left="2160" w:hanging="360"/>
+      </w:pPr>
+      <w:rPr>
+        <w:rFonts w:ascii="Wingdings" w:hAnsi="Wingdings" w:hint="default"/>
+        <w:sz w:val="20"/>
+      </w:rPr>
+    </w:lvl>
+    <w:lvl w:ilvl="3" w:tentative="1">
+      <w:start w:val="1"/>
+      <w:numFmt w:val="bullet"/>
+      <w:lvlText w:val=""/>
+      <w:lvlJc w:val="left"/>
+      <w:pPr>
+        <w:tabs>
+          <w:tab w:val="num" w:pos="2880"/>
+        </w:tabs>
+        <w:ind w:left="2880" w:hanging="360"/>
+      </w:pPr>
+      <w:rPr>
+        <w:rFonts w:ascii="Wingdings" w:hAnsi="Wingdings" w:hint="default"/>
+        <w:sz w:val="20"/>
+      </w:rPr>
+    </w:lvl>
+    <w:lvl w:ilvl="4" w:tentative="1">
+      <w:start w:val="1"/>
+      <w:numFmt w:val="bullet"/>
+      <w:lvlText w:val=""/>
+      <w:lvlJc w:val="left"/>
+      <w:pPr>
+        <w:tabs>
+          <w:tab w:val="num" w:pos="3600"/>
+        </w:tabs>
+        <w:ind w:left="3600" w:hanging="360"/>
+      </w:pPr>
+      <w:rPr>
+        <w:rFonts w:ascii="Wingdings" w:hAnsi="Wingdings" w:hint="default"/>
+        <w:sz w:val="20"/>
+      </w:rPr>
+    </w:lvl>
+    <w:lvl w:ilvl="5" w:tentative="1">
+      <w:start w:val="1"/>
+      <w:numFmt w:val="bullet"/>
+      <w:lvlText w:val=""/>
+      <w:lvlJc w:val="left"/>
+      <w:pPr>
+        <w:tabs>
+          <w:tab w:val="num" w:pos="4320"/>
+        </w:tabs>
+        <w:ind w:left="4320" w:hanging="360"/>
+      </w:pPr>
+      <w:rPr>
+        <w:rFonts w:ascii="Wingdings" w:hAnsi="Wingdings" w:hint="default"/>
+        <w:sz w:val="20"/>
+      </w:rPr>
+    </w:lvl>
+    <w:lvl w:ilvl="6" w:tentative="1">
+      <w:start w:val="1"/>
+      <w:numFmt w:val="bullet"/>
+      <w:lvlText w:val=""/>
+      <w:lvlJc w:val="left"/>
+      <w:pPr>
+        <w:tabs>
+          <w:tab w:val="num" w:pos="5040"/>
+        </w:tabs>
+        <w:ind w:left="5040" w:hanging="360"/>
+      </w:pPr>
+      <w:rPr>
+        <w:rFonts w:ascii="Wingdings" w:hAnsi="Wingdings" w:hint="default"/>
+        <w:sz w:val="20"/>
+      </w:rPr>
+    </w:lvl>
+    <w:lvl w:ilvl="7" w:tentative="1">
+      <w:start w:val="1"/>
+      <w:numFmt w:val="bullet"/>
+      <w:lvlText w:val=""/>
+      <w:lvlJc w:val="left"/>
+      <w:pPr>
+        <w:tabs>
+          <w:tab w:val="num" w:pos="5760"/>
+        </w:tabs>
+        <w:ind w:left="5760" w:hanging="360"/>
+      </w:pPr>
+      <w:rPr>
+        <w:rFonts w:ascii="Wingdings" w:hAnsi="Wingdings" w:hint="default"/>
+        <w:sz w:val="20"/>
+      </w:rPr>
+    </w:lvl>
+    <w:lvl w:ilvl="8" w:tentative="1">
+      <w:start w:val="1"/>
+      <w:numFmt w:val="bullet"/>
+      <w:lvlText w:val=""/>
+      <w:lvlJc w:val="left"/>
+      <w:pPr>
+        <w:tabs>
+          <w:tab w:val="num" w:pos="6480"/>
+        </w:tabs>
+        <w:ind w:left="6480" w:hanging="360"/>
+      </w:pPr>
+      <w:rPr>
+        <w:rFonts w:ascii="Wingdings" w:hAnsi="Wingdings" w:hint="default"/>
+        <w:sz w:val="20"/>
+      </w:rPr>
+    </w:lvl>
+  </w:abstractNum>
+  <w:abstractNum w:abstractNumId="7" w15:restartNumberingAfterBreak="0">
+    <w:nsid w:val="4F1F1DB0"/>
+    <w:multiLevelType w:val="multilevel"/>
+    <w:tmpl w:val="3BA6AA18"/>
+    <w:lvl w:ilvl="0">
+      <w:start w:val="1"/>
+      <w:numFmt w:val="bullet"/>
+      <w:lvlText w:val=""/>
+      <w:lvlJc w:val="left"/>
+      <w:pPr>
+        <w:tabs>
+          <w:tab w:val="num" w:pos="720"/>
+        </w:tabs>
+        <w:ind w:left="720" w:hanging="360"/>
+      </w:pPr>
+      <w:rPr>
+        <w:rFonts w:ascii="Symbol" w:hAnsi="Symbol" w:hint="default"/>
+        <w:sz w:val="20"/>
+      </w:rPr>
+    </w:lvl>
+    <w:lvl w:ilvl="1" w:tentative="1">
+      <w:start w:val="1"/>
+      <w:numFmt w:val="bullet"/>
+      <w:lvlText w:val="o"/>
+      <w:lvlJc w:val="left"/>
+      <w:pPr>
+        <w:tabs>
+          <w:tab w:val="num" w:pos="1440"/>
+        </w:tabs>
+        <w:ind w:left="1440" w:hanging="360"/>
+      </w:pPr>
+      <w:rPr>
+        <w:rFonts w:ascii="Courier New" w:hAnsi="Courier New" w:hint="default"/>
+        <w:sz w:val="20"/>
+      </w:rPr>
+    </w:lvl>
+    <w:lvl w:ilvl="2" w:tentative="1">
+      <w:start w:val="1"/>
+      <w:numFmt w:val="bullet"/>
+      <w:lvlText w:val=""/>
+      <w:lvlJc w:val="left"/>
+      <w:pPr>
+        <w:tabs>
+          <w:tab w:val="num" w:pos="2160"/>
+        </w:tabs>
+        <w:ind w:left="2160" w:hanging="360"/>
+      </w:pPr>
+      <w:rPr>
+        <w:rFonts w:ascii="Wingdings" w:hAnsi="Wingdings" w:hint="default"/>
+        <w:sz w:val="20"/>
+      </w:rPr>
+    </w:lvl>
+    <w:lvl w:ilvl="3" w:tentative="1">
+      <w:start w:val="1"/>
+      <w:numFmt w:val="bullet"/>
+      <w:lvlText w:val=""/>
+      <w:lvlJc w:val="left"/>
+      <w:pPr>
+        <w:tabs>
+          <w:tab w:val="num" w:pos="2880"/>
+        </w:tabs>
+        <w:ind w:left="2880" w:hanging="360"/>
+      </w:pPr>
+      <w:rPr>
+        <w:rFonts w:ascii="Wingdings" w:hAnsi="Wingdings" w:hint="default"/>
+        <w:sz w:val="20"/>
+      </w:rPr>
+    </w:lvl>
+    <w:lvl w:ilvl="4" w:tentative="1">
+      <w:start w:val="1"/>
+      <w:numFmt w:val="bullet"/>
+      <w:lvlText w:val=""/>
+      <w:lvlJc w:val="left"/>
+      <w:pPr>
+        <w:tabs>
+          <w:tab w:val="num" w:pos="3600"/>
+        </w:tabs>
+        <w:ind w:left="3600" w:hanging="360"/>
+      </w:pPr>
+      <w:rPr>
+        <w:rFonts w:ascii="Wingdings" w:hAnsi="Wingdings" w:hint="default"/>
+        <w:sz w:val="20"/>
+      </w:rPr>
+    </w:lvl>
+    <w:lvl w:ilvl="5" w:tentative="1">
+      <w:start w:val="1"/>
+      <w:numFmt w:val="bullet"/>
+      <w:lvlText w:val=""/>
+      <w:lvlJc w:val="left"/>
+      <w:pPr>
+        <w:tabs>
+          <w:tab w:val="num" w:pos="4320"/>
+        </w:tabs>
+        <w:ind w:left="4320" w:hanging="360"/>
+      </w:pPr>
+      <w:rPr>
+        <w:rFonts w:ascii="Wingdings" w:hAnsi="Wingdings" w:hint="default"/>
+        <w:sz w:val="20"/>
+      </w:rPr>
+    </w:lvl>
+    <w:lvl w:ilvl="6" w:tentative="1">
+      <w:start w:val="1"/>
+      <w:numFmt w:val="bullet"/>
+      <w:lvlText w:val=""/>
+      <w:lvlJc w:val="left"/>
+      <w:pPr>
+        <w:tabs>
+          <w:tab w:val="num" w:pos="5040"/>
+        </w:tabs>
+        <w:ind w:left="5040" w:hanging="360"/>
+      </w:pPr>
+      <w:rPr>
+        <w:rFonts w:ascii="Wingdings" w:hAnsi="Wingdings" w:hint="default"/>
+        <w:sz w:val="20"/>
+      </w:rPr>
+    </w:lvl>
+    <w:lvl w:ilvl="7" w:tentative="1">
+      <w:start w:val="1"/>
+      <w:numFmt w:val="bullet"/>
+      <w:lvlText w:val=""/>
+      <w:lvlJc w:val="left"/>
+      <w:pPr>
+        <w:tabs>
+          <w:tab w:val="num" w:pos="5760"/>
+        </w:tabs>
+        <w:ind w:left="5760" w:hanging="360"/>
+      </w:pPr>
+      <w:rPr>
+        <w:rFonts w:ascii="Wingdings" w:hAnsi="Wingdings" w:hint="default"/>
+        <w:sz w:val="20"/>
+      </w:rPr>
+    </w:lvl>
+    <w:lvl w:ilvl="8" w:tentative="1">
+      <w:start w:val="1"/>
+      <w:numFmt w:val="bullet"/>
+      <w:lvlText w:val=""/>
+      <w:lvlJc w:val="left"/>
+      <w:pPr>
+        <w:tabs>
+          <w:tab w:val="num" w:pos="6480"/>
+        </w:tabs>
+        <w:ind w:left="6480" w:hanging="360"/>
+      </w:pPr>
+      <w:rPr>
+        <w:rFonts w:ascii="Wingdings" w:hAnsi="Wingdings" w:hint="default"/>
+        <w:sz w:val="20"/>
+      </w:rPr>
+    </w:lvl>
+  </w:abstractNum>
+  <w:abstractNum w:abstractNumId="8" w15:restartNumberingAfterBreak="0">
     <w:nsid w:val="5B301039"/>
     <w:multiLevelType w:val="multilevel"/>
     <w:tmpl w:val="FA6A64A6"/>
@@ -2816,7 +8039,7 @@
       </w:rPr>
     </w:lvl>
   </w:abstractNum>
-  <w:abstractNum w:abstractNumId="2" w15:restartNumberingAfterBreak="0">
+  <w:abstractNum w:abstractNumId="9" w15:restartNumberingAfterBreak="0">
     <w:nsid w:val="5EBC23B5"/>
     <w:multiLevelType w:val="multilevel"/>
     <w:tmpl w:val="266C4920"/>
@@ -2965,7 +8188,7 @@
       </w:rPr>
     </w:lvl>
   </w:abstractNum>
-  <w:abstractNum w:abstractNumId="3" w15:restartNumberingAfterBreak="0">
+  <w:abstractNum w:abstractNumId="10" w15:restartNumberingAfterBreak="0">
     <w:nsid w:val="61BA7987"/>
     <w:multiLevelType w:val="multilevel"/>
     <w:tmpl w:val="1908A850"/>
@@ -3078,7 +8301,7 @@
       </w:pPr>
     </w:lvl>
   </w:abstractNum>
-  <w:abstractNum w:abstractNumId="4" w15:restartNumberingAfterBreak="0">
+  <w:abstractNum w:abstractNumId="11" w15:restartNumberingAfterBreak="0">
     <w:nsid w:val="6EAC1EBB"/>
     <w:multiLevelType w:val="multilevel"/>
     <w:tmpl w:val="212879CE"/>
@@ -3227,7 +8450,7 @@
       </w:rPr>
     </w:lvl>
   </w:abstractNum>
-  <w:abstractNum w:abstractNumId="5" w15:restartNumberingAfterBreak="0">
+  <w:abstractNum w:abstractNumId="12" w15:restartNumberingAfterBreak="0">
     <w:nsid w:val="6F9754B5"/>
     <w:multiLevelType w:val="multilevel"/>
     <w:tmpl w:val="E920074E"/>
@@ -3376,23 +8599,348 @@
       </w:rPr>
     </w:lvl>
   </w:abstractNum>
+  <w:abstractNum w:abstractNumId="13" w15:restartNumberingAfterBreak="0">
+    <w:nsid w:val="7447186E"/>
+    <w:multiLevelType w:val="multilevel"/>
+    <w:tmpl w:val="C620469C"/>
+    <w:lvl w:ilvl="0">
+      <w:start w:val="1"/>
+      <w:numFmt w:val="bullet"/>
+      <w:lvlText w:val=""/>
+      <w:lvlJc w:val="left"/>
+      <w:pPr>
+        <w:tabs>
+          <w:tab w:val="num" w:pos="720"/>
+        </w:tabs>
+        <w:ind w:left="720" w:hanging="360"/>
+      </w:pPr>
+      <w:rPr>
+        <w:rFonts w:ascii="Symbol" w:hAnsi="Symbol" w:hint="default"/>
+        <w:sz w:val="20"/>
+      </w:rPr>
+    </w:lvl>
+    <w:lvl w:ilvl="1" w:tentative="1">
+      <w:start w:val="1"/>
+      <w:numFmt w:val="bullet"/>
+      <w:lvlText w:val="o"/>
+      <w:lvlJc w:val="left"/>
+      <w:pPr>
+        <w:tabs>
+          <w:tab w:val="num" w:pos="1440"/>
+        </w:tabs>
+        <w:ind w:left="1440" w:hanging="360"/>
+      </w:pPr>
+      <w:rPr>
+        <w:rFonts w:ascii="Courier New" w:hAnsi="Courier New" w:hint="default"/>
+        <w:sz w:val="20"/>
+      </w:rPr>
+    </w:lvl>
+    <w:lvl w:ilvl="2" w:tentative="1">
+      <w:start w:val="1"/>
+      <w:numFmt w:val="bullet"/>
+      <w:lvlText w:val=""/>
+      <w:lvlJc w:val="left"/>
+      <w:pPr>
+        <w:tabs>
+          <w:tab w:val="num" w:pos="2160"/>
+        </w:tabs>
+        <w:ind w:left="2160" w:hanging="360"/>
+      </w:pPr>
+      <w:rPr>
+        <w:rFonts w:ascii="Wingdings" w:hAnsi="Wingdings" w:hint="default"/>
+        <w:sz w:val="20"/>
+      </w:rPr>
+    </w:lvl>
+    <w:lvl w:ilvl="3" w:tentative="1">
+      <w:start w:val="1"/>
+      <w:numFmt w:val="bullet"/>
+      <w:lvlText w:val=""/>
+      <w:lvlJc w:val="left"/>
+      <w:pPr>
+        <w:tabs>
+          <w:tab w:val="num" w:pos="2880"/>
+        </w:tabs>
+        <w:ind w:left="2880" w:hanging="360"/>
+      </w:pPr>
+      <w:rPr>
+        <w:rFonts w:ascii="Wingdings" w:hAnsi="Wingdings" w:hint="default"/>
+        <w:sz w:val="20"/>
+      </w:rPr>
+    </w:lvl>
+    <w:lvl w:ilvl="4" w:tentative="1">
+      <w:start w:val="1"/>
+      <w:numFmt w:val="bullet"/>
+      <w:lvlText w:val=""/>
+      <w:lvlJc w:val="left"/>
+      <w:pPr>
+        <w:tabs>
+          <w:tab w:val="num" w:pos="3600"/>
+        </w:tabs>
+        <w:ind w:left="3600" w:hanging="360"/>
+      </w:pPr>
+      <w:rPr>
+        <w:rFonts w:ascii="Wingdings" w:hAnsi="Wingdings" w:hint="default"/>
+        <w:sz w:val="20"/>
+      </w:rPr>
+    </w:lvl>
+    <w:lvl w:ilvl="5" w:tentative="1">
+      <w:start w:val="1"/>
+      <w:numFmt w:val="bullet"/>
+      <w:lvlText w:val=""/>
+      <w:lvlJc w:val="left"/>
+      <w:pPr>
+        <w:tabs>
+          <w:tab w:val="num" w:pos="4320"/>
+        </w:tabs>
+        <w:ind w:left="4320" w:hanging="360"/>
+      </w:pPr>
+      <w:rPr>
+        <w:rFonts w:ascii="Wingdings" w:hAnsi="Wingdings" w:hint="default"/>
+        <w:sz w:val="20"/>
+      </w:rPr>
+    </w:lvl>
+    <w:lvl w:ilvl="6" w:tentative="1">
+      <w:start w:val="1"/>
+      <w:numFmt w:val="bullet"/>
+      <w:lvlText w:val=""/>
+      <w:lvlJc w:val="left"/>
+      <w:pPr>
+        <w:tabs>
+          <w:tab w:val="num" w:pos="5040"/>
+        </w:tabs>
+        <w:ind w:left="5040" w:hanging="360"/>
+      </w:pPr>
+      <w:rPr>
+        <w:rFonts w:ascii="Wingdings" w:hAnsi="Wingdings" w:hint="default"/>
+        <w:sz w:val="20"/>
+      </w:rPr>
+    </w:lvl>
+    <w:lvl w:ilvl="7" w:tentative="1">
+      <w:start w:val="1"/>
+      <w:numFmt w:val="bullet"/>
+      <w:lvlText w:val=""/>
+      <w:lvlJc w:val="left"/>
+      <w:pPr>
+        <w:tabs>
+          <w:tab w:val="num" w:pos="5760"/>
+        </w:tabs>
+        <w:ind w:left="5760" w:hanging="360"/>
+      </w:pPr>
+      <w:rPr>
+        <w:rFonts w:ascii="Wingdings" w:hAnsi="Wingdings" w:hint="default"/>
+        <w:sz w:val="20"/>
+      </w:rPr>
+    </w:lvl>
+    <w:lvl w:ilvl="8" w:tentative="1">
+      <w:start w:val="1"/>
+      <w:numFmt w:val="bullet"/>
+      <w:lvlText w:val=""/>
+      <w:lvlJc w:val="left"/>
+      <w:pPr>
+        <w:tabs>
+          <w:tab w:val="num" w:pos="6480"/>
+        </w:tabs>
+        <w:ind w:left="6480" w:hanging="360"/>
+      </w:pPr>
+      <w:rPr>
+        <w:rFonts w:ascii="Wingdings" w:hAnsi="Wingdings" w:hint="default"/>
+        <w:sz w:val="20"/>
+      </w:rPr>
+    </w:lvl>
+  </w:abstractNum>
+  <w:abstractNum w:abstractNumId="14" w15:restartNumberingAfterBreak="0">
+    <w:nsid w:val="762D7F8F"/>
+    <w:multiLevelType w:val="multilevel"/>
+    <w:tmpl w:val="AEEE8770"/>
+    <w:lvl w:ilvl="0">
+      <w:start w:val="1"/>
+      <w:numFmt w:val="bullet"/>
+      <w:lvlText w:val=""/>
+      <w:lvlJc w:val="left"/>
+      <w:pPr>
+        <w:tabs>
+          <w:tab w:val="num" w:pos="720"/>
+        </w:tabs>
+        <w:ind w:left="720" w:hanging="360"/>
+      </w:pPr>
+      <w:rPr>
+        <w:rFonts w:ascii="Symbol" w:hAnsi="Symbol" w:hint="default"/>
+        <w:sz w:val="20"/>
+      </w:rPr>
+    </w:lvl>
+    <w:lvl w:ilvl="1" w:tentative="1">
+      <w:start w:val="1"/>
+      <w:numFmt w:val="bullet"/>
+      <w:lvlText w:val="o"/>
+      <w:lvlJc w:val="left"/>
+      <w:pPr>
+        <w:tabs>
+          <w:tab w:val="num" w:pos="1440"/>
+        </w:tabs>
+        <w:ind w:left="1440" w:hanging="360"/>
+      </w:pPr>
+      <w:rPr>
+        <w:rFonts w:ascii="Courier New" w:hAnsi="Courier New" w:hint="default"/>
+        <w:sz w:val="20"/>
+      </w:rPr>
+    </w:lvl>
+    <w:lvl w:ilvl="2" w:tentative="1">
+      <w:start w:val="1"/>
+      <w:numFmt w:val="bullet"/>
+      <w:lvlText w:val=""/>
+      <w:lvlJc w:val="left"/>
+      <w:pPr>
+        <w:tabs>
+          <w:tab w:val="num" w:pos="2160"/>
+        </w:tabs>
+        <w:ind w:left="2160" w:hanging="360"/>
+      </w:pPr>
+      <w:rPr>
+        <w:rFonts w:ascii="Wingdings" w:hAnsi="Wingdings" w:hint="default"/>
+        <w:sz w:val="20"/>
+      </w:rPr>
+    </w:lvl>
+    <w:lvl w:ilvl="3" w:tentative="1">
+      <w:start w:val="1"/>
+      <w:numFmt w:val="bullet"/>
+      <w:lvlText w:val=""/>
+      <w:lvlJc w:val="left"/>
+      <w:pPr>
+        <w:tabs>
+          <w:tab w:val="num" w:pos="2880"/>
+        </w:tabs>
+        <w:ind w:left="2880" w:hanging="360"/>
+      </w:pPr>
+      <w:rPr>
+        <w:rFonts w:ascii="Wingdings" w:hAnsi="Wingdings" w:hint="default"/>
+        <w:sz w:val="20"/>
+      </w:rPr>
+    </w:lvl>
+    <w:lvl w:ilvl="4" w:tentative="1">
+      <w:start w:val="1"/>
+      <w:numFmt w:val="bullet"/>
+      <w:lvlText w:val=""/>
+      <w:lvlJc w:val="left"/>
+      <w:pPr>
+        <w:tabs>
+          <w:tab w:val="num" w:pos="3600"/>
+        </w:tabs>
+        <w:ind w:left="3600" w:hanging="360"/>
+      </w:pPr>
+      <w:rPr>
+        <w:rFonts w:ascii="Wingdings" w:hAnsi="Wingdings" w:hint="default"/>
+        <w:sz w:val="20"/>
+      </w:rPr>
+    </w:lvl>
+    <w:lvl w:ilvl="5" w:tentative="1">
+      <w:start w:val="1"/>
+      <w:numFmt w:val="bullet"/>
+      <w:lvlText w:val=""/>
+      <w:lvlJc w:val="left"/>
+      <w:pPr>
+        <w:tabs>
+          <w:tab w:val="num" w:pos="4320"/>
+        </w:tabs>
+        <w:ind w:left="4320" w:hanging="360"/>
+      </w:pPr>
+      <w:rPr>
+        <w:rFonts w:ascii="Wingdings" w:hAnsi="Wingdings" w:hint="default"/>
+        <w:sz w:val="20"/>
+      </w:rPr>
+    </w:lvl>
+    <w:lvl w:ilvl="6" w:tentative="1">
+      <w:start w:val="1"/>
+      <w:numFmt w:val="bullet"/>
+      <w:lvlText w:val=""/>
+      <w:lvlJc w:val="left"/>
+      <w:pPr>
+        <w:tabs>
+          <w:tab w:val="num" w:pos="5040"/>
+        </w:tabs>
+        <w:ind w:left="5040" w:hanging="360"/>
+      </w:pPr>
+      <w:rPr>
+        <w:rFonts w:ascii="Wingdings" w:hAnsi="Wingdings" w:hint="default"/>
+        <w:sz w:val="20"/>
+      </w:rPr>
+    </w:lvl>
+    <w:lvl w:ilvl="7" w:tentative="1">
+      <w:start w:val="1"/>
+      <w:numFmt w:val="bullet"/>
+      <w:lvlText w:val=""/>
+      <w:lvlJc w:val="left"/>
+      <w:pPr>
+        <w:tabs>
+          <w:tab w:val="num" w:pos="5760"/>
+        </w:tabs>
+        <w:ind w:left="5760" w:hanging="360"/>
+      </w:pPr>
+      <w:rPr>
+        <w:rFonts w:ascii="Wingdings" w:hAnsi="Wingdings" w:hint="default"/>
+        <w:sz w:val="20"/>
+      </w:rPr>
+    </w:lvl>
+    <w:lvl w:ilvl="8" w:tentative="1">
+      <w:start w:val="1"/>
+      <w:numFmt w:val="bullet"/>
+      <w:lvlText w:val=""/>
+      <w:lvlJc w:val="left"/>
+      <w:pPr>
+        <w:tabs>
+          <w:tab w:val="num" w:pos="6480"/>
+        </w:tabs>
+        <w:ind w:left="6480" w:hanging="360"/>
+      </w:pPr>
+      <w:rPr>
+        <w:rFonts w:ascii="Wingdings" w:hAnsi="Wingdings" w:hint="default"/>
+        <w:sz w:val="20"/>
+      </w:rPr>
+    </w:lvl>
+  </w:abstractNum>
   <w:num w:numId="1" w16cid:durableId="852259146">
+    <w:abstractNumId w:val="11"/>
+  </w:num>
+  <w:num w:numId="2" w16cid:durableId="1709454889">
+    <w:abstractNumId w:val="8"/>
+  </w:num>
+  <w:num w:numId="3" w16cid:durableId="1139956614">
+    <w:abstractNumId w:val="12"/>
+  </w:num>
+  <w:num w:numId="4" w16cid:durableId="941568359">
+    <w:abstractNumId w:val="10"/>
+  </w:num>
+  <w:num w:numId="5" w16cid:durableId="1797796025">
     <w:abstractNumId w:val="4"/>
   </w:num>
-  <w:num w:numId="2" w16cid:durableId="1709454889">
+  <w:num w:numId="6" w16cid:durableId="1555315653">
+    <w:abstractNumId w:val="9"/>
+  </w:num>
+  <w:num w:numId="7" w16cid:durableId="616376677">
+    <w:abstractNumId w:val="0"/>
+  </w:num>
+  <w:num w:numId="8" w16cid:durableId="1732536729">
+    <w:abstractNumId w:val="7"/>
+  </w:num>
+  <w:num w:numId="9" w16cid:durableId="441848199">
+    <w:abstractNumId w:val="13"/>
+  </w:num>
+  <w:num w:numId="10" w16cid:durableId="1903322972">
+    <w:abstractNumId w:val="3"/>
+  </w:num>
+  <w:num w:numId="11" w16cid:durableId="826867926">
     <w:abstractNumId w:val="1"/>
   </w:num>
-  <w:num w:numId="3" w16cid:durableId="1139956614">
+  <w:num w:numId="12" w16cid:durableId="676735689">
     <w:abstractNumId w:val="5"/>
   </w:num>
-  <w:num w:numId="4" w16cid:durableId="941568359">
-    <w:abstractNumId w:val="3"/>
+  <w:num w:numId="13" w16cid:durableId="693000703">
+    <w:abstractNumId w:val="2"/>
   </w:num>
-  <w:num w:numId="5" w16cid:durableId="1797796025">
-    <w:abstractNumId w:val="0"/>
+  <w:num w:numId="14" w16cid:durableId="523903014">
+    <w:abstractNumId w:val="6"/>
   </w:num>
-  <w:num w:numId="6" w16cid:durableId="1555315653">
-    <w:abstractNumId w:val="2"/>
+  <w:num w:numId="15" w16cid:durableId="676805021">
+    <w:abstractNumId w:val="14"/>
   </w:num>
 </w:numbering>
 </file>
